--- a/Knowledge/3-Work knowledge/1-Software Engineering/1-Testing/5-My Source/1-ISTQB Foundation Level/5-Test Management/5-Test Techniques/1-Types of Black-Box Techniques/2-Equivalence Partitioning (EP).docx
+++ b/Knowledge/3-Work knowledge/1-Software Engineering/1-Testing/5-My Source/1-ISTQB Foundation Level/5-Test Management/5-Test Techniques/1-Types of Black-Box Techniques/2-Equivalence Partitioning (EP).docx
@@ -43,21 +43,12 @@
         </w:rPr>
         <w:t xml:space="preserve">: </w:t>
       </w:r>
-      <w:proofErr w:type="spellStart"/>
       <w:r>
         <w:rPr>
           <w:b/>
           <w:shd w:val="clear" w:color="auto" w:fill="B7B7B7"/>
         </w:rPr>
-        <w:t>Chatgpt</w:t>
-      </w:r>
-      <w:proofErr w:type="spellEnd"/>
-      <w:r>
-        <w:rPr>
-          <w:b/>
-          <w:shd w:val="clear" w:color="auto" w:fill="B7B7B7"/>
-        </w:rPr>
-        <w:t xml:space="preserve"> </w:t>
+        <w:t xml:space="preserve">Chatgpt </w:t>
       </w:r>
       <w:r>
         <w:rPr>
@@ -66,7 +57,26 @@
           <w:szCs w:val="14"/>
           <w:shd w:val="clear" w:color="auto" w:fill="B7B7B7"/>
         </w:rPr>
-        <w:t>(GPT-5-Standard) at [8/15/2025]</w:t>
+        <w:t>(GPT</w:t>
+      </w:r>
+      <w:r>
+        <w:rPr>
+          <w:rFonts w:ascii="Cambria Math" w:hAnsi="Cambria Math" w:cs="Cambria Math"/>
+          <w:b/>
+          <w:sz w:val="14"/>
+          <w:szCs w:val="14"/>
+          <w:shd w:val="clear" w:color="auto" w:fill="B7B7B7"/>
+        </w:rPr>
+        <w:t>‑</w:t>
+      </w:r>
+      <w:r>
+        <w:rPr>
+          <w:b/>
+          <w:sz w:val="14"/>
+          <w:szCs w:val="14"/>
+          <w:shd w:val="clear" w:color="auto" w:fill="B7B7B7"/>
+        </w:rPr>
+        <w:t>5 Mini) at [8/15/2025]</w:t>
       </w:r>
     </w:p>
     <w:p>
@@ -152,7 +162,7 @@
     </w:p>
     <w:p>
       <w:r>
-        <w:pict w14:anchorId="2F178EBE">
+        <w:pict w14:anchorId="09D45957">
           <v:rect id="_x0000_i1025" style="width:0;height:1.5pt" o:hralign="center" o:hrstd="t" o:hr="t" fillcolor="#a0a0a0" stroked="f"/>
         </w:pict>
       </w:r>
@@ -187,21 +197,12 @@
         </w:rPr>
         <w:t xml:space="preserve">: </w:t>
       </w:r>
-      <w:proofErr w:type="spellStart"/>
       <w:r>
         <w:rPr>
           <w:b/>
           <w:shd w:val="clear" w:color="auto" w:fill="B7B7B7"/>
         </w:rPr>
-        <w:t>Chatgpt</w:t>
-      </w:r>
-      <w:proofErr w:type="spellEnd"/>
-      <w:r>
-        <w:rPr>
-          <w:b/>
-          <w:shd w:val="clear" w:color="auto" w:fill="B7B7B7"/>
-        </w:rPr>
-        <w:t xml:space="preserve"> </w:t>
+        <w:t xml:space="preserve">Chatgpt </w:t>
       </w:r>
       <w:r>
         <w:rPr>
@@ -210,7 +211,26 @@
           <w:szCs w:val="14"/>
           <w:shd w:val="clear" w:color="auto" w:fill="B7B7B7"/>
         </w:rPr>
-        <w:t>(GPT-5-Standard) at [8/15/2025]</w:t>
+        <w:t>(GPT</w:t>
+      </w:r>
+      <w:r>
+        <w:rPr>
+          <w:rFonts w:ascii="Cambria Math" w:hAnsi="Cambria Math" w:cs="Cambria Math"/>
+          <w:b/>
+          <w:sz w:val="14"/>
+          <w:szCs w:val="14"/>
+          <w:shd w:val="clear" w:color="auto" w:fill="B7B7B7"/>
+        </w:rPr>
+        <w:t>‑</w:t>
+      </w:r>
+      <w:r>
+        <w:rPr>
+          <w:b/>
+          <w:sz w:val="14"/>
+          <w:szCs w:val="14"/>
+          <w:shd w:val="clear" w:color="auto" w:fill="B7B7B7"/>
+        </w:rPr>
+        <w:t>5 Mini) at [8/15/2025]</w:t>
       </w:r>
     </w:p>
     <w:p>
@@ -303,21 +323,12 @@
         </w:rPr>
         <w:t xml:space="preserve">: </w:t>
       </w:r>
-      <w:proofErr w:type="spellStart"/>
       <w:r>
         <w:rPr>
           <w:b/>
           <w:shd w:val="clear" w:color="auto" w:fill="B7B7B7"/>
         </w:rPr>
-        <w:t>Chatgpt</w:t>
-      </w:r>
-      <w:proofErr w:type="spellEnd"/>
-      <w:r>
-        <w:rPr>
-          <w:b/>
-          <w:shd w:val="clear" w:color="auto" w:fill="B7B7B7"/>
-        </w:rPr>
-        <w:t xml:space="preserve"> </w:t>
+        <w:t xml:space="preserve">Chatgpt </w:t>
       </w:r>
       <w:r>
         <w:rPr>
@@ -326,16 +337,17 @@
           <w:szCs w:val="14"/>
           <w:shd w:val="clear" w:color="auto" w:fill="B7B7B7"/>
         </w:rPr>
-        <w:t>(GPT-5-Standard) at [</w:t>
-      </w:r>
-      <w:r>
-        <w:rPr>
+        <w:t>(GPT</w:t>
+      </w:r>
+      <w:r>
+        <w:rPr>
+          <w:rFonts w:ascii="Cambria Math" w:hAnsi="Cambria Math" w:cs="Cambria Math"/>
           <w:b/>
           <w:sz w:val="14"/>
           <w:szCs w:val="14"/>
           <w:shd w:val="clear" w:color="auto" w:fill="B7B7B7"/>
         </w:rPr>
-        <w:t>9</w:t>
+        <w:t>‑</w:t>
       </w:r>
       <w:r>
         <w:rPr>
@@ -344,25 +356,7 @@
           <w:szCs w:val="14"/>
           <w:shd w:val="clear" w:color="auto" w:fill="B7B7B7"/>
         </w:rPr>
-        <w:t>/1</w:t>
-      </w:r>
-      <w:r>
-        <w:rPr>
-          <w:b/>
-          <w:sz w:val="14"/>
-          <w:szCs w:val="14"/>
-          <w:shd w:val="clear" w:color="auto" w:fill="B7B7B7"/>
-        </w:rPr>
-        <w:t>3</w:t>
-      </w:r>
-      <w:r>
-        <w:rPr>
-          <w:b/>
-          <w:sz w:val="14"/>
-          <w:szCs w:val="14"/>
-          <w:shd w:val="clear" w:color="auto" w:fill="B7B7B7"/>
-        </w:rPr>
-        <w:t>/2025]</w:t>
+        <w:t>5 Mini) at [9/13/2025]</w:t>
       </w:r>
     </w:p>
     <w:p>
@@ -417,8 +411,8 @@
           <w:rFonts w:ascii="Roboto Mono" w:hAnsi="Roboto Mono"/>
           <w:lang w:val="en-US"/>
         </w:rPr>
-        <w:pict w14:anchorId="59EA26DF">
-          <v:rect id="_x0000_i1062" style="width:0;height:1.5pt" o:hralign="center" o:hrstd="t" o:hr="t" fillcolor="#a0a0a0" stroked="f"/>
+        <w:pict w14:anchorId="32740AF7">
+          <v:rect id="_x0000_i1026" style="width:0;height:1.5pt" o:hralign="center" o:hrstd="t" o:hr="t" fillcolor="#a0a0a0" stroked="f"/>
         </w:pict>
       </w:r>
     </w:p>
@@ -439,6 +433,129 @@
           <w:lang w:val="en-US"/>
         </w:rPr>
         <w:t>Equivalence Partitioning (EP) Recap</w:t>
+      </w:r>
+    </w:p>
+    <w:p>
+      <w:pPr>
+        <w:numPr>
+          <w:ilvl w:val="0"/>
+          <w:numId w:val="14"/>
+        </w:numPr>
+        <w:rPr>
+          <w:rFonts w:ascii="Roboto Mono" w:hAnsi="Roboto Mono"/>
+          <w:lang w:val="en-US"/>
+        </w:rPr>
+      </w:pPr>
+      <w:r>
+        <w:rPr>
+          <w:rFonts w:ascii="Roboto Mono" w:hAnsi="Roboto Mono"/>
+          <w:lang w:val="en-US"/>
+        </w:rPr>
+        <w:t xml:space="preserve">EP divides input (or output) data into </w:t>
+      </w:r>
+      <w:r>
+        <w:rPr>
+          <w:rFonts w:ascii="Roboto Mono" w:hAnsi="Roboto Mono"/>
+          <w:b/>
+          <w:bCs/>
+          <w:lang w:val="en-US"/>
+        </w:rPr>
+        <w:t>partitions</w:t>
+      </w:r>
+      <w:r>
+        <w:rPr>
+          <w:rFonts w:ascii="Roboto Mono" w:hAnsi="Roboto Mono"/>
+          <w:lang w:val="en-US"/>
+        </w:rPr>
+        <w:t xml:space="preserve">, where all values in a partition are expected to be treated </w:t>
+      </w:r>
+      <w:r>
+        <w:rPr>
+          <w:rFonts w:ascii="Roboto Mono" w:hAnsi="Roboto Mono"/>
+          <w:b/>
+          <w:bCs/>
+          <w:lang w:val="en-US"/>
+        </w:rPr>
+        <w:t>similarly by the system</w:t>
+      </w:r>
+      <w:r>
+        <w:rPr>
+          <w:rFonts w:ascii="Roboto Mono" w:hAnsi="Roboto Mono"/>
+          <w:lang w:val="en-US"/>
+        </w:rPr>
+        <w:t>.</w:t>
+      </w:r>
+    </w:p>
+    <w:p>
+      <w:pPr>
+        <w:numPr>
+          <w:ilvl w:val="0"/>
+          <w:numId w:val="14"/>
+        </w:numPr>
+        <w:rPr>
+          <w:rFonts w:ascii="Roboto Mono" w:hAnsi="Roboto Mono"/>
+          <w:lang w:val="en-US"/>
+        </w:rPr>
+      </w:pPr>
+      <w:r>
+        <w:rPr>
+          <w:rFonts w:ascii="Roboto Mono" w:hAnsi="Roboto Mono"/>
+          <w:lang w:val="en-US"/>
+        </w:rPr>
+        <w:lastRenderedPageBreak/>
+        <w:t xml:space="preserve">Instead of testing every possible value, you test </w:t>
+      </w:r>
+      <w:r>
+        <w:rPr>
+          <w:rFonts w:ascii="Roboto Mono" w:hAnsi="Roboto Mono"/>
+          <w:b/>
+          <w:bCs/>
+          <w:lang w:val="en-US"/>
+        </w:rPr>
+        <w:t>one representative value from each partition</w:t>
+      </w:r>
+      <w:r>
+        <w:rPr>
+          <w:rFonts w:ascii="Roboto Mono" w:hAnsi="Roboto Mono"/>
+          <w:lang w:val="en-US"/>
+        </w:rPr>
+        <w:t>.</w:t>
+      </w:r>
+    </w:p>
+    <w:p>
+      <w:pPr>
+        <w:rPr>
+          <w:rFonts w:ascii="Roboto Mono" w:hAnsi="Roboto Mono"/>
+          <w:lang w:val="en-US"/>
+        </w:rPr>
+      </w:pPr>
+      <w:r>
+        <w:rPr>
+          <w:rFonts w:ascii="Roboto Mono" w:hAnsi="Roboto Mono"/>
+          <w:lang w:val="en-US"/>
+        </w:rPr>
+        <w:pict w14:anchorId="28D56D97">
+          <v:rect id="_x0000_i1027" style="width:0;height:1.5pt" o:hralign="center" o:hrstd="t" o:hr="t" fillcolor="#a0a0a0" stroked="f"/>
+        </w:pict>
+      </w:r>
+    </w:p>
+    <w:p>
+      <w:pPr>
+        <w:rPr>
+          <w:rFonts w:ascii="Roboto Mono" w:hAnsi="Roboto Mono"/>
+          <w:b/>
+          <w:bCs/>
+          <w:lang w:val="en-US"/>
+        </w:rPr>
+      </w:pPr>
+      <w:r>
+        <w:rPr>
+          <w:rFonts w:ascii="Roboto Mono" w:hAnsi="Roboto Mono"/>
+          <w:b/>
+          <w:bCs/>
+          <w:lang w:val="en-US"/>
+        </w:rPr>
+        <w:t>1. Valid Partitions</w:t>
       </w:r>
     </w:p>
     <w:p>
@@ -455,42 +572,34 @@
       <w:r>
         <w:rPr>
           <w:rFonts w:ascii="Roboto Mono" w:hAnsi="Roboto Mono"/>
-          <w:lang w:val="en-US"/>
-        </w:rPr>
-        <w:lastRenderedPageBreak/>
-        <w:t xml:space="preserve">EP divides input (or output) data into </w:t>
-      </w:r>
-      <w:r>
-        <w:rPr>
-          <w:rFonts w:ascii="Roboto Mono" w:hAnsi="Roboto Mono"/>
-          <w:b/>
-          <w:bCs/>
-          <w:lang w:val="en-US"/>
-        </w:rPr>
-        <w:t>partitions</w:t>
-      </w:r>
-      <w:r>
-        <w:rPr>
-          <w:rFonts w:ascii="Roboto Mono" w:hAnsi="Roboto Mono"/>
-          <w:lang w:val="en-US"/>
-        </w:rPr>
-        <w:t xml:space="preserve">, where all values in a partition are expected to be treated </w:t>
-      </w:r>
-      <w:r>
-        <w:rPr>
-          <w:rFonts w:ascii="Roboto Mono" w:hAnsi="Roboto Mono"/>
-          <w:b/>
-          <w:bCs/>
-          <w:lang w:val="en-US"/>
-        </w:rPr>
-        <w:t>similarly by the system</w:t>
-      </w:r>
-      <w:r>
-        <w:rPr>
-          <w:rFonts w:ascii="Roboto Mono" w:hAnsi="Roboto Mono"/>
-          <w:lang w:val="en-US"/>
-        </w:rPr>
-        <w:t>.</w:t>
+          <w:b/>
+          <w:bCs/>
+          <w:lang w:val="en-US"/>
+        </w:rPr>
+        <w:t>Definition:</w:t>
+      </w:r>
+      <w:r>
+        <w:rPr>
+          <w:rFonts w:ascii="Roboto Mono" w:hAnsi="Roboto Mono"/>
+          <w:lang w:val="en-US"/>
+        </w:rPr>
+        <w:t xml:space="preserve"> A partition that contains </w:t>
+      </w:r>
+      <w:r>
+        <w:rPr>
+          <w:rFonts w:ascii="Roboto Mono" w:hAnsi="Roboto Mono"/>
+          <w:b/>
+          <w:bCs/>
+          <w:lang w:val="en-US"/>
+        </w:rPr>
+        <w:t>values considered correct or acceptable</w:t>
+      </w:r>
+      <w:r>
+        <w:rPr>
+          <w:rFonts w:ascii="Roboto Mono" w:hAnsi="Roboto Mono"/>
+          <w:lang w:val="en-US"/>
+        </w:rPr>
+        <w:t xml:space="preserve"> according to the system requirements or specifications.</w:t>
       </w:r>
     </w:p>
     <w:p>
@@ -507,18 +616,27 @@
       <w:r>
         <w:rPr>
           <w:rFonts w:ascii="Roboto Mono" w:hAnsi="Roboto Mono"/>
-          <w:lang w:val="en-US"/>
-        </w:rPr>
-        <w:t xml:space="preserve">Instead of testing every possible value, you test </w:t>
-      </w:r>
-      <w:r>
-        <w:rPr>
-          <w:rFonts w:ascii="Roboto Mono" w:hAnsi="Roboto Mono"/>
-          <w:b/>
-          <w:bCs/>
-          <w:lang w:val="en-US"/>
-        </w:rPr>
-        <w:t>one representative value from each partition</w:t>
+          <w:b/>
+          <w:bCs/>
+          <w:lang w:val="en-US"/>
+        </w:rPr>
+        <w:t>Purpose:</w:t>
+      </w:r>
+      <w:r>
+        <w:rPr>
+          <w:rFonts w:ascii="Roboto Mono" w:hAnsi="Roboto Mono"/>
+          <w:lang w:val="en-US"/>
+        </w:rPr>
+        <w:t xml:space="preserve"> Ensure the system </w:t>
+      </w:r>
+      <w:r>
+        <w:rPr>
+          <w:rFonts w:ascii="Roboto Mono" w:hAnsi="Roboto Mono"/>
+          <w:b/>
+          <w:bCs/>
+          <w:lang w:val="en-US"/>
+        </w:rPr>
+        <w:t>processes correct inputs correctly</w:t>
       </w:r>
       <w:r>
         <w:rPr>
@@ -530,18 +648,96 @@
     </w:p>
     <w:p>
       <w:pPr>
-        <w:rPr>
-          <w:rFonts w:ascii="Roboto Mono" w:hAnsi="Roboto Mono"/>
-          <w:lang w:val="en-US"/>
-        </w:rPr>
-      </w:pPr>
-      <w:r>
-        <w:rPr>
-          <w:rFonts w:ascii="Roboto Mono" w:hAnsi="Roboto Mono"/>
-          <w:lang w:val="en-US"/>
-        </w:rPr>
-        <w:pict w14:anchorId="06E220DE">
-          <v:rect id="_x0000_i1063" style="width:0;height:1.5pt" o:hralign="center" o:hrstd="t" o:hr="t" fillcolor="#a0a0a0" stroked="f"/>
+        <w:numPr>
+          <w:ilvl w:val="0"/>
+          <w:numId w:val="15"/>
+        </w:numPr>
+        <w:rPr>
+          <w:rFonts w:ascii="Roboto Mono" w:hAnsi="Roboto Mono"/>
+          <w:lang w:val="en-US"/>
+        </w:rPr>
+      </w:pPr>
+      <w:r>
+        <w:rPr>
+          <w:rFonts w:ascii="Roboto Mono" w:hAnsi="Roboto Mono"/>
+          <w:b/>
+          <w:bCs/>
+          <w:lang w:val="en-US"/>
+        </w:rPr>
+        <w:t>Example:</w:t>
+      </w:r>
+    </w:p>
+    <w:p>
+      <w:pPr>
+        <w:numPr>
+          <w:ilvl w:val="1"/>
+          <w:numId w:val="15"/>
+        </w:numPr>
+        <w:rPr>
+          <w:rFonts w:ascii="Roboto Mono" w:hAnsi="Roboto Mono"/>
+          <w:lang w:val="en-US"/>
+        </w:rPr>
+      </w:pPr>
+      <w:r>
+        <w:rPr>
+          <w:rFonts w:ascii="Roboto Mono" w:hAnsi="Roboto Mono"/>
+          <w:lang w:val="en-US"/>
+        </w:rPr>
+        <w:t>Input: Age of a person (1–120)</w:t>
+      </w:r>
+    </w:p>
+    <w:p>
+      <w:pPr>
+        <w:numPr>
+          <w:ilvl w:val="1"/>
+          <w:numId w:val="15"/>
+        </w:numPr>
+        <w:rPr>
+          <w:rFonts w:ascii="Roboto Mono" w:hAnsi="Roboto Mono"/>
+          <w:lang w:val="en-US"/>
+        </w:rPr>
+      </w:pPr>
+      <w:r>
+        <w:rPr>
+          <w:rFonts w:ascii="Roboto Mono" w:hAnsi="Roboto Mono"/>
+          <w:lang w:val="en-US"/>
+        </w:rPr>
+        <w:t>Valid partition: 18–65 (for adult eligibility)</w:t>
+      </w:r>
+    </w:p>
+    <w:p>
+      <w:pPr>
+        <w:numPr>
+          <w:ilvl w:val="1"/>
+          <w:numId w:val="15"/>
+        </w:numPr>
+        <w:rPr>
+          <w:rFonts w:ascii="Roboto Mono" w:hAnsi="Roboto Mono"/>
+          <w:lang w:val="en-US"/>
+        </w:rPr>
+      </w:pPr>
+      <w:r>
+        <w:rPr>
+          <w:rFonts w:ascii="Roboto Mono" w:hAnsi="Roboto Mono"/>
+          <w:lang w:val="en-US"/>
+        </w:rPr>
+        <w:t>Test representative value: 30</w:t>
+      </w:r>
+    </w:p>
+    <w:p>
+      <w:pPr>
+        <w:rPr>
+          <w:rFonts w:ascii="Roboto Mono" w:hAnsi="Roboto Mono"/>
+          <w:lang w:val="en-US"/>
+        </w:rPr>
+      </w:pPr>
+      <w:r>
+        <w:rPr>
+          <w:rFonts w:ascii="Roboto Mono" w:hAnsi="Roboto Mono"/>
+          <w:lang w:val="en-US"/>
+        </w:rPr>
+        <w:pict w14:anchorId="1ED9F4C0">
+          <v:rect id="_x0000_i1028" style="width:0;height:1.5pt" o:hralign="center" o:hrstd="t" o:hr="t" fillcolor="#a0a0a0" stroked="f"/>
         </w:pict>
       </w:r>
     </w:p>
@@ -561,7 +757,7 @@
           <w:bCs/>
           <w:lang w:val="en-US"/>
         </w:rPr>
-        <w:t>1. Valid Partitions</w:t>
+        <w:t>2. Invalid Partitions</w:t>
       </w:r>
     </w:p>
     <w:p>
@@ -598,14 +794,14 @@
           <w:bCs/>
           <w:lang w:val="en-US"/>
         </w:rPr>
-        <w:t>values considered correct or acceptable</w:t>
-      </w:r>
-      <w:r>
-        <w:rPr>
-          <w:rFonts w:ascii="Roboto Mono" w:hAnsi="Roboto Mono"/>
-          <w:lang w:val="en-US"/>
-        </w:rPr>
-        <w:t xml:space="preserve"> according to the system requirements or specifications.</w:t>
+        <w:t>values considered incorrect, unacceptable, or out-of-spec</w:t>
+      </w:r>
+      <w:r>
+        <w:rPr>
+          <w:rFonts w:ascii="Roboto Mono" w:hAnsi="Roboto Mono"/>
+          <w:lang w:val="en-US"/>
+        </w:rPr>
+        <w:t xml:space="preserve"> according to the system requirements.</w:t>
       </w:r>
     </w:p>
     <w:p>
@@ -642,14 +838,14 @@
           <w:bCs/>
           <w:lang w:val="en-US"/>
         </w:rPr>
-        <w:t>processes correct inputs correctly</w:t>
-      </w:r>
-      <w:r>
-        <w:rPr>
-          <w:rFonts w:ascii="Roboto Mono" w:hAnsi="Roboto Mono"/>
-          <w:lang w:val="en-US"/>
-        </w:rPr>
-        <w:t>.</w:t>
+        <w:t>handles incorrect inputs gracefully</w:t>
+      </w:r>
+      <w:r>
+        <w:rPr>
+          <w:rFonts w:ascii="Roboto Mono" w:hAnsi="Roboto Mono"/>
+          <w:lang w:val="en-US"/>
+        </w:rPr>
+        <w:t>, e.g., by showing an error message.</w:t>
       </w:r>
     </w:p>
     <w:p>
@@ -708,7 +904,7 @@
           <w:rFonts w:ascii="Roboto Mono" w:hAnsi="Roboto Mono"/>
           <w:lang w:val="en-US"/>
         </w:rPr>
-        <w:t>Valid partition: 18–65 (for adult eligibility)</w:t>
+        <w:t>Invalid partitions: &lt; 1, &gt; 120, or negative values</w:t>
       </w:r>
     </w:p>
     <w:p>
@@ -727,23 +923,23 @@
           <w:rFonts w:ascii="Roboto Mono" w:hAnsi="Roboto Mono"/>
           <w:lang w:val="en-US"/>
         </w:rPr>
-        <w:t>Test representative value: 30</w:t>
-      </w:r>
-    </w:p>
-    <w:p>
-      <w:pPr>
-        <w:rPr>
-          <w:rFonts w:ascii="Roboto Mono" w:hAnsi="Roboto Mono"/>
-          <w:lang w:val="en-US"/>
-        </w:rPr>
-      </w:pPr>
-      <w:r>
-        <w:rPr>
-          <w:rFonts w:ascii="Roboto Mono" w:hAnsi="Roboto Mono"/>
-          <w:lang w:val="en-US"/>
-        </w:rPr>
-        <w:pict w14:anchorId="2C138EAF">
-          <v:rect id="_x0000_i1064" style="width:0;height:1.5pt" o:hralign="center" o:hrstd="t" o:hr="t" fillcolor="#a0a0a0" stroked="f"/>
+        <w:t>Test representative values: 0, -5, 130</w:t>
+      </w:r>
+    </w:p>
+    <w:p>
+      <w:pPr>
+        <w:rPr>
+          <w:rFonts w:ascii="Roboto Mono" w:hAnsi="Roboto Mono"/>
+          <w:lang w:val="en-US"/>
+        </w:rPr>
+      </w:pPr>
+      <w:r>
+        <w:rPr>
+          <w:rFonts w:ascii="Roboto Mono" w:hAnsi="Roboto Mono"/>
+          <w:lang w:val="en-US"/>
+        </w:rPr>
+        <w:pict w14:anchorId="2A8F3AC0">
+          <v:rect id="_x0000_i1029" style="width:0;height:1.5pt" o:hralign="center" o:hrstd="t" o:hr="t" fillcolor="#a0a0a0" stroked="f"/>
         </w:pict>
       </w:r>
     </w:p>
@@ -763,7 +959,7 @@
           <w:bCs/>
           <w:lang w:val="en-US"/>
         </w:rPr>
-        <w:t>2. Invalid Partitions</w:t>
+        <w:t>Key Points</w:t>
       </w:r>
     </w:p>
     <w:p>
@@ -780,34 +976,41 @@
       <w:r>
         <w:rPr>
           <w:rFonts w:ascii="Roboto Mono" w:hAnsi="Roboto Mono"/>
-          <w:b/>
-          <w:bCs/>
-          <w:lang w:val="en-US"/>
-        </w:rPr>
-        <w:t>Definition:</w:t>
-      </w:r>
-      <w:r>
-        <w:rPr>
-          <w:rFonts w:ascii="Roboto Mono" w:hAnsi="Roboto Mono"/>
-          <w:lang w:val="en-US"/>
-        </w:rPr>
-        <w:t xml:space="preserve"> A partition that contains </w:t>
-      </w:r>
-      <w:r>
-        <w:rPr>
-          <w:rFonts w:ascii="Roboto Mono" w:hAnsi="Roboto Mono"/>
-          <w:b/>
-          <w:bCs/>
-          <w:lang w:val="en-US"/>
-        </w:rPr>
-        <w:t>values considered incorrect, unacceptable, or out-of-spec</w:t>
-      </w:r>
-      <w:r>
-        <w:rPr>
-          <w:rFonts w:ascii="Roboto Mono" w:hAnsi="Roboto Mono"/>
-          <w:lang w:val="en-US"/>
-        </w:rPr>
-        <w:t xml:space="preserve"> according to the system requirements.</w:t>
+          <w:lang w:val="en-US"/>
+        </w:rPr>
+        <w:t xml:space="preserve">Each partition should be </w:t>
+      </w:r>
+      <w:r>
+        <w:rPr>
+          <w:rFonts w:ascii="Roboto Mono" w:hAnsi="Roboto Mono"/>
+          <w:b/>
+          <w:bCs/>
+          <w:lang w:val="en-US"/>
+        </w:rPr>
+        <w:t>non-empty</w:t>
+      </w:r>
+      <w:r>
+        <w:rPr>
+          <w:rFonts w:ascii="Roboto Mono" w:hAnsi="Roboto Mono"/>
+          <w:lang w:val="en-US"/>
+        </w:rPr>
+        <w:t xml:space="preserve"> and </w:t>
+      </w:r>
+      <w:r>
+        <w:rPr>
+          <w:rFonts w:ascii="Roboto Mono" w:hAnsi="Roboto Mono"/>
+          <w:b/>
+          <w:bCs/>
+          <w:lang w:val="en-US"/>
+        </w:rPr>
+        <w:t>mutually exclusive</w:t>
+      </w:r>
+      <w:r>
+        <w:rPr>
+          <w:rFonts w:ascii="Roboto Mono" w:hAnsi="Roboto Mono"/>
+          <w:lang w:val="en-US"/>
+        </w:rPr>
+        <w:t>.</w:t>
       </w:r>
     </w:p>
     <w:p>
@@ -824,34 +1027,25 @@
       <w:r>
         <w:rPr>
           <w:rFonts w:ascii="Roboto Mono" w:hAnsi="Roboto Mono"/>
-          <w:b/>
-          <w:bCs/>
-          <w:lang w:val="en-US"/>
-        </w:rPr>
-        <w:t>Purpose:</w:t>
-      </w:r>
-      <w:r>
-        <w:rPr>
-          <w:rFonts w:ascii="Roboto Mono" w:hAnsi="Roboto Mono"/>
-          <w:lang w:val="en-US"/>
-        </w:rPr>
-        <w:t xml:space="preserve"> Ensure the system </w:t>
-      </w:r>
-      <w:r>
-        <w:rPr>
-          <w:rFonts w:ascii="Roboto Mono" w:hAnsi="Roboto Mono"/>
-          <w:b/>
-          <w:bCs/>
-          <w:lang w:val="en-US"/>
-        </w:rPr>
-        <w:t>handles incorrect inputs gracefully</w:t>
-      </w:r>
-      <w:r>
-        <w:rPr>
-          <w:rFonts w:ascii="Roboto Mono" w:hAnsi="Roboto Mono"/>
-          <w:lang w:val="en-US"/>
-        </w:rPr>
-        <w:t>, e.g., by showing an error message.</w:t>
+          <w:lang w:val="en-US"/>
+        </w:rPr>
+        <w:t xml:space="preserve">Testing </w:t>
+      </w:r>
+      <w:r>
+        <w:rPr>
+          <w:rFonts w:ascii="Roboto Mono" w:hAnsi="Roboto Mono"/>
+          <w:b/>
+          <w:bCs/>
+          <w:lang w:val="en-US"/>
+        </w:rPr>
+        <w:t>one value from each partition</w:t>
+      </w:r>
+      <w:r>
+        <w:rPr>
+          <w:rFonts w:ascii="Roboto Mono" w:hAnsi="Roboto Mono"/>
+          <w:lang w:val="en-US"/>
+        </w:rPr>
+        <w:t xml:space="preserve"> is sufficient to assume the system behaves the same for all other values in that partition.</w:t>
       </w:r>
     </w:p>
     <w:p>
@@ -868,148 +1062,18 @@
       <w:r>
         <w:rPr>
           <w:rFonts w:ascii="Roboto Mono" w:hAnsi="Roboto Mono"/>
-          <w:b/>
-          <w:bCs/>
-          <w:lang w:val="en-US"/>
-        </w:rPr>
-        <w:t>Example:</w:t>
-      </w:r>
-    </w:p>
-    <w:p>
-      <w:pPr>
-        <w:numPr>
-          <w:ilvl w:val="1"/>
-          <w:numId w:val="17"/>
-        </w:numPr>
-        <w:rPr>
-          <w:rFonts w:ascii="Roboto Mono" w:hAnsi="Roboto Mono"/>
-          <w:lang w:val="en-US"/>
-        </w:rPr>
-      </w:pPr>
-      <w:r>
-        <w:rPr>
-          <w:rFonts w:ascii="Roboto Mono" w:hAnsi="Roboto Mono"/>
-          <w:lang w:val="en-US"/>
-        </w:rPr>
-        <w:t>Input: Age of a person (1–120)</w:t>
-      </w:r>
-    </w:p>
-    <w:p>
-      <w:pPr>
-        <w:numPr>
-          <w:ilvl w:val="1"/>
-          <w:numId w:val="17"/>
-        </w:numPr>
-        <w:rPr>
-          <w:rFonts w:ascii="Roboto Mono" w:hAnsi="Roboto Mono"/>
-          <w:lang w:val="en-US"/>
-        </w:rPr>
-      </w:pPr>
-      <w:r>
-        <w:rPr>
-          <w:rFonts w:ascii="Roboto Mono" w:hAnsi="Roboto Mono"/>
-          <w:lang w:val="en-US"/>
-        </w:rPr>
-        <w:t>Invalid partitions: &lt; 1, &gt; 120, or negative values</w:t>
-      </w:r>
-    </w:p>
-    <w:p>
-      <w:pPr>
-        <w:numPr>
-          <w:ilvl w:val="1"/>
-          <w:numId w:val="17"/>
-        </w:numPr>
-        <w:rPr>
-          <w:rFonts w:ascii="Roboto Mono" w:hAnsi="Roboto Mono"/>
-          <w:lang w:val="en-US"/>
-        </w:rPr>
-      </w:pPr>
-      <w:r>
-        <w:rPr>
-          <w:rFonts w:ascii="Roboto Mono" w:hAnsi="Roboto Mono"/>
-          <w:lang w:val="en-US"/>
-        </w:rPr>
-        <w:t>Test representative values: 0, -5, 130</w:t>
-      </w:r>
-    </w:p>
-    <w:p>
-      <w:pPr>
-        <w:rPr>
-          <w:rFonts w:ascii="Roboto Mono" w:hAnsi="Roboto Mono"/>
-          <w:lang w:val="en-US"/>
-        </w:rPr>
-      </w:pPr>
-      <w:r>
-        <w:rPr>
-          <w:rFonts w:ascii="Roboto Mono" w:hAnsi="Roboto Mono"/>
-          <w:lang w:val="en-US"/>
-        </w:rPr>
-        <w:pict w14:anchorId="0555A599">
-          <v:rect id="_x0000_i1065" style="width:0;height:1.5pt" o:hralign="center" o:hrstd="t" o:hr="t" fillcolor="#a0a0a0" stroked="f"/>
-        </w:pict>
-      </w:r>
-    </w:p>
-    <w:p>
-      <w:pPr>
-        <w:rPr>
-          <w:rFonts w:ascii="Roboto Mono" w:hAnsi="Roboto Mono"/>
-          <w:b/>
-          <w:bCs/>
-          <w:lang w:val="en-US"/>
-        </w:rPr>
-      </w:pPr>
-      <w:r>
-        <w:rPr>
-          <w:rFonts w:ascii="Roboto Mono" w:hAnsi="Roboto Mono"/>
-          <w:b/>
-          <w:bCs/>
-          <w:lang w:val="en-US"/>
-        </w:rPr>
-        <w:t>Key Points</w:t>
-      </w:r>
-    </w:p>
-    <w:p>
-      <w:pPr>
-        <w:numPr>
-          <w:ilvl w:val="0"/>
-          <w:numId w:val="18"/>
-        </w:numPr>
-        <w:rPr>
-          <w:rFonts w:ascii="Roboto Mono" w:hAnsi="Roboto Mono"/>
-          <w:lang w:val="en-US"/>
-        </w:rPr>
-      </w:pPr>
-      <w:r>
-        <w:rPr>
-          <w:rFonts w:ascii="Roboto Mono" w:hAnsi="Roboto Mono"/>
-          <w:lang w:val="en-US"/>
-        </w:rPr>
-        <w:t xml:space="preserve">Each partition should be </w:t>
-      </w:r>
-      <w:r>
-        <w:rPr>
-          <w:rFonts w:ascii="Roboto Mono" w:hAnsi="Roboto Mono"/>
-          <w:b/>
-          <w:bCs/>
-          <w:lang w:val="en-US"/>
-        </w:rPr>
-        <w:t>non-empty</w:t>
-      </w:r>
-      <w:r>
-        <w:rPr>
-          <w:rFonts w:ascii="Roboto Mono" w:hAnsi="Roboto Mono"/>
-          <w:lang w:val="en-US"/>
-        </w:rPr>
-        <w:t xml:space="preserve"> and </w:t>
-      </w:r>
-      <w:r>
-        <w:rPr>
-          <w:rFonts w:ascii="Roboto Mono" w:hAnsi="Roboto Mono"/>
-          <w:b/>
-          <w:bCs/>
-          <w:lang w:val="en-US"/>
-        </w:rPr>
-        <w:t>mutually exclusive</w:t>
+          <w:lang w:val="en-US"/>
+        </w:rPr>
+        <w:t xml:space="preserve">Valid and invalid partitions help cover </w:t>
+      </w:r>
+      <w:r>
+        <w:rPr>
+          <w:rFonts w:ascii="Roboto Mono" w:hAnsi="Roboto Mono"/>
+          <w:b/>
+          <w:bCs/>
+          <w:lang w:val="en-US"/>
+        </w:rPr>
+        <w:t>both positive and negative scenarios</w:t>
       </w:r>
       <w:r>
         <w:rPr>
@@ -1020,79 +1084,9 @@
       </w:r>
     </w:p>
     <w:p>
-      <w:pPr>
-        <w:numPr>
-          <w:ilvl w:val="0"/>
-          <w:numId w:val="18"/>
-        </w:numPr>
-        <w:rPr>
-          <w:rFonts w:ascii="Roboto Mono" w:hAnsi="Roboto Mono"/>
-          <w:lang w:val="en-US"/>
-        </w:rPr>
-      </w:pPr>
-      <w:r>
-        <w:rPr>
-          <w:rFonts w:ascii="Roboto Mono" w:hAnsi="Roboto Mono"/>
-          <w:lang w:val="en-US"/>
-        </w:rPr>
-        <w:t xml:space="preserve">Testing </w:t>
-      </w:r>
-      <w:r>
-        <w:rPr>
-          <w:rFonts w:ascii="Roboto Mono" w:hAnsi="Roboto Mono"/>
-          <w:b/>
-          <w:bCs/>
-          <w:lang w:val="en-US"/>
-        </w:rPr>
-        <w:t>one value from each partition</w:t>
-      </w:r>
-      <w:r>
-        <w:rPr>
-          <w:rFonts w:ascii="Roboto Mono" w:hAnsi="Roboto Mono"/>
-          <w:lang w:val="en-US"/>
-        </w:rPr>
-        <w:t xml:space="preserve"> is sufficient to assume the system behaves the same for all other values in that partition.</w:t>
-      </w:r>
-    </w:p>
-    <w:p>
-      <w:pPr>
-        <w:numPr>
-          <w:ilvl w:val="0"/>
-          <w:numId w:val="18"/>
-        </w:numPr>
-        <w:rPr>
-          <w:rFonts w:ascii="Roboto Mono" w:hAnsi="Roboto Mono"/>
-          <w:lang w:val="en-US"/>
-        </w:rPr>
-      </w:pPr>
-      <w:r>
-        <w:rPr>
-          <w:rFonts w:ascii="Roboto Mono" w:hAnsi="Roboto Mono"/>
-          <w:lang w:val="en-US"/>
-        </w:rPr>
-        <w:t xml:space="preserve">Valid and invalid partitions help cover </w:t>
-      </w:r>
-      <w:r>
-        <w:rPr>
-          <w:rFonts w:ascii="Roboto Mono" w:hAnsi="Roboto Mono"/>
-          <w:b/>
-          <w:bCs/>
-          <w:lang w:val="en-US"/>
-        </w:rPr>
-        <w:t>both positive and negative scenarios</w:t>
-      </w:r>
-      <w:r>
-        <w:rPr>
-          <w:rFonts w:ascii="Roboto Mono" w:hAnsi="Roboto Mono"/>
-          <w:lang w:val="en-US"/>
-        </w:rPr>
-        <w:t>.</w:t>
-      </w:r>
-    </w:p>
-    <w:p>
-      <w:r>
-        <w:pict w14:anchorId="6DC6BE40">
-          <v:rect id="_x0000_i1026" style="width:0;height:1.5pt" o:hralign="center" o:hrstd="t" o:hr="t" fillcolor="#a0a0a0" stroked="f"/>
+      <w:r>
+        <w:pict w14:anchorId="53CD98C9">
+          <v:rect id="_x0000_i1030" style="width:0;height:1.5pt" o:hralign="center" o:hrstd="t" o:hr="t" fillcolor="#a0a0a0" stroked="f"/>
         </w:pict>
       </w:r>
     </w:p>
@@ -1126,21 +1120,12 @@
         </w:rPr>
         <w:t xml:space="preserve">: </w:t>
       </w:r>
-      <w:proofErr w:type="spellStart"/>
       <w:r>
         <w:rPr>
           <w:b/>
           <w:shd w:val="clear" w:color="auto" w:fill="B7B7B7"/>
         </w:rPr>
-        <w:t>Chatgpt</w:t>
-      </w:r>
-      <w:proofErr w:type="spellEnd"/>
-      <w:r>
-        <w:rPr>
-          <w:b/>
-          <w:shd w:val="clear" w:color="auto" w:fill="B7B7B7"/>
-        </w:rPr>
-        <w:t xml:space="preserve"> </w:t>
+        <w:t xml:space="preserve">Chatgpt </w:t>
       </w:r>
       <w:r>
         <w:rPr>
@@ -1149,7 +1134,26 @@
           <w:szCs w:val="14"/>
           <w:shd w:val="clear" w:color="auto" w:fill="B7B7B7"/>
         </w:rPr>
-        <w:t>(GPT-5-Standard) at [8/15/2025]</w:t>
+        <w:t>(GPT</w:t>
+      </w:r>
+      <w:r>
+        <w:rPr>
+          <w:rFonts w:ascii="Cambria Math" w:hAnsi="Cambria Math" w:cs="Cambria Math"/>
+          <w:b/>
+          <w:sz w:val="14"/>
+          <w:szCs w:val="14"/>
+          <w:shd w:val="clear" w:color="auto" w:fill="B7B7B7"/>
+        </w:rPr>
+        <w:t>‑</w:t>
+      </w:r>
+      <w:r>
+        <w:rPr>
+          <w:b/>
+          <w:sz w:val="14"/>
+          <w:szCs w:val="14"/>
+          <w:shd w:val="clear" w:color="auto" w:fill="B7B7B7"/>
+        </w:rPr>
+        <w:t>5 Mini) at [8/15/2025]</w:t>
       </w:r>
     </w:p>
     <w:p>
@@ -1165,7 +1169,6 @@
           <w:rFonts w:ascii="Roboto Mono" w:eastAsia="Roboto Mono" w:hAnsi="Roboto Mono" w:cs="Roboto Mono"/>
           <w:b/>
         </w:rPr>
-        <w:lastRenderedPageBreak/>
         <w:t>Identify input conditions</w:t>
       </w:r>
       <w:r>
@@ -1193,6 +1196,7 @@
           <w:rFonts w:ascii="Roboto Mono" w:eastAsia="Roboto Mono" w:hAnsi="Roboto Mono" w:cs="Roboto Mono"/>
           <w:b/>
         </w:rPr>
+        <w:lastRenderedPageBreak/>
         <w:t>Divide into partitions</w:t>
       </w:r>
       <w:r>
@@ -1292,21 +1296,12 @@
         </w:rPr>
         <w:t xml:space="preserve">: </w:t>
       </w:r>
-      <w:proofErr w:type="spellStart"/>
       <w:r>
         <w:rPr>
           <w:b/>
           <w:shd w:val="clear" w:color="auto" w:fill="B7B7B7"/>
         </w:rPr>
-        <w:t>Chatgpt</w:t>
-      </w:r>
-      <w:proofErr w:type="spellEnd"/>
-      <w:r>
-        <w:rPr>
-          <w:b/>
-          <w:shd w:val="clear" w:color="auto" w:fill="B7B7B7"/>
-        </w:rPr>
-        <w:t xml:space="preserve"> </w:t>
+        <w:t xml:space="preserve">Chatgpt </w:t>
       </w:r>
       <w:r>
         <w:rPr>
@@ -1315,7 +1310,26 @@
           <w:szCs w:val="14"/>
           <w:shd w:val="clear" w:color="auto" w:fill="B7B7B7"/>
         </w:rPr>
-        <w:t>(GPT-5-Standard) at [8/15/2025]</w:t>
+        <w:t>(GPT</w:t>
+      </w:r>
+      <w:r>
+        <w:rPr>
+          <w:rFonts w:ascii="Cambria Math" w:hAnsi="Cambria Math" w:cs="Cambria Math"/>
+          <w:b/>
+          <w:sz w:val="14"/>
+          <w:szCs w:val="14"/>
+          <w:shd w:val="clear" w:color="auto" w:fill="B7B7B7"/>
+        </w:rPr>
+        <w:t>‑</w:t>
+      </w:r>
+      <w:r>
+        <w:rPr>
+          <w:b/>
+          <w:sz w:val="14"/>
+          <w:szCs w:val="14"/>
+          <w:shd w:val="clear" w:color="auto" w:fill="B7B7B7"/>
+        </w:rPr>
+        <w:t>5 Mini) at [8/15/2025]</w:t>
       </w:r>
     </w:p>
     <w:p>
@@ -1505,8 +1519,8 @@
     </w:p>
     <w:p>
       <w:r>
-        <w:pict w14:anchorId="002987CE">
-          <v:rect id="_x0000_i1027" style="width:0;height:1.5pt" o:hralign="center" o:hrstd="t" o:hr="t" fillcolor="#a0a0a0" stroked="f"/>
+        <w:pict w14:anchorId="116B4A56">
+          <v:rect id="_x0000_i1031" style="width:0;height:1.5pt" o:hralign="center" o:hrstd="t" o:hr="t" fillcolor="#a0a0a0" stroked="f"/>
         </w:pict>
       </w:r>
     </w:p>
@@ -1537,21 +1551,12 @@
         </w:rPr>
         <w:t xml:space="preserve">: </w:t>
       </w:r>
-      <w:proofErr w:type="spellStart"/>
       <w:r>
         <w:rPr>
           <w:b/>
           <w:shd w:val="clear" w:color="auto" w:fill="B7B7B7"/>
         </w:rPr>
-        <w:t>Chatgpt</w:t>
-      </w:r>
-      <w:proofErr w:type="spellEnd"/>
-      <w:r>
-        <w:rPr>
-          <w:b/>
-          <w:shd w:val="clear" w:color="auto" w:fill="B7B7B7"/>
-        </w:rPr>
-        <w:t xml:space="preserve"> </w:t>
+        <w:t xml:space="preserve">Chatgpt </w:t>
       </w:r>
       <w:r>
         <w:rPr>
@@ -1560,7 +1565,26 @@
           <w:szCs w:val="14"/>
           <w:shd w:val="clear" w:color="auto" w:fill="B7B7B7"/>
         </w:rPr>
-        <w:t>(GPT-5-Standard) at [8/15/2025]</w:t>
+        <w:t>(GPT</w:t>
+      </w:r>
+      <w:r>
+        <w:rPr>
+          <w:rFonts w:ascii="Cambria Math" w:hAnsi="Cambria Math" w:cs="Cambria Math"/>
+          <w:b/>
+          <w:sz w:val="14"/>
+          <w:szCs w:val="14"/>
+          <w:shd w:val="clear" w:color="auto" w:fill="B7B7B7"/>
+        </w:rPr>
+        <w:t>‑</w:t>
+      </w:r>
+      <w:r>
+        <w:rPr>
+          <w:b/>
+          <w:sz w:val="14"/>
+          <w:szCs w:val="14"/>
+          <w:shd w:val="clear" w:color="auto" w:fill="B7B7B7"/>
+        </w:rPr>
+        <w:t>5 Mini) at [8/15/2025]</w:t>
       </w:r>
     </w:p>
     <w:p>
@@ -1583,7 +1607,7 @@
       <w:pPr>
         <w:numPr>
           <w:ilvl w:val="0"/>
-          <w:numId w:val="8"/>
+          <w:numId w:val="7"/>
         </w:numPr>
         <w:spacing w:before="240"/>
         <w:rPr>
@@ -1594,7 +1618,6 @@
         <w:rPr>
           <w:rFonts w:ascii="Nova Mono" w:eastAsia="Nova Mono" w:hAnsi="Nova Mono" w:cs="Nova Mono"/>
         </w:rPr>
-        <w:lastRenderedPageBreak/>
         <w:t>0–10g → 25p</w:t>
       </w:r>
       <w:r>
@@ -1608,7 +1631,7 @@
       <w:pPr>
         <w:numPr>
           <w:ilvl w:val="0"/>
-          <w:numId w:val="8"/>
+          <w:numId w:val="7"/>
         </w:numPr>
         <w:rPr>
           <w:rFonts w:ascii="Roboto Mono" w:eastAsia="Roboto Mono" w:hAnsi="Roboto Mono" w:cs="Roboto Mono"/>
@@ -1631,7 +1654,7 @@
       <w:pPr>
         <w:numPr>
           <w:ilvl w:val="0"/>
-          <w:numId w:val="8"/>
+          <w:numId w:val="7"/>
         </w:numPr>
         <w:rPr>
           <w:rFonts w:ascii="Roboto Mono" w:eastAsia="Roboto Mono" w:hAnsi="Roboto Mono" w:cs="Roboto Mono"/>
@@ -1641,6 +1664,7 @@
         <w:rPr>
           <w:rFonts w:ascii="Nova Mono" w:eastAsia="Nova Mono" w:hAnsi="Nova Mono" w:cs="Nova Mono"/>
         </w:rPr>
+        <w:lastRenderedPageBreak/>
         <w:t>51–75g → 45p</w:t>
       </w:r>
       <w:r>
@@ -1654,7 +1678,7 @@
       <w:pPr>
         <w:numPr>
           <w:ilvl w:val="0"/>
-          <w:numId w:val="8"/>
+          <w:numId w:val="7"/>
         </w:numPr>
         <w:spacing w:after="240"/>
         <w:rPr>
@@ -1850,8 +1874,8 @@
     </w:p>
     <w:p>
       <w:r>
-        <w:pict w14:anchorId="5299254E">
-          <v:rect id="_x0000_i1028" style="width:0;height:1.5pt" o:hralign="center" o:hrstd="t" o:hr="t" fillcolor="#a0a0a0" stroked="f"/>
+        <w:pict w14:anchorId="5C0F8D9F">
+          <v:rect id="_x0000_i1032" style="width:0;height:1.5pt" o:hralign="center" o:hrstd="t" o:hr="t" fillcolor="#a0a0a0" stroked="f"/>
         </w:pict>
       </w:r>
     </w:p>
@@ -1881,21 +1905,12 @@
         </w:rPr>
         <w:t xml:space="preserve">: </w:t>
       </w:r>
-      <w:proofErr w:type="spellStart"/>
       <w:r>
         <w:rPr>
           <w:b/>
           <w:shd w:val="clear" w:color="auto" w:fill="B7B7B7"/>
         </w:rPr>
-        <w:t>Chatgpt</w:t>
-      </w:r>
-      <w:proofErr w:type="spellEnd"/>
-      <w:r>
-        <w:rPr>
-          <w:b/>
-          <w:shd w:val="clear" w:color="auto" w:fill="B7B7B7"/>
-        </w:rPr>
-        <w:t xml:space="preserve"> </w:t>
+        <w:t xml:space="preserve">Chatgpt </w:t>
       </w:r>
       <w:r>
         <w:rPr>
@@ -1904,16 +1919,17 @@
           <w:szCs w:val="14"/>
           <w:shd w:val="clear" w:color="auto" w:fill="B7B7B7"/>
         </w:rPr>
-        <w:t>(GPT-5-Standard) at [</w:t>
-      </w:r>
-      <w:r>
-        <w:rPr>
+        <w:t>(GPT</w:t>
+      </w:r>
+      <w:r>
+        <w:rPr>
+          <w:rFonts w:ascii="Cambria Math" w:hAnsi="Cambria Math" w:cs="Cambria Math"/>
           <w:b/>
           <w:sz w:val="14"/>
           <w:szCs w:val="14"/>
           <w:shd w:val="clear" w:color="auto" w:fill="B7B7B7"/>
         </w:rPr>
-        <w:t>9</w:t>
+        <w:t>‑</w:t>
       </w:r>
       <w:r>
         <w:rPr>
@@ -1922,25 +1938,7 @@
           <w:szCs w:val="14"/>
           <w:shd w:val="clear" w:color="auto" w:fill="B7B7B7"/>
         </w:rPr>
-        <w:t>/1</w:t>
-      </w:r>
-      <w:r>
-        <w:rPr>
-          <w:b/>
-          <w:sz w:val="14"/>
-          <w:szCs w:val="14"/>
-          <w:shd w:val="clear" w:color="auto" w:fill="B7B7B7"/>
-        </w:rPr>
-        <w:t>3</w:t>
-      </w:r>
-      <w:r>
-        <w:rPr>
-          <w:b/>
-          <w:sz w:val="14"/>
-          <w:szCs w:val="14"/>
-          <w:shd w:val="clear" w:color="auto" w:fill="B7B7B7"/>
-        </w:rPr>
-        <w:t>/2025]</w:t>
+        <w:t>5 Mini) at [9/13/2025]</w:t>
       </w:r>
     </w:p>
     <w:p>
@@ -2006,7 +2004,7 @@
       <w:pPr>
         <w:numPr>
           <w:ilvl w:val="0"/>
-          <w:numId w:val="9"/>
+          <w:numId w:val="8"/>
         </w:numPr>
         <w:rPr>
           <w:rFonts w:ascii="Roboto Mono" w:hAnsi="Roboto Mono"/>
@@ -2057,7 +2055,7 @@
       <w:pPr>
         <w:numPr>
           <w:ilvl w:val="0"/>
-          <w:numId w:val="9"/>
+          <w:numId w:val="8"/>
         </w:numPr>
         <w:rPr>
           <w:rFonts w:ascii="Roboto Mono" w:hAnsi="Roboto Mono"/>
@@ -2097,7 +2095,6 @@
           <w:bCs/>
           <w:lang w:val="en-US"/>
         </w:rPr>
-        <w:lastRenderedPageBreak/>
         <w:t>📊</w:t>
       </w:r>
       <w:r>
@@ -2124,7 +2121,7 @@
           <w:noProof/>
         </w:rPr>
         <w:drawing>
-          <wp:inline distT="0" distB="0" distL="0" distR="0" wp14:anchorId="10E9D329" wp14:editId="4428B004">
+          <wp:inline distT="0" distB="0" distL="0" distR="0" wp14:anchorId="49FB1FCE" wp14:editId="41FFFC80">
             <wp:extent cx="5943600" cy="619760"/>
             <wp:effectExtent l="0" t="0" r="0" b="8890"/>
             <wp:docPr id="832203986" name="Picture 1"/>
@@ -2139,7 +2136,7 @@
                     <pic:cNvPicPr/>
                   </pic:nvPicPr>
                   <pic:blipFill>
-                    <a:blip r:embed="rId6"/>
+                    <a:blip r:embed="rId5"/>
                     <a:stretch>
                       <a:fillRect/>
                     </a:stretch>
@@ -2172,103 +2169,8 @@
           <w:rFonts w:ascii="Roboto Mono" w:hAnsi="Roboto Mono"/>
           <w:lang w:val="en-US"/>
         </w:rPr>
-        <w:t>EP Coverage (</w:t>
-      </w:r>
-      <w:proofErr w:type="gramStart"/>
-      <w:r>
-        <w:rPr>
-          <w:rFonts w:ascii="Roboto Mono" w:hAnsi="Roboto Mono"/>
-          <w:lang w:val="en-US"/>
-        </w:rPr>
-        <w:t>%)=</w:t>
-      </w:r>
-      <w:proofErr w:type="gramEnd"/>
-      <w:r>
-        <w:rPr>
-          <w:rFonts w:ascii="Roboto Mono" w:hAnsi="Roboto Mono"/>
-          <w:lang w:val="en-US"/>
-        </w:rPr>
-        <w:t>Number of partitions exercised by at least one test caseTotal number of identified partitions×100\</w:t>
-      </w:r>
-      <w:proofErr w:type="gramStart"/>
-      <w:r>
-        <w:rPr>
-          <w:rFonts w:ascii="Roboto Mono" w:hAnsi="Roboto Mono"/>
-          <w:lang w:val="en-US"/>
-        </w:rPr>
-        <w:t>text{</w:t>
-      </w:r>
-      <w:proofErr w:type="gramEnd"/>
-      <w:r>
-        <w:rPr>
-          <w:rFonts w:ascii="Roboto Mono" w:hAnsi="Roboto Mono"/>
-          <w:lang w:val="en-US"/>
-        </w:rPr>
-        <w:t>EP Coverage (\%)} = \</w:t>
-      </w:r>
-      <w:proofErr w:type="gramStart"/>
-      <w:r>
-        <w:rPr>
-          <w:rFonts w:ascii="Roboto Mono" w:hAnsi="Roboto Mono"/>
-          <w:lang w:val="en-US"/>
-        </w:rPr>
-        <w:t>frac{</w:t>
-      </w:r>
-      <w:proofErr w:type="gramEnd"/>
-      <w:r>
-        <w:rPr>
-          <w:rFonts w:ascii="Roboto Mono" w:hAnsi="Roboto Mono"/>
-          <w:lang w:val="en-US"/>
-        </w:rPr>
-        <w:t>\</w:t>
-      </w:r>
-      <w:proofErr w:type="gramStart"/>
-      <w:r>
-        <w:rPr>
-          <w:rFonts w:ascii="Roboto Mono" w:hAnsi="Roboto Mono"/>
-          <w:lang w:val="en-US"/>
-        </w:rPr>
-        <w:t>text{</w:t>
-      </w:r>
-      <w:proofErr w:type="gramEnd"/>
-      <w:r>
-        <w:rPr>
-          <w:rFonts w:ascii="Roboto Mono" w:hAnsi="Roboto Mono"/>
-          <w:lang w:val="en-US"/>
-        </w:rPr>
-        <w:t>Number of partitions exercised by at least one test case</w:t>
-      </w:r>
-      <w:proofErr w:type="gramStart"/>
-      <w:r>
-        <w:rPr>
-          <w:rFonts w:ascii="Roboto Mono" w:hAnsi="Roboto Mono"/>
-          <w:lang w:val="en-US"/>
-        </w:rPr>
-        <w:t>}}{</w:t>
-      </w:r>
-      <w:proofErr w:type="gramEnd"/>
-      <w:r>
-        <w:rPr>
-          <w:rFonts w:ascii="Roboto Mono" w:hAnsi="Roboto Mono"/>
-          <w:lang w:val="en-US"/>
-        </w:rPr>
-        <w:t>\</w:t>
-      </w:r>
-      <w:proofErr w:type="gramStart"/>
-      <w:r>
-        <w:rPr>
-          <w:rFonts w:ascii="Roboto Mono" w:hAnsi="Roboto Mono"/>
-          <w:lang w:val="en-US"/>
-        </w:rPr>
-        <w:t>text{</w:t>
-      </w:r>
-      <w:proofErr w:type="gramEnd"/>
-      <w:r>
-        <w:rPr>
-          <w:rFonts w:ascii="Roboto Mono" w:hAnsi="Roboto Mono"/>
-          <w:lang w:val="en-US"/>
-        </w:rPr>
-        <w:t xml:space="preserve">Total number of identified partitions}} \times 100 </w:t>
+        <w:lastRenderedPageBreak/>
+        <w:t xml:space="preserve">EP Coverage (%)=Number of partitions exercised by at least one test caseTotal number of identified partitions×100\text{EP Coverage (\%)} = \frac{\text{Number of partitions exercised by at least one test case}}{\text{Total number of identified partitions}} \times 100 </w:t>
       </w:r>
     </w:p>
     <w:p>
@@ -2321,7 +2223,7 @@
           <w:noProof/>
         </w:rPr>
         <w:drawing>
-          <wp:inline distT="0" distB="0" distL="0" distR="0" wp14:anchorId="6FB28541" wp14:editId="19F2A48F">
+          <wp:inline distT="0" distB="0" distL="0" distR="0" wp14:anchorId="14868C1A" wp14:editId="08B96D82">
             <wp:extent cx="5943600" cy="948055"/>
             <wp:effectExtent l="0" t="0" r="0" b="4445"/>
             <wp:docPr id="1825839435" name="Picture 1"/>
@@ -2336,7 +2238,7 @@
                     <pic:cNvPicPr/>
                   </pic:nvPicPr>
                   <pic:blipFill>
-                    <a:blip r:embed="rId7"/>
+                    <a:blip r:embed="rId6"/>
                     <a:stretch>
                       <a:fillRect/>
                     </a:stretch>
@@ -2392,7 +2294,7 @@
       <w:pPr>
         <w:numPr>
           <w:ilvl w:val="0"/>
-          <w:numId w:val="10"/>
+          <w:numId w:val="9"/>
         </w:numPr>
         <w:rPr>
           <w:rFonts w:ascii="Roboto Mono" w:hAnsi="Roboto Mono"/>
@@ -2417,23 +2319,278 @@
           <w:rFonts w:ascii="Roboto Mono" w:hAnsi="Roboto Mono"/>
           <w:lang w:val="en-US"/>
         </w:rPr>
-        <w:t xml:space="preserve"> coverage = 45×100=80%\</w:t>
-      </w:r>
-      <w:proofErr w:type="gramStart"/>
-      <w:r>
-        <w:rPr>
-          <w:rFonts w:ascii="Roboto Mono" w:hAnsi="Roboto Mono"/>
-          <w:lang w:val="en-US"/>
-        </w:rPr>
-        <w:t>frac{</w:t>
-      </w:r>
-      <w:proofErr w:type="gramEnd"/>
-      <w:r>
-        <w:rPr>
-          <w:rFonts w:ascii="Roboto Mono" w:hAnsi="Roboto Mono"/>
-          <w:lang w:val="en-US"/>
-        </w:rPr>
-        <w:t>4}{5} \times 100 = 80\%.</w:t>
+        <w:t xml:space="preserve"> coverage = 45×100=80%\frac{4}{5} \times 100 = 80\%.</w:t>
+      </w:r>
+    </w:p>
+    <w:p>
+      <w:pPr>
+        <w:numPr>
+          <w:ilvl w:val="0"/>
+          <w:numId w:val="9"/>
+        </w:numPr>
+        <w:rPr>
+          <w:rFonts w:ascii="Roboto Mono" w:hAnsi="Roboto Mono"/>
+          <w:lang w:val="en-US"/>
+        </w:rPr>
+      </w:pPr>
+      <w:r>
+        <w:rPr>
+          <w:rFonts w:ascii="Roboto Mono" w:hAnsi="Roboto Mono"/>
+          <w:lang w:val="en-US"/>
+        </w:rPr>
+        <w:t xml:space="preserve">To get </w:t>
+      </w:r>
+      <w:r>
+        <w:rPr>
+          <w:rFonts w:ascii="Roboto Mono" w:hAnsi="Roboto Mono"/>
+          <w:b/>
+          <w:bCs/>
+          <w:lang w:val="en-US"/>
+        </w:rPr>
+        <w:t>100% EP coverage</w:t>
+      </w:r>
+      <w:r>
+        <w:rPr>
+          <w:rFonts w:ascii="Roboto Mono" w:hAnsi="Roboto Mono"/>
+          <w:lang w:val="en-US"/>
+        </w:rPr>
+        <w:t xml:space="preserve">, you must test at least one value from </w:t>
+      </w:r>
+      <w:r>
+        <w:rPr>
+          <w:rFonts w:ascii="Roboto Mono" w:hAnsi="Roboto Mono"/>
+          <w:b/>
+          <w:bCs/>
+          <w:lang w:val="en-US"/>
+        </w:rPr>
+        <w:t>each partition</w:t>
+      </w:r>
+      <w:r>
+        <w:rPr>
+          <w:rFonts w:ascii="Roboto Mono" w:hAnsi="Roboto Mono"/>
+          <w:lang w:val="en-US"/>
+        </w:rPr>
+        <w:t>.</w:t>
+      </w:r>
+    </w:p>
+    <w:p>
+      <w:pPr>
+        <w:rPr>
+          <w:rFonts w:ascii="Roboto Mono" w:hAnsi="Roboto Mono"/>
+          <w:lang w:val="en-US"/>
+        </w:rPr>
+      </w:pPr>
+      <w:r>
+        <w:rPr>
+          <w:rFonts w:ascii="Roboto Mono" w:hAnsi="Roboto Mono"/>
+          <w:lang w:val="en-US"/>
+        </w:rPr>
+        <w:pict w14:anchorId="5BB8F86F">
+          <v:rect id="_x0000_i1033" style="width:0;height:1.5pt" o:hralign="center" o:hrstd="t" o:hr="t" fillcolor="#a0a0a0" stroked="f"/>
+        </w:pict>
+      </w:r>
+    </w:p>
+    <w:p>
+      <w:pPr>
+        <w:rPr>
+          <w:rFonts w:ascii="Roboto Mono" w:hAnsi="Roboto Mono"/>
+          <w:lang w:val="en-US"/>
+        </w:rPr>
+      </w:pPr>
+      <w:r>
+        <w:rPr>
+          <w:rFonts w:ascii="Segoe UI Emoji" w:hAnsi="Segoe UI Emoji" w:cs="Segoe UI Emoji"/>
+          <w:lang w:val="en-US"/>
+        </w:rPr>
+        <w:t>👉</w:t>
+      </w:r>
+      <w:r>
+        <w:rPr>
+          <w:rFonts w:ascii="Roboto Mono" w:hAnsi="Roboto Mono"/>
+          <w:lang w:val="en-US"/>
+        </w:rPr>
+        <w:t xml:space="preserve"> So, in short: </w:t>
+      </w:r>
+      <w:r>
+        <w:rPr>
+          <w:rFonts w:ascii="Roboto Mono" w:hAnsi="Roboto Mono"/>
+          <w:b/>
+          <w:bCs/>
+          <w:lang w:val="en-US"/>
+        </w:rPr>
+        <w:t>EP coverage measures how many partitions you actually tested compared to how many you identified.</w:t>
+      </w:r>
+    </w:p>
+    <w:p>
+      <w:pPr>
+        <w:rPr>
+          <w:rFonts w:ascii="Roboto Mono" w:hAnsi="Roboto Mono"/>
+          <w:lang w:val="en-US"/>
+        </w:rPr>
+      </w:pPr>
+    </w:p>
+    <w:p/>
+    <w:p>
+      <w:pPr>
+        <w:rPr>
+          <w:rFonts w:ascii="Roboto Mono" w:hAnsi="Roboto Mono"/>
+          <w:lang w:val="en-US"/>
+        </w:rPr>
+      </w:pPr>
+      <w:r>
+        <w:rPr>
+          <w:rFonts w:ascii="Roboto Mono" w:hAnsi="Roboto Mono"/>
+          <w:lang w:val="en-US"/>
+        </w:rPr>
+        <w:t xml:space="preserve">Got it </w:t>
+      </w:r>
+      <w:r>
+        <w:rPr>
+          <w:rFonts w:ascii="Segoe UI Emoji" w:hAnsi="Segoe UI Emoji" w:cs="Segoe UI Emoji"/>
+          <w:lang w:val="en-US"/>
+        </w:rPr>
+        <w:t>👍</w:t>
+      </w:r>
+      <w:r>
+        <w:rPr>
+          <w:rFonts w:ascii="Roboto Mono" w:hAnsi="Roboto Mono"/>
+          <w:lang w:val="en-US"/>
+        </w:rPr>
+        <w:t xml:space="preserve"> Let’s walk through a </w:t>
+      </w:r>
+      <w:r>
+        <w:rPr>
+          <w:rFonts w:ascii="Roboto Mono" w:hAnsi="Roboto Mono"/>
+          <w:b/>
+          <w:bCs/>
+          <w:lang w:val="en-US"/>
+        </w:rPr>
+        <w:t>practical example</w:t>
+      </w:r>
+      <w:r>
+        <w:rPr>
+          <w:rFonts w:ascii="Roboto Mono" w:hAnsi="Roboto Mono"/>
+          <w:lang w:val="en-US"/>
+        </w:rPr>
+        <w:t xml:space="preserve"> of </w:t>
+      </w:r>
+      <w:r>
+        <w:rPr>
+          <w:rFonts w:ascii="Roboto Mono" w:hAnsi="Roboto Mono"/>
+          <w:b/>
+          <w:bCs/>
+          <w:lang w:val="en-US"/>
+        </w:rPr>
+        <w:t>Equivalence Partitioning (EP) coverage</w:t>
+      </w:r>
+      <w:r>
+        <w:rPr>
+          <w:rFonts w:ascii="Roboto Mono" w:hAnsi="Roboto Mono"/>
+          <w:lang w:val="en-US"/>
+        </w:rPr>
+        <w:t>:</w:t>
+      </w:r>
+    </w:p>
+    <w:p>
+      <w:pPr>
+        <w:rPr>
+          <w:rFonts w:ascii="Roboto Mono" w:hAnsi="Roboto Mono"/>
+          <w:lang w:val="en-US"/>
+        </w:rPr>
+      </w:pPr>
+      <w:r>
+        <w:rPr>
+          <w:rFonts w:ascii="Roboto Mono" w:hAnsi="Roboto Mono"/>
+          <w:lang w:val="en-US"/>
+        </w:rPr>
+        <w:pict w14:anchorId="621F94D6">
+          <v:rect id="_x0000_i1034" style="width:0;height:1.5pt" o:hralign="center" o:hrstd="t" o:hr="t" fillcolor="#a0a0a0" stroked="f"/>
+        </w:pict>
+      </w:r>
+    </w:p>
+    <w:p>
+      <w:pPr>
+        <w:rPr>
+          <w:rFonts w:ascii="Roboto Mono" w:hAnsi="Roboto Mono"/>
+          <w:b/>
+          <w:bCs/>
+          <w:lang w:val="en-US"/>
+        </w:rPr>
+      </w:pPr>
+      <w:r>
+        <w:rPr>
+          <w:rFonts w:ascii="Roboto Mono" w:hAnsi="Roboto Mono"/>
+          <w:b/>
+          <w:bCs/>
+          <w:lang w:val="en-US"/>
+        </w:rPr>
+        <w:t>Example: Age Input Field</w:t>
+      </w:r>
+    </w:p>
+    <w:p>
+      <w:pPr>
+        <w:rPr>
+          <w:rFonts w:ascii="Roboto Mono" w:hAnsi="Roboto Mono"/>
+          <w:lang w:val="en-US"/>
+        </w:rPr>
+      </w:pPr>
+      <w:r>
+        <w:rPr>
+          <w:rFonts w:ascii="Roboto Mono" w:hAnsi="Roboto Mono"/>
+          <w:lang w:val="en-US"/>
+        </w:rPr>
+        <w:t xml:space="preserve">Suppose a system accepts an </w:t>
+      </w:r>
+      <w:r>
+        <w:rPr>
+          <w:rFonts w:ascii="Roboto Mono" w:hAnsi="Roboto Mono"/>
+          <w:b/>
+          <w:bCs/>
+          <w:lang w:val="en-US"/>
+        </w:rPr>
+        <w:t>age</w:t>
+      </w:r>
+      <w:r>
+        <w:rPr>
+          <w:rFonts w:ascii="Roboto Mono" w:hAnsi="Roboto Mono"/>
+          <w:lang w:val="en-US"/>
+        </w:rPr>
+        <w:t xml:space="preserve"> input from </w:t>
+      </w:r>
+      <w:r>
+        <w:rPr>
+          <w:rFonts w:ascii="Roboto Mono" w:hAnsi="Roboto Mono"/>
+          <w:b/>
+          <w:bCs/>
+          <w:lang w:val="en-US"/>
+        </w:rPr>
+        <w:t>18 to 60</w:t>
+      </w:r>
+      <w:r>
+        <w:rPr>
+          <w:rFonts w:ascii="Roboto Mono" w:hAnsi="Roboto Mono"/>
+          <w:lang w:val="en-US"/>
+        </w:rPr>
+        <w:t xml:space="preserve"> (inclusive).</w:t>
+      </w:r>
+    </w:p>
+    <w:p>
+      <w:pPr>
+        <w:rPr>
+          <w:rFonts w:ascii="Roboto Mono" w:hAnsi="Roboto Mono"/>
+          <w:b/>
+          <w:bCs/>
+          <w:lang w:val="en-US"/>
+        </w:rPr>
+      </w:pPr>
+      <w:r>
+        <w:rPr>
+          <w:rFonts w:ascii="Roboto Mono" w:hAnsi="Roboto Mono"/>
+          <w:b/>
+          <w:bCs/>
+          <w:lang w:val="en-US"/>
+        </w:rPr>
+        <w:t>Step 1: Identify partitions</w:t>
       </w:r>
     </w:p>
     <w:p>
@@ -2450,277 +2607,106 @@
       <w:r>
         <w:rPr>
           <w:rFonts w:ascii="Roboto Mono" w:hAnsi="Roboto Mono"/>
-          <w:lang w:val="en-US"/>
-        </w:rPr>
-        <w:t xml:space="preserve">To get </w:t>
-      </w:r>
-      <w:r>
-        <w:rPr>
-          <w:rFonts w:ascii="Roboto Mono" w:hAnsi="Roboto Mono"/>
-          <w:b/>
-          <w:bCs/>
-          <w:lang w:val="en-US"/>
-        </w:rPr>
-        <w:t>100% EP coverage</w:t>
-      </w:r>
-      <w:r>
-        <w:rPr>
-          <w:rFonts w:ascii="Roboto Mono" w:hAnsi="Roboto Mono"/>
-          <w:lang w:val="en-US"/>
-        </w:rPr>
-        <w:t xml:space="preserve">, you must test at least one value from </w:t>
-      </w:r>
-      <w:r>
-        <w:rPr>
-          <w:rFonts w:ascii="Roboto Mono" w:hAnsi="Roboto Mono"/>
-          <w:b/>
-          <w:bCs/>
-          <w:lang w:val="en-US"/>
-        </w:rPr>
-        <w:t>each partition</w:t>
-      </w:r>
-      <w:r>
-        <w:rPr>
-          <w:rFonts w:ascii="Roboto Mono" w:hAnsi="Roboto Mono"/>
-          <w:lang w:val="en-US"/>
-        </w:rPr>
-        <w:t>.</w:t>
-      </w:r>
-    </w:p>
-    <w:p>
-      <w:pPr>
-        <w:rPr>
-          <w:rFonts w:ascii="Roboto Mono" w:hAnsi="Roboto Mono"/>
-          <w:lang w:val="en-US"/>
-        </w:rPr>
-      </w:pPr>
-      <w:r>
-        <w:rPr>
-          <w:rFonts w:ascii="Roboto Mono" w:hAnsi="Roboto Mono"/>
-          <w:lang w:val="en-US"/>
-        </w:rPr>
-        <w:pict w14:anchorId="57300C0E">
-          <v:rect id="_x0000_i1029" style="width:0;height:1.5pt" o:hralign="center" o:hrstd="t" o:hr="t" fillcolor="#a0a0a0" stroked="f"/>
-        </w:pict>
-      </w:r>
-    </w:p>
-    <w:p>
-      <w:pPr>
-        <w:rPr>
-          <w:rFonts w:ascii="Roboto Mono" w:hAnsi="Roboto Mono"/>
-          <w:lang w:val="en-US"/>
-        </w:rPr>
-      </w:pPr>
-      <w:r>
-        <w:rPr>
-          <w:rFonts w:ascii="Segoe UI Emoji" w:hAnsi="Segoe UI Emoji" w:cs="Segoe UI Emoji"/>
-          <w:lang w:val="en-US"/>
-        </w:rPr>
-        <w:t>👉</w:t>
-      </w:r>
-      <w:r>
-        <w:rPr>
-          <w:rFonts w:ascii="Roboto Mono" w:hAnsi="Roboto Mono"/>
-          <w:lang w:val="en-US"/>
-        </w:rPr>
-        <w:t xml:space="preserve"> So, in short: </w:t>
-      </w:r>
-      <w:r>
-        <w:rPr>
-          <w:rFonts w:ascii="Roboto Mono" w:hAnsi="Roboto Mono"/>
-          <w:b/>
-          <w:bCs/>
-          <w:lang w:val="en-US"/>
-        </w:rPr>
-        <w:t>EP coverage measures how many partitions you actually tested compared to how many you identified.</w:t>
-      </w:r>
-    </w:p>
-    <w:p>
-      <w:pPr>
-        <w:rPr>
-          <w:rFonts w:ascii="Roboto Mono" w:hAnsi="Roboto Mono"/>
-          <w:lang w:val="en-US"/>
-        </w:rPr>
-      </w:pPr>
-    </w:p>
-    <w:p/>
-    <w:p>
-      <w:pPr>
-        <w:rPr>
-          <w:rFonts w:ascii="Roboto Mono" w:hAnsi="Roboto Mono"/>
-          <w:lang w:val="en-US"/>
-        </w:rPr>
-      </w:pPr>
-      <w:r>
-        <w:rPr>
-          <w:rFonts w:ascii="Roboto Mono" w:hAnsi="Roboto Mono"/>
-          <w:lang w:val="en-US"/>
-        </w:rPr>
-        <w:t xml:space="preserve">Got it </w:t>
-      </w:r>
-      <w:r>
-        <w:rPr>
-          <w:rFonts w:ascii="Segoe UI Emoji" w:hAnsi="Segoe UI Emoji" w:cs="Segoe UI Emoji"/>
-          <w:lang w:val="en-US"/>
-        </w:rPr>
-        <w:t>👍</w:t>
-      </w:r>
-      <w:r>
-        <w:rPr>
-          <w:rFonts w:ascii="Roboto Mono" w:hAnsi="Roboto Mono"/>
-          <w:lang w:val="en-US"/>
-        </w:rPr>
-        <w:t xml:space="preserve"> </w:t>
-      </w:r>
-      <w:proofErr w:type="gramStart"/>
-      <w:r>
-        <w:rPr>
-          <w:rFonts w:ascii="Roboto Mono" w:hAnsi="Roboto Mono"/>
-          <w:lang w:val="en-US"/>
-        </w:rPr>
-        <w:t>Let’s walk</w:t>
-      </w:r>
-      <w:proofErr w:type="gramEnd"/>
-      <w:r>
-        <w:rPr>
-          <w:rFonts w:ascii="Roboto Mono" w:hAnsi="Roboto Mono"/>
-          <w:lang w:val="en-US"/>
-        </w:rPr>
-        <w:t xml:space="preserve"> through a </w:t>
-      </w:r>
-      <w:r>
-        <w:rPr>
-          <w:rFonts w:ascii="Roboto Mono" w:hAnsi="Roboto Mono"/>
-          <w:b/>
-          <w:bCs/>
-          <w:lang w:val="en-US"/>
-        </w:rPr>
-        <w:t>practical example</w:t>
-      </w:r>
-      <w:r>
-        <w:rPr>
-          <w:rFonts w:ascii="Roboto Mono" w:hAnsi="Roboto Mono"/>
-          <w:lang w:val="en-US"/>
-        </w:rPr>
-        <w:t xml:space="preserve"> of </w:t>
-      </w:r>
-      <w:r>
-        <w:rPr>
-          <w:rFonts w:ascii="Roboto Mono" w:hAnsi="Roboto Mono"/>
-          <w:b/>
-          <w:bCs/>
-          <w:lang w:val="en-US"/>
-        </w:rPr>
-        <w:t>Equivalence Partitioning (EP) coverage</w:t>
-      </w:r>
-      <w:r>
-        <w:rPr>
-          <w:rFonts w:ascii="Roboto Mono" w:hAnsi="Roboto Mono"/>
-          <w:lang w:val="en-US"/>
-        </w:rPr>
-        <w:t>:</w:t>
-      </w:r>
-    </w:p>
-    <w:p>
-      <w:pPr>
-        <w:rPr>
-          <w:rFonts w:ascii="Roboto Mono" w:hAnsi="Roboto Mono"/>
-          <w:lang w:val="en-US"/>
-        </w:rPr>
-      </w:pPr>
-      <w:r>
-        <w:rPr>
-          <w:rFonts w:ascii="Roboto Mono" w:hAnsi="Roboto Mono"/>
-          <w:lang w:val="en-US"/>
-        </w:rPr>
-        <w:pict w14:anchorId="47A44BB4">
-          <v:rect id="_x0000_i1030" style="width:0;height:1.5pt" o:hralign="center" o:hrstd="t" o:hr="t" fillcolor="#a0a0a0" stroked="f"/>
-        </w:pict>
-      </w:r>
-    </w:p>
-    <w:p>
-      <w:pPr>
-        <w:rPr>
-          <w:rFonts w:ascii="Roboto Mono" w:hAnsi="Roboto Mono"/>
-          <w:b/>
-          <w:bCs/>
-          <w:lang w:val="en-US"/>
-        </w:rPr>
-      </w:pPr>
-      <w:r>
-        <w:rPr>
-          <w:rFonts w:ascii="Roboto Mono" w:hAnsi="Roboto Mono"/>
-          <w:b/>
-          <w:bCs/>
-          <w:lang w:val="en-US"/>
-        </w:rPr>
-        <w:t>Example: Age Input Field</w:t>
-      </w:r>
-    </w:p>
-    <w:p>
-      <w:pPr>
-        <w:rPr>
-          <w:rFonts w:ascii="Roboto Mono" w:hAnsi="Roboto Mono"/>
-          <w:lang w:val="en-US"/>
-        </w:rPr>
-      </w:pPr>
-      <w:r>
-        <w:rPr>
-          <w:rFonts w:ascii="Roboto Mono" w:hAnsi="Roboto Mono"/>
-          <w:lang w:val="en-US"/>
-        </w:rPr>
-        <w:t xml:space="preserve">Suppose a system accepts an </w:t>
-      </w:r>
-      <w:r>
-        <w:rPr>
-          <w:rFonts w:ascii="Roboto Mono" w:hAnsi="Roboto Mono"/>
-          <w:b/>
-          <w:bCs/>
-          <w:lang w:val="en-US"/>
-        </w:rPr>
-        <w:t>age</w:t>
-      </w:r>
-      <w:r>
-        <w:rPr>
-          <w:rFonts w:ascii="Roboto Mono" w:hAnsi="Roboto Mono"/>
-          <w:lang w:val="en-US"/>
-        </w:rPr>
-        <w:t xml:space="preserve"> input from </w:t>
-      </w:r>
-      <w:r>
-        <w:rPr>
-          <w:rFonts w:ascii="Roboto Mono" w:hAnsi="Roboto Mono"/>
-          <w:b/>
-          <w:bCs/>
-          <w:lang w:val="en-US"/>
-        </w:rPr>
-        <w:t>18 to 60</w:t>
-      </w:r>
-      <w:r>
-        <w:rPr>
-          <w:rFonts w:ascii="Roboto Mono" w:hAnsi="Roboto Mono"/>
-          <w:lang w:val="en-US"/>
-        </w:rPr>
-        <w:t xml:space="preserve"> (inclusive).</w:t>
-      </w:r>
-    </w:p>
-    <w:p>
-      <w:pPr>
-        <w:rPr>
-          <w:rFonts w:ascii="Roboto Mono" w:hAnsi="Roboto Mono"/>
-          <w:b/>
-          <w:bCs/>
-          <w:lang w:val="en-US"/>
-        </w:rPr>
-      </w:pPr>
-      <w:r>
-        <w:rPr>
-          <w:rFonts w:ascii="Roboto Mono" w:hAnsi="Roboto Mono"/>
-          <w:b/>
-          <w:bCs/>
-          <w:lang w:val="en-US"/>
-        </w:rPr>
-        <w:t>Step 1: Identify partitions</w:t>
+          <w:b/>
+          <w:bCs/>
+          <w:lang w:val="en-US"/>
+        </w:rPr>
+        <w:t>Valid partition</w:t>
+      </w:r>
+      <w:r>
+        <w:rPr>
+          <w:rFonts w:ascii="Roboto Mono" w:hAnsi="Roboto Mono"/>
+          <w:lang w:val="en-US"/>
+        </w:rPr>
+        <w:t xml:space="preserve">: 18 </w:t>
+      </w:r>
+      <w:r>
+        <w:rPr>
+          <w:lang w:val="en-US"/>
+        </w:rPr>
+        <w:t>→</w:t>
+      </w:r>
+      <w:r>
+        <w:rPr>
+          <w:rFonts w:ascii="Roboto Mono" w:hAnsi="Roboto Mono"/>
+          <w:lang w:val="en-US"/>
+        </w:rPr>
+        <w:t xml:space="preserve"> 60</w:t>
+      </w:r>
+    </w:p>
+    <w:p>
+      <w:pPr>
+        <w:numPr>
+          <w:ilvl w:val="0"/>
+          <w:numId w:val="10"/>
+        </w:numPr>
+        <w:rPr>
+          <w:rFonts w:ascii="Roboto Mono" w:hAnsi="Roboto Mono"/>
+          <w:lang w:val="en-US"/>
+        </w:rPr>
+      </w:pPr>
+      <w:r>
+        <w:rPr>
+          <w:rFonts w:ascii="Roboto Mono" w:hAnsi="Roboto Mono"/>
+          <w:b/>
+          <w:bCs/>
+          <w:lang w:val="en-US"/>
+        </w:rPr>
+        <w:t>Invalid partition 1</w:t>
+      </w:r>
+      <w:r>
+        <w:rPr>
+          <w:rFonts w:ascii="Roboto Mono" w:hAnsi="Roboto Mono"/>
+          <w:lang w:val="en-US"/>
+        </w:rPr>
+        <w:t>: less than 18</w:t>
+      </w:r>
+    </w:p>
+    <w:p>
+      <w:pPr>
+        <w:numPr>
+          <w:ilvl w:val="0"/>
+          <w:numId w:val="10"/>
+        </w:numPr>
+        <w:rPr>
+          <w:rFonts w:ascii="Roboto Mono" w:hAnsi="Roboto Mono"/>
+          <w:lang w:val="en-US"/>
+        </w:rPr>
+      </w:pPr>
+      <w:r>
+        <w:rPr>
+          <w:rFonts w:ascii="Roboto Mono" w:hAnsi="Roboto Mono"/>
+          <w:b/>
+          <w:bCs/>
+          <w:lang w:val="en-US"/>
+        </w:rPr>
+        <w:t>Invalid partition 2</w:t>
+      </w:r>
+      <w:r>
+        <w:rPr>
+          <w:rFonts w:ascii="Roboto Mono" w:hAnsi="Roboto Mono"/>
+          <w:lang w:val="en-US"/>
+        </w:rPr>
+        <w:t>: greater than 60</w:t>
+      </w:r>
+    </w:p>
+    <w:p>
+      <w:pPr>
+        <w:rPr>
+          <w:rFonts w:ascii="Roboto Mono" w:hAnsi="Roboto Mono"/>
+          <w:b/>
+          <w:bCs/>
+          <w:lang w:val="en-US"/>
+        </w:rPr>
+      </w:pPr>
+      <w:r>
+        <w:rPr>
+          <w:rFonts w:ascii="Roboto Mono" w:hAnsi="Roboto Mono"/>
+          <w:b/>
+          <w:bCs/>
+          <w:lang w:val="en-US"/>
+        </w:rPr>
+        <w:t>Step 2: Choose representative test values</w:t>
       </w:r>
     </w:p>
     <w:p>
@@ -2737,31 +2723,25 @@
       <w:r>
         <w:rPr>
           <w:rFonts w:ascii="Roboto Mono" w:hAnsi="Roboto Mono"/>
-          <w:b/>
-          <w:bCs/>
-          <w:lang w:val="en-US"/>
-        </w:rPr>
-        <w:t>Valid partition</w:t>
-      </w:r>
-      <w:r>
-        <w:rPr>
-          <w:rFonts w:ascii="Roboto Mono" w:hAnsi="Roboto Mono"/>
-          <w:lang w:val="en-US"/>
-        </w:rPr>
-        <w:t xml:space="preserve">: 18 </w:t>
-      </w:r>
-      <w:r>
-        <w:rPr>
-          <w:lang w:val="en-US"/>
-        </w:rPr>
-        <w:t>→</w:t>
-      </w:r>
-      <w:r>
-        <w:rPr>
-          <w:rFonts w:ascii="Roboto Mono" w:hAnsi="Roboto Mono"/>
-          <w:lang w:val="en-US"/>
-        </w:rPr>
-        <w:t xml:space="preserve"> 60</w:t>
+          <w:lang w:val="en-US"/>
+        </w:rPr>
+        <w:t xml:space="preserve">From </w:t>
+      </w:r>
+      <w:r>
+        <w:rPr>
+          <w:rFonts w:ascii="Roboto Mono" w:hAnsi="Roboto Mono"/>
+          <w:b/>
+          <w:bCs/>
+          <w:lang w:val="en-US"/>
+        </w:rPr>
+        <w:t>valid partition</w:t>
+      </w:r>
+      <w:r>
+        <w:rPr>
+          <w:rFonts w:ascii="Roboto Mono" w:hAnsi="Roboto Mono"/>
+          <w:lang w:val="en-US"/>
+        </w:rPr>
+        <w:t>: pick 25</w:t>
       </w:r>
     </w:p>
     <w:p>
@@ -2778,18 +2758,25 @@
       <w:r>
         <w:rPr>
           <w:rFonts w:ascii="Roboto Mono" w:hAnsi="Roboto Mono"/>
-          <w:b/>
-          <w:bCs/>
-          <w:lang w:val="en-US"/>
-        </w:rPr>
-        <w:t>Invalid partition 1</w:t>
-      </w:r>
-      <w:r>
-        <w:rPr>
-          <w:rFonts w:ascii="Roboto Mono" w:hAnsi="Roboto Mono"/>
-          <w:lang w:val="en-US"/>
-        </w:rPr>
-        <w:t>: less than 18</w:t>
+          <w:lang w:val="en-US"/>
+        </w:rPr>
+        <w:t xml:space="preserve">From </w:t>
+      </w:r>
+      <w:r>
+        <w:rPr>
+          <w:rFonts w:ascii="Roboto Mono" w:hAnsi="Roboto Mono"/>
+          <w:b/>
+          <w:bCs/>
+          <w:lang w:val="en-US"/>
+        </w:rPr>
+        <w:t>invalid partition 1</w:t>
+      </w:r>
+      <w:r>
+        <w:rPr>
+          <w:rFonts w:ascii="Roboto Mono" w:hAnsi="Roboto Mono"/>
+          <w:lang w:val="en-US"/>
+        </w:rPr>
+        <w:t>: pick 10</w:t>
       </w:r>
     </w:p>
     <w:p>
@@ -2806,37 +2793,106 @@
       <w:r>
         <w:rPr>
           <w:rFonts w:ascii="Roboto Mono" w:hAnsi="Roboto Mono"/>
-          <w:b/>
-          <w:bCs/>
-          <w:lang w:val="en-US"/>
-        </w:rPr>
-        <w:t>Invalid partition 2</w:t>
-      </w:r>
-      <w:r>
-        <w:rPr>
-          <w:rFonts w:ascii="Roboto Mono" w:hAnsi="Roboto Mono"/>
-          <w:lang w:val="en-US"/>
-        </w:rPr>
-        <w:t>: greater than 60</w:t>
-      </w:r>
-    </w:p>
-    <w:p>
-      <w:pPr>
-        <w:rPr>
-          <w:rFonts w:ascii="Roboto Mono" w:hAnsi="Roboto Mono"/>
-          <w:b/>
-          <w:bCs/>
-          <w:lang w:val="en-US"/>
-        </w:rPr>
-      </w:pPr>
-      <w:r>
-        <w:rPr>
-          <w:rFonts w:ascii="Roboto Mono" w:hAnsi="Roboto Mono"/>
-          <w:b/>
-          <w:bCs/>
-          <w:lang w:val="en-US"/>
-        </w:rPr>
-        <w:t>Step 2: Choose representative test values</w:t>
+          <w:lang w:val="en-US"/>
+        </w:rPr>
+        <w:t xml:space="preserve">From </w:t>
+      </w:r>
+      <w:r>
+        <w:rPr>
+          <w:rFonts w:ascii="Roboto Mono" w:hAnsi="Roboto Mono"/>
+          <w:b/>
+          <w:bCs/>
+          <w:lang w:val="en-US"/>
+        </w:rPr>
+        <w:t>invalid partition 2</w:t>
+      </w:r>
+      <w:r>
+        <w:rPr>
+          <w:rFonts w:ascii="Roboto Mono" w:hAnsi="Roboto Mono"/>
+          <w:lang w:val="en-US"/>
+        </w:rPr>
+        <w:t>: pick 70</w:t>
+      </w:r>
+    </w:p>
+    <w:p>
+      <w:pPr>
+        <w:rPr>
+          <w:rFonts w:ascii="Roboto Mono" w:hAnsi="Roboto Mono"/>
+          <w:b/>
+          <w:bCs/>
+          <w:lang w:val="en-US"/>
+        </w:rPr>
+      </w:pPr>
+      <w:r>
+        <w:rPr>
+          <w:rFonts w:ascii="Roboto Mono" w:hAnsi="Roboto Mono"/>
+          <w:b/>
+          <w:bCs/>
+          <w:lang w:val="en-US"/>
+        </w:rPr>
+        <w:t>Step 3: Define coverage</w:t>
+      </w:r>
+    </w:p>
+    <w:p>
+      <w:pPr>
+        <w:rPr>
+          <w:rFonts w:ascii="Roboto Mono" w:hAnsi="Roboto Mono"/>
+          <w:lang w:val="en-US"/>
+        </w:rPr>
+      </w:pPr>
+      <w:r>
+        <w:rPr>
+          <w:rFonts w:ascii="Roboto Mono" w:hAnsi="Roboto Mono"/>
+          <w:lang w:val="en-US"/>
+        </w:rPr>
+        <w:t xml:space="preserve">Coverage items = </w:t>
+      </w:r>
+      <w:r>
+        <w:rPr>
+          <w:rFonts w:ascii="Roboto Mono" w:hAnsi="Roboto Mono"/>
+          <w:b/>
+          <w:bCs/>
+          <w:lang w:val="en-US"/>
+        </w:rPr>
+        <w:t>all identified partitions</w:t>
+      </w:r>
+      <w:r>
+        <w:rPr>
+          <w:rFonts w:ascii="Roboto Mono" w:hAnsi="Roboto Mono"/>
+          <w:lang w:val="en-US"/>
+        </w:rPr>
+        <w:t xml:space="preserve"> (valid + invalid).</w:t>
+      </w:r>
+    </w:p>
+    <w:p>
+      <w:pPr>
+        <w:rPr>
+          <w:rFonts w:ascii="Roboto Mono" w:hAnsi="Roboto Mono"/>
+          <w:lang w:val="en-US"/>
+        </w:rPr>
+      </w:pPr>
+      <w:r>
+        <w:rPr>
+          <w:rFonts w:ascii="Roboto Mono" w:hAnsi="Roboto Mono"/>
+          <w:lang w:val="en-US"/>
+        </w:rPr>
+        <w:t xml:space="preserve">To achieve </w:t>
+      </w:r>
+      <w:r>
+        <w:rPr>
+          <w:rFonts w:ascii="Roboto Mono" w:hAnsi="Roboto Mono"/>
+          <w:b/>
+          <w:bCs/>
+          <w:lang w:val="en-US"/>
+        </w:rPr>
+        <w:t>100% EP coverage</w:t>
+      </w:r>
+      <w:r>
+        <w:rPr>
+          <w:rFonts w:ascii="Roboto Mono" w:hAnsi="Roboto Mono"/>
+          <w:lang w:val="en-US"/>
+        </w:rPr>
+        <w:t>:</w:t>
       </w:r>
     </w:p>
     <w:p>
@@ -2855,175 +2911,38 @@
           <w:rFonts w:ascii="Roboto Mono" w:hAnsi="Roboto Mono"/>
           <w:lang w:val="en-US"/>
         </w:rPr>
-        <w:t xml:space="preserve">From </w:t>
-      </w:r>
-      <w:r>
-        <w:rPr>
-          <w:rFonts w:ascii="Roboto Mono" w:hAnsi="Roboto Mono"/>
-          <w:b/>
-          <w:bCs/>
-          <w:lang w:val="en-US"/>
-        </w:rPr>
-        <w:t>valid partition</w:t>
-      </w:r>
-      <w:r>
-        <w:rPr>
-          <w:rFonts w:ascii="Roboto Mono" w:hAnsi="Roboto Mono"/>
-          <w:lang w:val="en-US"/>
-        </w:rPr>
-        <w:t>: pick 25</w:t>
-      </w:r>
-    </w:p>
-    <w:p>
-      <w:pPr>
-        <w:numPr>
-          <w:ilvl w:val="0"/>
-          <w:numId w:val="12"/>
-        </w:numPr>
-        <w:rPr>
-          <w:rFonts w:ascii="Roboto Mono" w:hAnsi="Roboto Mono"/>
-          <w:lang w:val="en-US"/>
-        </w:rPr>
-      </w:pPr>
-      <w:r>
-        <w:rPr>
-          <w:rFonts w:ascii="Roboto Mono" w:hAnsi="Roboto Mono"/>
-          <w:lang w:val="en-US"/>
-        </w:rPr>
-        <w:t xml:space="preserve">From </w:t>
-      </w:r>
-      <w:r>
-        <w:rPr>
-          <w:rFonts w:ascii="Roboto Mono" w:hAnsi="Roboto Mono"/>
-          <w:b/>
-          <w:bCs/>
-          <w:lang w:val="en-US"/>
-        </w:rPr>
-        <w:t>invalid partition 1</w:t>
-      </w:r>
-      <w:r>
-        <w:rPr>
-          <w:rFonts w:ascii="Roboto Mono" w:hAnsi="Roboto Mono"/>
-          <w:lang w:val="en-US"/>
-        </w:rPr>
-        <w:t>: pick 10</w:t>
-      </w:r>
-    </w:p>
-    <w:p>
-      <w:pPr>
-        <w:numPr>
-          <w:ilvl w:val="0"/>
-          <w:numId w:val="12"/>
-        </w:numPr>
-        <w:rPr>
-          <w:rFonts w:ascii="Roboto Mono" w:hAnsi="Roboto Mono"/>
-          <w:lang w:val="en-US"/>
-        </w:rPr>
-      </w:pPr>
-      <w:r>
-        <w:rPr>
-          <w:rFonts w:ascii="Roboto Mono" w:hAnsi="Roboto Mono"/>
-          <w:lang w:val="en-US"/>
-        </w:rPr>
-        <w:t xml:space="preserve">From </w:t>
-      </w:r>
-      <w:r>
-        <w:rPr>
-          <w:rFonts w:ascii="Roboto Mono" w:hAnsi="Roboto Mono"/>
-          <w:b/>
-          <w:bCs/>
-          <w:lang w:val="en-US"/>
-        </w:rPr>
-        <w:t>invalid partition 2</w:t>
-      </w:r>
-      <w:r>
-        <w:rPr>
-          <w:rFonts w:ascii="Roboto Mono" w:hAnsi="Roboto Mono"/>
-          <w:lang w:val="en-US"/>
-        </w:rPr>
-        <w:t>: pick 70</w:t>
-      </w:r>
-    </w:p>
-    <w:p>
-      <w:pPr>
-        <w:rPr>
-          <w:rFonts w:ascii="Roboto Mono" w:hAnsi="Roboto Mono"/>
-          <w:b/>
-          <w:bCs/>
-          <w:lang w:val="en-US"/>
-        </w:rPr>
-      </w:pPr>
-      <w:r>
-        <w:rPr>
-          <w:rFonts w:ascii="Roboto Mono" w:hAnsi="Roboto Mono"/>
-          <w:b/>
-          <w:bCs/>
-          <w:lang w:val="en-US"/>
-        </w:rPr>
-        <w:t>Step 3: Define coverage</w:t>
-      </w:r>
-    </w:p>
-    <w:p>
-      <w:pPr>
-        <w:rPr>
-          <w:rFonts w:ascii="Roboto Mono" w:hAnsi="Roboto Mono"/>
-          <w:lang w:val="en-US"/>
-        </w:rPr>
-      </w:pPr>
-      <w:r>
-        <w:rPr>
-          <w:rFonts w:ascii="Roboto Mono" w:hAnsi="Roboto Mono"/>
-          <w:lang w:val="en-US"/>
-        </w:rPr>
-        <w:lastRenderedPageBreak/>
-        <w:t xml:space="preserve">Coverage items = </w:t>
-      </w:r>
-      <w:r>
-        <w:rPr>
-          <w:rFonts w:ascii="Roboto Mono" w:hAnsi="Roboto Mono"/>
-          <w:b/>
-          <w:bCs/>
-          <w:lang w:val="en-US"/>
-        </w:rPr>
-        <w:t>all identified partitions</w:t>
-      </w:r>
-      <w:r>
-        <w:rPr>
-          <w:rFonts w:ascii="Roboto Mono" w:hAnsi="Roboto Mono"/>
-          <w:lang w:val="en-US"/>
-        </w:rPr>
-        <w:t xml:space="preserve"> (valid + invalid).</w:t>
-      </w:r>
-    </w:p>
-    <w:p>
-      <w:pPr>
-        <w:rPr>
-          <w:rFonts w:ascii="Roboto Mono" w:hAnsi="Roboto Mono"/>
-          <w:lang w:val="en-US"/>
-        </w:rPr>
-      </w:pPr>
-      <w:r>
-        <w:rPr>
-          <w:rFonts w:ascii="Roboto Mono" w:hAnsi="Roboto Mono"/>
-          <w:lang w:val="en-US"/>
-        </w:rPr>
-        <w:t xml:space="preserve">To achieve </w:t>
-      </w:r>
-      <w:r>
-        <w:rPr>
-          <w:rFonts w:ascii="Roboto Mono" w:hAnsi="Roboto Mono"/>
-          <w:b/>
-          <w:bCs/>
-          <w:lang w:val="en-US"/>
-        </w:rPr>
-        <w:t>100% EP coverage</w:t>
-      </w:r>
-      <w:r>
-        <w:rPr>
-          <w:rFonts w:ascii="Roboto Mono" w:hAnsi="Roboto Mono"/>
-          <w:lang w:val="en-US"/>
-        </w:rPr>
-        <w:t>:</w:t>
+        <w:t xml:space="preserve">Test at least </w:t>
+      </w:r>
+      <w:r>
+        <w:rPr>
+          <w:rFonts w:ascii="Roboto Mono" w:hAnsi="Roboto Mono"/>
+          <w:b/>
+          <w:bCs/>
+          <w:lang w:val="en-US"/>
+        </w:rPr>
+        <w:t>one value per partition</w:t>
+      </w:r>
+      <w:r>
+        <w:rPr>
+          <w:rFonts w:ascii="Roboto Mono" w:hAnsi="Roboto Mono"/>
+          <w:lang w:val="en-US"/>
+        </w:rPr>
+        <w:t>.</w:t>
+      </w:r>
+    </w:p>
+    <w:p>
+      <w:pPr>
+        <w:rPr>
+          <w:rFonts w:ascii="Roboto Mono" w:hAnsi="Roboto Mono"/>
+          <w:lang w:val="en-US"/>
+        </w:rPr>
+      </w:pPr>
+      <w:r>
+        <w:rPr>
+          <w:rFonts w:ascii="Roboto Mono" w:hAnsi="Roboto Mono"/>
+          <w:lang w:val="en-US"/>
+        </w:rPr>
+        <w:t>Here:</w:t>
       </w:r>
     </w:p>
     <w:p>
@@ -3042,45 +2961,28 @@
           <w:rFonts w:ascii="Roboto Mono" w:hAnsi="Roboto Mono"/>
           <w:lang w:val="en-US"/>
         </w:rPr>
-        <w:t xml:space="preserve">Test at least </w:t>
-      </w:r>
-      <w:r>
-        <w:rPr>
-          <w:rFonts w:ascii="Roboto Mono" w:hAnsi="Roboto Mono"/>
-          <w:b/>
-          <w:bCs/>
-          <w:lang w:val="en-US"/>
-        </w:rPr>
-        <w:t>one value per partition</w:t>
-      </w:r>
-      <w:r>
-        <w:rPr>
-          <w:rFonts w:ascii="Roboto Mono" w:hAnsi="Roboto Mono"/>
-          <w:lang w:val="en-US"/>
-        </w:rPr>
-        <w:t>.</w:t>
-      </w:r>
-    </w:p>
-    <w:p>
-      <w:pPr>
-        <w:rPr>
-          <w:rFonts w:ascii="Roboto Mono" w:hAnsi="Roboto Mono"/>
-          <w:lang w:val="en-US"/>
-        </w:rPr>
-      </w:pPr>
-      <w:r>
-        <w:rPr>
-          <w:rFonts w:ascii="Roboto Mono" w:hAnsi="Roboto Mono"/>
-          <w:lang w:val="en-US"/>
-        </w:rPr>
-        <w:t>Here:</w:t>
+        <w:lastRenderedPageBreak/>
+        <w:t xml:space="preserve">25 </w:t>
+      </w:r>
+      <w:r>
+        <w:rPr>
+          <w:lang w:val="en-US"/>
+        </w:rPr>
+        <w:t>→</w:t>
+      </w:r>
+      <w:r>
+        <w:rPr>
+          <w:rFonts w:ascii="Roboto Mono" w:hAnsi="Roboto Mono"/>
+          <w:lang w:val="en-US"/>
+        </w:rPr>
+        <w:t xml:space="preserve"> covers valid partition</w:t>
       </w:r>
     </w:p>
     <w:p>
       <w:pPr>
         <w:numPr>
           <w:ilvl w:val="0"/>
-          <w:numId w:val="14"/>
+          <w:numId w:val="13"/>
         </w:numPr>
         <w:rPr>
           <w:rFonts w:ascii="Roboto Mono" w:hAnsi="Roboto Mono"/>
@@ -3092,7 +2994,7 @@
           <w:rFonts w:ascii="Roboto Mono" w:hAnsi="Roboto Mono"/>
           <w:lang w:val="en-US"/>
         </w:rPr>
-        <w:t xml:space="preserve">25 </w:t>
+        <w:t xml:space="preserve">10 </w:t>
       </w:r>
       <w:r>
         <w:rPr>
@@ -3105,14 +3007,14 @@
           <w:rFonts w:ascii="Roboto Mono" w:hAnsi="Roboto Mono"/>
           <w:lang w:val="en-US"/>
         </w:rPr>
-        <w:t xml:space="preserve"> covers valid partition</w:t>
+        <w:t xml:space="preserve"> covers invalid partition 1</w:t>
       </w:r>
     </w:p>
     <w:p>
       <w:pPr>
         <w:numPr>
           <w:ilvl w:val="0"/>
-          <w:numId w:val="14"/>
+          <w:numId w:val="13"/>
         </w:numPr>
         <w:rPr>
           <w:rFonts w:ascii="Roboto Mono" w:hAnsi="Roboto Mono"/>
@@ -3124,7 +3026,7 @@
           <w:rFonts w:ascii="Roboto Mono" w:hAnsi="Roboto Mono"/>
           <w:lang w:val="en-US"/>
         </w:rPr>
-        <w:t xml:space="preserve">10 </w:t>
+        <w:t xml:space="preserve">70 </w:t>
       </w:r>
       <w:r>
         <w:rPr>
@@ -3137,38 +3039,6 @@
           <w:rFonts w:ascii="Roboto Mono" w:hAnsi="Roboto Mono"/>
           <w:lang w:val="en-US"/>
         </w:rPr>
-        <w:t xml:space="preserve"> covers invalid partition 1</w:t>
-      </w:r>
-    </w:p>
-    <w:p>
-      <w:pPr>
-        <w:numPr>
-          <w:ilvl w:val="0"/>
-          <w:numId w:val="14"/>
-        </w:numPr>
-        <w:rPr>
-          <w:rFonts w:ascii="Roboto Mono" w:hAnsi="Roboto Mono"/>
-          <w:lang w:val="en-US"/>
-        </w:rPr>
-      </w:pPr>
-      <w:r>
-        <w:rPr>
-          <w:rFonts w:ascii="Roboto Mono" w:hAnsi="Roboto Mono"/>
-          <w:lang w:val="en-US"/>
-        </w:rPr>
-        <w:t xml:space="preserve">70 </w:t>
-      </w:r>
-      <w:r>
-        <w:rPr>
-          <w:lang w:val="en-US"/>
-        </w:rPr>
-        <w:t>→</w:t>
-      </w:r>
-      <w:r>
-        <w:rPr>
-          <w:rFonts w:ascii="Roboto Mono" w:hAnsi="Roboto Mono"/>
-          <w:lang w:val="en-US"/>
-        </w:rPr>
         <w:t xml:space="preserve"> covers invalid partition 2</w:t>
       </w:r>
     </w:p>
@@ -3215,8 +3085,8 @@
           <w:rFonts w:ascii="Roboto Mono" w:hAnsi="Roboto Mono"/>
           <w:lang w:val="en-US"/>
         </w:rPr>
-        <w:pict w14:anchorId="04F92138">
-          <v:rect id="_x0000_i1031" style="width:0;height:1.5pt" o:hralign="center" o:hrstd="t" o:hr="t" fillcolor="#a0a0a0" stroked="f"/>
+        <w:pict w14:anchorId="709DBFC3">
+          <v:rect id="_x0000_i1035" style="width:0;height:1.5pt" o:hralign="center" o:hrstd="t" o:hr="t" fillcolor="#a0a0a0" stroked="f"/>
         </w:pict>
       </w:r>
     </w:p>
@@ -3298,21 +3168,12 @@
         </w:rPr>
         <w:t xml:space="preserve">: </w:t>
       </w:r>
-      <w:proofErr w:type="spellStart"/>
       <w:r>
         <w:rPr>
           <w:b/>
           <w:shd w:val="clear" w:color="auto" w:fill="B7B7B7"/>
         </w:rPr>
-        <w:t>Chatgpt</w:t>
-      </w:r>
-      <w:proofErr w:type="spellEnd"/>
-      <w:r>
-        <w:rPr>
-          <w:b/>
-          <w:shd w:val="clear" w:color="auto" w:fill="B7B7B7"/>
-        </w:rPr>
-        <w:t xml:space="preserve"> </w:t>
+        <w:t xml:space="preserve">Chatgpt </w:t>
       </w:r>
       <w:r>
         <w:rPr>
@@ -3321,7 +3182,26 @@
           <w:szCs w:val="14"/>
           <w:shd w:val="clear" w:color="auto" w:fill="B7B7B7"/>
         </w:rPr>
-        <w:t>(GPT-5-Standard) at [9/13/2025]</w:t>
+        <w:t>(GPT</w:t>
+      </w:r>
+      <w:r>
+        <w:rPr>
+          <w:rFonts w:ascii="Cambria Math" w:hAnsi="Cambria Math" w:cs="Cambria Math"/>
+          <w:b/>
+          <w:sz w:val="14"/>
+          <w:szCs w:val="14"/>
+          <w:shd w:val="clear" w:color="auto" w:fill="B7B7B7"/>
+        </w:rPr>
+        <w:t>‑</w:t>
+      </w:r>
+      <w:r>
+        <w:rPr>
+          <w:b/>
+          <w:sz w:val="14"/>
+          <w:szCs w:val="14"/>
+          <w:shd w:val="clear" w:color="auto" w:fill="B7B7B7"/>
+        </w:rPr>
+        <w:t>5 Mini) at [9/13/2025]</w:t>
       </w:r>
     </w:p>
     <w:p>
@@ -3376,8 +3256,8 @@
           <w:rFonts w:ascii="Roboto Mono" w:hAnsi="Roboto Mono"/>
           <w:lang w:val="en-US"/>
         </w:rPr>
-        <w:pict w14:anchorId="3EF050D7">
-          <v:rect id="_x0000_i1163" style="width:0;height:1.5pt" o:hralign="center" o:hrstd="t" o:hr="t" fillcolor="#a0a0a0" stroked="f"/>
+        <w:pict w14:anchorId="6ED29CDD">
+          <v:rect id="_x0000_i1036" style="width:0;height:1.5pt" o:hralign="center" o:hrstd="t" o:hr="t" fillcolor="#a0a0a0" stroked="f"/>
         </w:pict>
       </w:r>
     </w:p>
@@ -3398,6 +3278,434 @@
           <w:lang w:val="en-US"/>
         </w:rPr>
         <w:t>Equivalence Partitioning (EP) Recap</w:t>
+      </w:r>
+    </w:p>
+    <w:p>
+      <w:pPr>
+        <w:numPr>
+          <w:ilvl w:val="0"/>
+          <w:numId w:val="18"/>
+        </w:numPr>
+        <w:rPr>
+          <w:rFonts w:ascii="Roboto Mono" w:hAnsi="Roboto Mono"/>
+          <w:lang w:val="en-US"/>
+        </w:rPr>
+      </w:pPr>
+      <w:r>
+        <w:rPr>
+          <w:rFonts w:ascii="Roboto Mono" w:hAnsi="Roboto Mono"/>
+          <w:lang w:val="en-US"/>
+        </w:rPr>
+        <w:t xml:space="preserve">EP divides input data into </w:t>
+      </w:r>
+      <w:r>
+        <w:rPr>
+          <w:rFonts w:ascii="Roboto Mono" w:hAnsi="Roboto Mono"/>
+          <w:b/>
+          <w:bCs/>
+          <w:lang w:val="en-US"/>
+        </w:rPr>
+        <w:t>equivalence partitions</w:t>
+      </w:r>
+      <w:r>
+        <w:rPr>
+          <w:rFonts w:ascii="Roboto Mono" w:hAnsi="Roboto Mono"/>
+          <w:lang w:val="en-US"/>
+        </w:rPr>
+        <w:t xml:space="preserve">, where all values in a partition are expected to be treated </w:t>
+      </w:r>
+      <w:r>
+        <w:rPr>
+          <w:rFonts w:ascii="Roboto Mono" w:hAnsi="Roboto Mono"/>
+          <w:b/>
+          <w:bCs/>
+          <w:lang w:val="en-US"/>
+        </w:rPr>
+        <w:t>similarly by the system</w:t>
+      </w:r>
+      <w:r>
+        <w:rPr>
+          <w:rFonts w:ascii="Roboto Mono" w:hAnsi="Roboto Mono"/>
+          <w:lang w:val="en-US"/>
+        </w:rPr>
+        <w:t>.</w:t>
+      </w:r>
+    </w:p>
+    <w:p>
+      <w:pPr>
+        <w:numPr>
+          <w:ilvl w:val="0"/>
+          <w:numId w:val="18"/>
+        </w:numPr>
+        <w:rPr>
+          <w:rFonts w:ascii="Roboto Mono" w:hAnsi="Roboto Mono"/>
+          <w:lang w:val="en-US"/>
+        </w:rPr>
+      </w:pPr>
+      <w:r>
+        <w:rPr>
+          <w:rFonts w:ascii="Roboto Mono" w:hAnsi="Roboto Mono"/>
+          <w:lang w:val="en-US"/>
+        </w:rPr>
+        <w:t xml:space="preserve">You test </w:t>
+      </w:r>
+      <w:r>
+        <w:rPr>
+          <w:rFonts w:ascii="Roboto Mono" w:hAnsi="Roboto Mono"/>
+          <w:b/>
+          <w:bCs/>
+          <w:lang w:val="en-US"/>
+        </w:rPr>
+        <w:t>one representative value from each partition</w:t>
+      </w:r>
+      <w:r>
+        <w:rPr>
+          <w:rFonts w:ascii="Roboto Mono" w:hAnsi="Roboto Mono"/>
+          <w:lang w:val="en-US"/>
+        </w:rPr>
+        <w:t xml:space="preserve"> instead of every possible value.</w:t>
+      </w:r>
+    </w:p>
+    <w:p>
+      <w:pPr>
+        <w:rPr>
+          <w:rFonts w:ascii="Roboto Mono" w:hAnsi="Roboto Mono"/>
+          <w:lang w:val="en-US"/>
+        </w:rPr>
+      </w:pPr>
+      <w:r>
+        <w:rPr>
+          <w:rFonts w:ascii="Roboto Mono" w:hAnsi="Roboto Mono"/>
+          <w:lang w:val="en-US"/>
+        </w:rPr>
+        <w:pict w14:anchorId="20D8C266">
+          <v:rect id="_x0000_i1037" style="width:0;height:1.5pt" o:hralign="center" o:hrstd="t" o:hr="t" fillcolor="#a0a0a0" stroked="f"/>
+        </w:pict>
+      </w:r>
+    </w:p>
+    <w:p>
+      <w:pPr>
+        <w:rPr>
+          <w:rFonts w:ascii="Roboto Mono" w:hAnsi="Roboto Mono"/>
+          <w:b/>
+          <w:bCs/>
+          <w:lang w:val="en-US"/>
+        </w:rPr>
+      </w:pPr>
+      <w:r>
+        <w:rPr>
+          <w:rFonts w:ascii="Roboto Mono" w:hAnsi="Roboto Mono"/>
+          <w:b/>
+          <w:bCs/>
+          <w:lang w:val="en-US"/>
+        </w:rPr>
+        <w:t>Each Choice Coverage</w:t>
+      </w:r>
+    </w:p>
+    <w:p>
+      <w:pPr>
+        <w:numPr>
+          <w:ilvl w:val="0"/>
+          <w:numId w:val="19"/>
+        </w:numPr>
+        <w:rPr>
+          <w:rFonts w:ascii="Roboto Mono" w:hAnsi="Roboto Mono"/>
+          <w:lang w:val="en-US"/>
+        </w:rPr>
+      </w:pPr>
+      <w:r>
+        <w:rPr>
+          <w:rFonts w:ascii="Roboto Mono" w:hAnsi="Roboto Mono"/>
+          <w:b/>
+          <w:bCs/>
+          <w:lang w:val="en-US"/>
+        </w:rPr>
+        <w:t>Definition:</w:t>
+      </w:r>
+      <w:r>
+        <w:rPr>
+          <w:rFonts w:ascii="Roboto Mono" w:hAnsi="Roboto Mono"/>
+          <w:lang w:val="en-US"/>
+        </w:rPr>
+        <w:t xml:space="preserve"> A </w:t>
+      </w:r>
+      <w:r>
+        <w:rPr>
+          <w:rFonts w:ascii="Roboto Mono" w:hAnsi="Roboto Mono"/>
+          <w:b/>
+          <w:bCs/>
+          <w:lang w:val="en-US"/>
+        </w:rPr>
+        <w:t>coverage criterion</w:t>
+      </w:r>
+      <w:r>
+        <w:rPr>
+          <w:rFonts w:ascii="Roboto Mono" w:hAnsi="Roboto Mono"/>
+          <w:lang w:val="en-US"/>
+        </w:rPr>
+        <w:t xml:space="preserve"> used when a test item has </w:t>
+      </w:r>
+      <w:r>
+        <w:rPr>
+          <w:rFonts w:ascii="Roboto Mono" w:hAnsi="Roboto Mono"/>
+          <w:b/>
+          <w:bCs/>
+          <w:lang w:val="en-US"/>
+        </w:rPr>
+        <w:t>multiple sets of partitions</w:t>
+      </w:r>
+      <w:r>
+        <w:rPr>
+          <w:rFonts w:ascii="Roboto Mono" w:hAnsi="Roboto Mono"/>
+          <w:lang w:val="en-US"/>
+        </w:rPr>
+        <w:t xml:space="preserve"> (e.g., multiple input parameters).</w:t>
+      </w:r>
+    </w:p>
+    <w:p>
+      <w:pPr>
+        <w:numPr>
+          <w:ilvl w:val="0"/>
+          <w:numId w:val="19"/>
+        </w:numPr>
+        <w:rPr>
+          <w:rFonts w:ascii="Roboto Mono" w:hAnsi="Roboto Mono"/>
+          <w:lang w:val="en-US"/>
+        </w:rPr>
+      </w:pPr>
+      <w:r>
+        <w:rPr>
+          <w:rFonts w:ascii="Roboto Mono" w:hAnsi="Roboto Mono"/>
+          <w:b/>
+          <w:bCs/>
+          <w:lang w:val="en-US"/>
+        </w:rPr>
+        <w:t>Rule:</w:t>
+      </w:r>
+      <w:r>
+        <w:rPr>
+          <w:rFonts w:ascii="Roboto Mono" w:hAnsi="Roboto Mono"/>
+          <w:lang w:val="en-US"/>
+        </w:rPr>
+        <w:t xml:space="preserve"> Each partition in </w:t>
+      </w:r>
+      <w:r>
+        <w:rPr>
+          <w:rFonts w:ascii="Roboto Mono" w:hAnsi="Roboto Mono"/>
+          <w:b/>
+          <w:bCs/>
+          <w:lang w:val="en-US"/>
+        </w:rPr>
+        <w:t>every set of partitions</w:t>
+      </w:r>
+      <w:r>
+        <w:rPr>
+          <w:rFonts w:ascii="Roboto Mono" w:hAnsi="Roboto Mono"/>
+          <w:lang w:val="en-US"/>
+        </w:rPr>
+        <w:t xml:space="preserve"> must be exercised </w:t>
+      </w:r>
+      <w:r>
+        <w:rPr>
+          <w:rFonts w:ascii="Roboto Mono" w:hAnsi="Roboto Mono"/>
+          <w:b/>
+          <w:bCs/>
+          <w:lang w:val="en-US"/>
+        </w:rPr>
+        <w:t>at least once</w:t>
+      </w:r>
+      <w:r>
+        <w:rPr>
+          <w:rFonts w:ascii="Roboto Mono" w:hAnsi="Roboto Mono"/>
+          <w:lang w:val="en-US"/>
+        </w:rPr>
+        <w:t xml:space="preserve"> by a test case.</w:t>
+      </w:r>
+    </w:p>
+    <w:p>
+      <w:pPr>
+        <w:numPr>
+          <w:ilvl w:val="0"/>
+          <w:numId w:val="19"/>
+        </w:numPr>
+        <w:rPr>
+          <w:rFonts w:ascii="Roboto Mono" w:hAnsi="Roboto Mono"/>
+          <w:lang w:val="en-US"/>
+        </w:rPr>
+      </w:pPr>
+      <w:r>
+        <w:rPr>
+          <w:rFonts w:ascii="Roboto Mono" w:hAnsi="Roboto Mono"/>
+          <w:b/>
+          <w:bCs/>
+          <w:lang w:val="en-US"/>
+        </w:rPr>
+        <w:t>Goal:</w:t>
+      </w:r>
+      <w:r>
+        <w:rPr>
+          <w:rFonts w:ascii="Roboto Mono" w:hAnsi="Roboto Mono"/>
+          <w:lang w:val="en-US"/>
+        </w:rPr>
+        <w:t xml:space="preserve"> Ensure </w:t>
+      </w:r>
+      <w:r>
+        <w:rPr>
+          <w:rFonts w:ascii="Roboto Mono" w:hAnsi="Roboto Mono"/>
+          <w:b/>
+          <w:bCs/>
+          <w:lang w:val="en-US"/>
+        </w:rPr>
+        <w:t>all partitions are represented</w:t>
+      </w:r>
+      <w:r>
+        <w:rPr>
+          <w:rFonts w:ascii="Roboto Mono" w:hAnsi="Roboto Mono"/>
+          <w:lang w:val="en-US"/>
+        </w:rPr>
+        <w:t xml:space="preserve"> in the test cases.</w:t>
+      </w:r>
+    </w:p>
+    <w:p>
+      <w:pPr>
+        <w:numPr>
+          <w:ilvl w:val="0"/>
+          <w:numId w:val="19"/>
+        </w:numPr>
+        <w:rPr>
+          <w:rFonts w:ascii="Roboto Mono" w:hAnsi="Roboto Mono"/>
+          <w:lang w:val="en-US"/>
+        </w:rPr>
+      </w:pPr>
+      <w:r>
+        <w:rPr>
+          <w:rFonts w:ascii="Roboto Mono" w:hAnsi="Roboto Mono"/>
+          <w:b/>
+          <w:bCs/>
+          <w:lang w:val="en-US"/>
+        </w:rPr>
+        <w:t>Note:</w:t>
+      </w:r>
+    </w:p>
+    <w:p>
+      <w:pPr>
+        <w:numPr>
+          <w:ilvl w:val="1"/>
+          <w:numId w:val="19"/>
+        </w:numPr>
+        <w:rPr>
+          <w:rFonts w:ascii="Roboto Mono" w:hAnsi="Roboto Mono"/>
+          <w:lang w:val="en-US"/>
+        </w:rPr>
+      </w:pPr>
+      <w:r>
+        <w:rPr>
+          <w:rFonts w:ascii="Roboto Mono" w:hAnsi="Roboto Mono"/>
+          <w:lang w:val="en-US"/>
+        </w:rPr>
+        <w:t xml:space="preserve">It </w:t>
+      </w:r>
+      <w:r>
+        <w:rPr>
+          <w:rFonts w:ascii="Roboto Mono" w:hAnsi="Roboto Mono"/>
+          <w:b/>
+          <w:bCs/>
+          <w:lang w:val="en-US"/>
+        </w:rPr>
+        <w:t>does not require testing all possible combinations</w:t>
+      </w:r>
+      <w:r>
+        <w:rPr>
+          <w:rFonts w:ascii="Roboto Mono" w:hAnsi="Roboto Mono"/>
+          <w:lang w:val="en-US"/>
+        </w:rPr>
+        <w:t xml:space="preserve"> of partitions.</w:t>
+      </w:r>
+    </w:p>
+    <w:p>
+      <w:pPr>
+        <w:numPr>
+          <w:ilvl w:val="1"/>
+          <w:numId w:val="19"/>
+        </w:numPr>
+        <w:rPr>
+          <w:rFonts w:ascii="Roboto Mono" w:hAnsi="Roboto Mono"/>
+          <w:lang w:val="en-US"/>
+        </w:rPr>
+      </w:pPr>
+      <w:r>
+        <w:rPr>
+          <w:rFonts w:ascii="Roboto Mono" w:hAnsi="Roboto Mono"/>
+          <w:lang w:val="en-US"/>
+        </w:rPr>
+        <w:t>It is simpler than full combinatorial testing.</w:t>
+      </w:r>
+    </w:p>
+    <w:p>
+      <w:pPr>
+        <w:rPr>
+          <w:rFonts w:ascii="Roboto Mono" w:hAnsi="Roboto Mono"/>
+          <w:lang w:val="en-US"/>
+        </w:rPr>
+      </w:pPr>
+      <w:r>
+        <w:rPr>
+          <w:rFonts w:ascii="Roboto Mono" w:hAnsi="Roboto Mono"/>
+          <w:lang w:val="en-US"/>
+        </w:rPr>
+        <w:pict w14:anchorId="36A67D20">
+          <v:rect id="_x0000_i1038" style="width:0;height:1.5pt" o:hralign="center" o:hrstd="t" o:hr="t" fillcolor="#a0a0a0" stroked="f"/>
+        </w:pict>
+      </w:r>
+    </w:p>
+    <w:p>
+      <w:pPr>
+        <w:rPr>
+          <w:rFonts w:ascii="Roboto Mono" w:hAnsi="Roboto Mono"/>
+          <w:b/>
+          <w:bCs/>
+          <w:lang w:val="en-US"/>
+        </w:rPr>
+      </w:pPr>
+      <w:r>
+        <w:rPr>
+          <w:rFonts w:ascii="Roboto Mono" w:hAnsi="Roboto Mono"/>
+          <w:b/>
+          <w:bCs/>
+          <w:lang w:val="en-US"/>
+        </w:rPr>
+        <w:t>Example</w:t>
+      </w:r>
+    </w:p>
+    <w:p>
+      <w:pPr>
+        <w:rPr>
+          <w:rFonts w:ascii="Roboto Mono" w:hAnsi="Roboto Mono"/>
+          <w:lang w:val="en-US"/>
+        </w:rPr>
+      </w:pPr>
+      <w:r>
+        <w:rPr>
+          <w:rFonts w:ascii="Roboto Mono" w:hAnsi="Roboto Mono"/>
+          <w:lang w:val="en-US"/>
+        </w:rPr>
+        <w:t xml:space="preserve">Suppose a form has </w:t>
+      </w:r>
+      <w:r>
+        <w:rPr>
+          <w:rFonts w:ascii="Roboto Mono" w:hAnsi="Roboto Mono"/>
+          <w:b/>
+          <w:bCs/>
+          <w:lang w:val="en-US"/>
+        </w:rPr>
+        <w:t>two input fields</w:t>
+      </w:r>
+      <w:r>
+        <w:rPr>
+          <w:rFonts w:ascii="Roboto Mono" w:hAnsi="Roboto Mono"/>
+          <w:lang w:val="en-US"/>
+        </w:rPr>
+        <w:t>:</w:t>
       </w:r>
     </w:p>
     <w:p>
@@ -3414,41 +3722,50 @@
       <w:r>
         <w:rPr>
           <w:rFonts w:ascii="Roboto Mono" w:hAnsi="Roboto Mono"/>
-          <w:lang w:val="en-US"/>
-        </w:rPr>
-        <w:t xml:space="preserve">EP divides input data into </w:t>
-      </w:r>
-      <w:r>
-        <w:rPr>
-          <w:rFonts w:ascii="Roboto Mono" w:hAnsi="Roboto Mono"/>
-          <w:b/>
-          <w:bCs/>
-          <w:lang w:val="en-US"/>
-        </w:rPr>
-        <w:t>equivalence partitions</w:t>
-      </w:r>
-      <w:r>
-        <w:rPr>
-          <w:rFonts w:ascii="Roboto Mono" w:hAnsi="Roboto Mono"/>
-          <w:lang w:val="en-US"/>
-        </w:rPr>
-        <w:t xml:space="preserve">, where all values in a partition are expected to be treated </w:t>
-      </w:r>
-      <w:r>
-        <w:rPr>
-          <w:rFonts w:ascii="Roboto Mono" w:hAnsi="Roboto Mono"/>
-          <w:b/>
-          <w:bCs/>
-          <w:lang w:val="en-US"/>
-        </w:rPr>
-        <w:t>similarly by the system</w:t>
-      </w:r>
-      <w:r>
-        <w:rPr>
-          <w:rFonts w:ascii="Roboto Mono" w:hAnsi="Roboto Mono"/>
-          <w:lang w:val="en-US"/>
-        </w:rPr>
-        <w:t>.</w:t>
+          <w:b/>
+          <w:bCs/>
+          <w:lang w:val="en-US"/>
+        </w:rPr>
+        <w:t>Age:</w:t>
+      </w:r>
+    </w:p>
+    <w:p>
+      <w:pPr>
+        <w:numPr>
+          <w:ilvl w:val="1"/>
+          <w:numId w:val="20"/>
+        </w:numPr>
+        <w:rPr>
+          <w:rFonts w:ascii="Roboto Mono" w:hAnsi="Roboto Mono"/>
+          <w:lang w:val="en-US"/>
+        </w:rPr>
+      </w:pPr>
+      <w:r>
+        <w:rPr>
+          <w:rFonts w:ascii="Roboto Mono" w:hAnsi="Roboto Mono"/>
+          <w:lang w:val="en-US"/>
+        </w:rPr>
+        <w:t>Partition 1: 18–65 (valid)</w:t>
+      </w:r>
+    </w:p>
+    <w:p>
+      <w:pPr>
+        <w:numPr>
+          <w:ilvl w:val="1"/>
+          <w:numId w:val="20"/>
+        </w:numPr>
+        <w:rPr>
+          <w:rFonts w:ascii="Roboto Mono" w:hAnsi="Roboto Mono"/>
+          <w:lang w:val="en-US"/>
+        </w:rPr>
+      </w:pPr>
+      <w:r>
+        <w:rPr>
+          <w:rFonts w:ascii="Roboto Mono" w:hAnsi="Roboto Mono"/>
+          <w:lang w:val="en-US"/>
+        </w:rPr>
+        <w:lastRenderedPageBreak/>
+        <w:t>Partition 2: &lt;18 or &gt;65 (invalid)</w:t>
       </w:r>
     </w:p>
     <w:p>
@@ -3465,253 +3782,18 @@
       <w:r>
         <w:rPr>
           <w:rFonts w:ascii="Roboto Mono" w:hAnsi="Roboto Mono"/>
-          <w:lang w:val="en-US"/>
-        </w:rPr>
-        <w:t xml:space="preserve">You test </w:t>
-      </w:r>
-      <w:r>
-        <w:rPr>
-          <w:rFonts w:ascii="Roboto Mono" w:hAnsi="Roboto Mono"/>
-          <w:b/>
-          <w:bCs/>
-          <w:lang w:val="en-US"/>
-        </w:rPr>
-        <w:t>one representative value from each partition</w:t>
-      </w:r>
-      <w:r>
-        <w:rPr>
-          <w:rFonts w:ascii="Roboto Mono" w:hAnsi="Roboto Mono"/>
-          <w:lang w:val="en-US"/>
-        </w:rPr>
-        <w:t xml:space="preserve"> instead of every possible value.</w:t>
-      </w:r>
-    </w:p>
-    <w:p>
-      <w:pPr>
-        <w:rPr>
-          <w:rFonts w:ascii="Roboto Mono" w:hAnsi="Roboto Mono"/>
-          <w:lang w:val="en-US"/>
-        </w:rPr>
-      </w:pPr>
-      <w:r>
-        <w:rPr>
-          <w:rFonts w:ascii="Roboto Mono" w:hAnsi="Roboto Mono"/>
-          <w:lang w:val="en-US"/>
-        </w:rPr>
-        <w:pict w14:anchorId="245A2FE2">
-          <v:rect id="_x0000_i1164" style="width:0;height:1.5pt" o:hralign="center" o:hrstd="t" o:hr="t" fillcolor="#a0a0a0" stroked="f"/>
-        </w:pict>
-      </w:r>
-    </w:p>
-    <w:p>
-      <w:pPr>
-        <w:rPr>
-          <w:rFonts w:ascii="Roboto Mono" w:hAnsi="Roboto Mono"/>
-          <w:b/>
-          <w:bCs/>
-          <w:lang w:val="en-US"/>
-        </w:rPr>
-      </w:pPr>
-      <w:r>
-        <w:rPr>
-          <w:rFonts w:ascii="Roboto Mono" w:hAnsi="Roboto Mono"/>
-          <w:b/>
-          <w:bCs/>
-          <w:lang w:val="en-US"/>
-        </w:rPr>
-        <w:t>Each Choice Coverage</w:t>
-      </w:r>
-    </w:p>
-    <w:p>
-      <w:pPr>
-        <w:numPr>
-          <w:ilvl w:val="0"/>
-          <w:numId w:val="21"/>
-        </w:numPr>
-        <w:rPr>
-          <w:rFonts w:ascii="Roboto Mono" w:hAnsi="Roboto Mono"/>
-          <w:lang w:val="en-US"/>
-        </w:rPr>
-      </w:pPr>
-      <w:r>
-        <w:rPr>
-          <w:rFonts w:ascii="Roboto Mono" w:hAnsi="Roboto Mono"/>
-          <w:b/>
-          <w:bCs/>
-          <w:lang w:val="en-US"/>
-        </w:rPr>
-        <w:t>Definition:</w:t>
-      </w:r>
-      <w:r>
-        <w:rPr>
-          <w:rFonts w:ascii="Roboto Mono" w:hAnsi="Roboto Mono"/>
-          <w:lang w:val="en-US"/>
-        </w:rPr>
-        <w:t xml:space="preserve"> A </w:t>
-      </w:r>
-      <w:r>
-        <w:rPr>
-          <w:rFonts w:ascii="Roboto Mono" w:hAnsi="Roboto Mono"/>
-          <w:b/>
-          <w:bCs/>
-          <w:lang w:val="en-US"/>
-        </w:rPr>
-        <w:t>coverage criterion</w:t>
-      </w:r>
-      <w:r>
-        <w:rPr>
-          <w:rFonts w:ascii="Roboto Mono" w:hAnsi="Roboto Mono"/>
-          <w:lang w:val="en-US"/>
-        </w:rPr>
-        <w:t xml:space="preserve"> used when a test item has </w:t>
-      </w:r>
-      <w:r>
-        <w:rPr>
-          <w:rFonts w:ascii="Roboto Mono" w:hAnsi="Roboto Mono"/>
-          <w:b/>
-          <w:bCs/>
-          <w:lang w:val="en-US"/>
-        </w:rPr>
-        <w:t>multiple sets of partitions</w:t>
-      </w:r>
-      <w:r>
-        <w:rPr>
-          <w:rFonts w:ascii="Roboto Mono" w:hAnsi="Roboto Mono"/>
-          <w:lang w:val="en-US"/>
-        </w:rPr>
-        <w:t xml:space="preserve"> (e.g., multiple input parameters).</w:t>
-      </w:r>
-    </w:p>
-    <w:p>
-      <w:pPr>
-        <w:numPr>
-          <w:ilvl w:val="0"/>
-          <w:numId w:val="21"/>
-        </w:numPr>
-        <w:rPr>
-          <w:rFonts w:ascii="Roboto Mono" w:hAnsi="Roboto Mono"/>
-          <w:lang w:val="en-US"/>
-        </w:rPr>
-      </w:pPr>
-      <w:r>
-        <w:rPr>
-          <w:rFonts w:ascii="Roboto Mono" w:hAnsi="Roboto Mono"/>
-          <w:b/>
-          <w:bCs/>
-          <w:lang w:val="en-US"/>
-        </w:rPr>
-        <w:t>Rule:</w:t>
-      </w:r>
-      <w:r>
-        <w:rPr>
-          <w:rFonts w:ascii="Roboto Mono" w:hAnsi="Roboto Mono"/>
-          <w:lang w:val="en-US"/>
-        </w:rPr>
-        <w:t xml:space="preserve"> Each partition in </w:t>
-      </w:r>
-      <w:r>
-        <w:rPr>
-          <w:rFonts w:ascii="Roboto Mono" w:hAnsi="Roboto Mono"/>
-          <w:b/>
-          <w:bCs/>
-          <w:lang w:val="en-US"/>
-        </w:rPr>
-        <w:t>every set of partitions</w:t>
-      </w:r>
-      <w:r>
-        <w:rPr>
-          <w:rFonts w:ascii="Roboto Mono" w:hAnsi="Roboto Mono"/>
-          <w:lang w:val="en-US"/>
-        </w:rPr>
-        <w:t xml:space="preserve"> must be exercised </w:t>
-      </w:r>
-      <w:r>
-        <w:rPr>
-          <w:rFonts w:ascii="Roboto Mono" w:hAnsi="Roboto Mono"/>
-          <w:b/>
-          <w:bCs/>
-          <w:lang w:val="en-US"/>
-        </w:rPr>
-        <w:t>at least once</w:t>
-      </w:r>
-      <w:r>
-        <w:rPr>
-          <w:rFonts w:ascii="Roboto Mono" w:hAnsi="Roboto Mono"/>
-          <w:lang w:val="en-US"/>
-        </w:rPr>
-        <w:t xml:space="preserve"> by a test case.</w:t>
-      </w:r>
-    </w:p>
-    <w:p>
-      <w:pPr>
-        <w:numPr>
-          <w:ilvl w:val="0"/>
-          <w:numId w:val="21"/>
-        </w:numPr>
-        <w:rPr>
-          <w:rFonts w:ascii="Roboto Mono" w:hAnsi="Roboto Mono"/>
-          <w:lang w:val="en-US"/>
-        </w:rPr>
-      </w:pPr>
-      <w:r>
-        <w:rPr>
-          <w:rFonts w:ascii="Roboto Mono" w:hAnsi="Roboto Mono"/>
-          <w:b/>
-          <w:bCs/>
-          <w:lang w:val="en-US"/>
-        </w:rPr>
-        <w:t>Goal:</w:t>
-      </w:r>
-      <w:r>
-        <w:rPr>
-          <w:rFonts w:ascii="Roboto Mono" w:hAnsi="Roboto Mono"/>
-          <w:lang w:val="en-US"/>
-        </w:rPr>
-        <w:t xml:space="preserve"> Ensure </w:t>
-      </w:r>
-      <w:r>
-        <w:rPr>
-          <w:rFonts w:ascii="Roboto Mono" w:hAnsi="Roboto Mono"/>
-          <w:b/>
-          <w:bCs/>
-          <w:lang w:val="en-US"/>
-        </w:rPr>
-        <w:t>all partitions are represented</w:t>
-      </w:r>
-      <w:r>
-        <w:rPr>
-          <w:rFonts w:ascii="Roboto Mono" w:hAnsi="Roboto Mono"/>
-          <w:lang w:val="en-US"/>
-        </w:rPr>
-        <w:t xml:space="preserve"> in the test cases.</w:t>
-      </w:r>
-    </w:p>
-    <w:p>
-      <w:pPr>
-        <w:numPr>
-          <w:ilvl w:val="0"/>
-          <w:numId w:val="21"/>
-        </w:numPr>
-        <w:rPr>
-          <w:rFonts w:ascii="Roboto Mono" w:hAnsi="Roboto Mono"/>
-          <w:lang w:val="en-US"/>
-        </w:rPr>
-      </w:pPr>
-      <w:r>
-        <w:rPr>
-          <w:rFonts w:ascii="Roboto Mono" w:hAnsi="Roboto Mono"/>
-          <w:b/>
-          <w:bCs/>
-          <w:lang w:val="en-US"/>
-        </w:rPr>
-        <w:t>Note:</w:t>
+          <w:b/>
+          <w:bCs/>
+          <w:lang w:val="en-US"/>
+        </w:rPr>
+        <w:t>Membership Type:</w:t>
       </w:r>
     </w:p>
     <w:p>
       <w:pPr>
         <w:numPr>
           <w:ilvl w:val="1"/>
-          <w:numId w:val="21"/>
+          <w:numId w:val="20"/>
         </w:numPr>
         <w:rPr>
           <w:rFonts w:ascii="Roboto Mono" w:hAnsi="Roboto Mono"/>
@@ -3723,30 +3805,14 @@
           <w:rFonts w:ascii="Roboto Mono" w:hAnsi="Roboto Mono"/>
           <w:lang w:val="en-US"/>
         </w:rPr>
-        <w:t xml:space="preserve">It </w:t>
-      </w:r>
-      <w:r>
-        <w:rPr>
-          <w:rFonts w:ascii="Roboto Mono" w:hAnsi="Roboto Mono"/>
-          <w:b/>
-          <w:bCs/>
-          <w:lang w:val="en-US"/>
-        </w:rPr>
-        <w:t>does not require testing all possible combinations</w:t>
-      </w:r>
-      <w:r>
-        <w:rPr>
-          <w:rFonts w:ascii="Roboto Mono" w:hAnsi="Roboto Mono"/>
-          <w:lang w:val="en-US"/>
-        </w:rPr>
-        <w:t xml:space="preserve"> of partitions.</w:t>
+        <w:t>Partition 1: Standard</w:t>
       </w:r>
     </w:p>
     <w:p>
       <w:pPr>
         <w:numPr>
           <w:ilvl w:val="1"/>
-          <w:numId w:val="21"/>
+          <w:numId w:val="20"/>
         </w:numPr>
         <w:rPr>
           <w:rFonts w:ascii="Roboto Mono" w:hAnsi="Roboto Mono"/>
@@ -3758,192 +3824,6 @@
           <w:rFonts w:ascii="Roboto Mono" w:hAnsi="Roboto Mono"/>
           <w:lang w:val="en-US"/>
         </w:rPr>
-        <w:t>It is simpler than full combinatorial testing.</w:t>
-      </w:r>
-    </w:p>
-    <w:p>
-      <w:pPr>
-        <w:rPr>
-          <w:rFonts w:ascii="Roboto Mono" w:hAnsi="Roboto Mono"/>
-          <w:lang w:val="en-US"/>
-        </w:rPr>
-      </w:pPr>
-      <w:r>
-        <w:rPr>
-          <w:rFonts w:ascii="Roboto Mono" w:hAnsi="Roboto Mono"/>
-          <w:lang w:val="en-US"/>
-        </w:rPr>
-        <w:pict w14:anchorId="32EBBA88">
-          <v:rect id="_x0000_i1165" style="width:0;height:1.5pt" o:hralign="center" o:hrstd="t" o:hr="t" fillcolor="#a0a0a0" stroked="f"/>
-        </w:pict>
-      </w:r>
-    </w:p>
-    <w:p>
-      <w:pPr>
-        <w:rPr>
-          <w:rFonts w:ascii="Roboto Mono" w:hAnsi="Roboto Mono"/>
-          <w:b/>
-          <w:bCs/>
-          <w:lang w:val="en-US"/>
-        </w:rPr>
-      </w:pPr>
-      <w:r>
-        <w:rPr>
-          <w:rFonts w:ascii="Roboto Mono" w:hAnsi="Roboto Mono"/>
-          <w:b/>
-          <w:bCs/>
-          <w:lang w:val="en-US"/>
-        </w:rPr>
-        <w:lastRenderedPageBreak/>
-        <w:t>Example</w:t>
-      </w:r>
-    </w:p>
-    <w:p>
-      <w:pPr>
-        <w:rPr>
-          <w:rFonts w:ascii="Roboto Mono" w:hAnsi="Roboto Mono"/>
-          <w:lang w:val="en-US"/>
-        </w:rPr>
-      </w:pPr>
-      <w:r>
-        <w:rPr>
-          <w:rFonts w:ascii="Roboto Mono" w:hAnsi="Roboto Mono"/>
-          <w:lang w:val="en-US"/>
-        </w:rPr>
-        <w:t xml:space="preserve">Suppose a form has </w:t>
-      </w:r>
-      <w:r>
-        <w:rPr>
-          <w:rFonts w:ascii="Roboto Mono" w:hAnsi="Roboto Mono"/>
-          <w:b/>
-          <w:bCs/>
-          <w:lang w:val="en-US"/>
-        </w:rPr>
-        <w:t>two input fields</w:t>
-      </w:r>
-      <w:r>
-        <w:rPr>
-          <w:rFonts w:ascii="Roboto Mono" w:hAnsi="Roboto Mono"/>
-          <w:lang w:val="en-US"/>
-        </w:rPr>
-        <w:t>:</w:t>
-      </w:r>
-    </w:p>
-    <w:p>
-      <w:pPr>
-        <w:numPr>
-          <w:ilvl w:val="0"/>
-          <w:numId w:val="22"/>
-        </w:numPr>
-        <w:rPr>
-          <w:rFonts w:ascii="Roboto Mono" w:hAnsi="Roboto Mono"/>
-          <w:lang w:val="en-US"/>
-        </w:rPr>
-      </w:pPr>
-      <w:r>
-        <w:rPr>
-          <w:rFonts w:ascii="Roboto Mono" w:hAnsi="Roboto Mono"/>
-          <w:b/>
-          <w:bCs/>
-          <w:lang w:val="en-US"/>
-        </w:rPr>
-        <w:t>Age:</w:t>
-      </w:r>
-    </w:p>
-    <w:p>
-      <w:pPr>
-        <w:numPr>
-          <w:ilvl w:val="1"/>
-          <w:numId w:val="22"/>
-        </w:numPr>
-        <w:rPr>
-          <w:rFonts w:ascii="Roboto Mono" w:hAnsi="Roboto Mono"/>
-          <w:lang w:val="en-US"/>
-        </w:rPr>
-      </w:pPr>
-      <w:r>
-        <w:rPr>
-          <w:rFonts w:ascii="Roboto Mono" w:hAnsi="Roboto Mono"/>
-          <w:lang w:val="en-US"/>
-        </w:rPr>
-        <w:t>Partition 1: 18–65 (valid)</w:t>
-      </w:r>
-    </w:p>
-    <w:p>
-      <w:pPr>
-        <w:numPr>
-          <w:ilvl w:val="1"/>
-          <w:numId w:val="22"/>
-        </w:numPr>
-        <w:rPr>
-          <w:rFonts w:ascii="Roboto Mono" w:hAnsi="Roboto Mono"/>
-          <w:lang w:val="en-US"/>
-        </w:rPr>
-      </w:pPr>
-      <w:r>
-        <w:rPr>
-          <w:rFonts w:ascii="Roboto Mono" w:hAnsi="Roboto Mono"/>
-          <w:lang w:val="en-US"/>
-        </w:rPr>
-        <w:t>Partition 2: &lt;18 or &gt;65 (invalid)</w:t>
-      </w:r>
-    </w:p>
-    <w:p>
-      <w:pPr>
-        <w:numPr>
-          <w:ilvl w:val="0"/>
-          <w:numId w:val="22"/>
-        </w:numPr>
-        <w:rPr>
-          <w:rFonts w:ascii="Roboto Mono" w:hAnsi="Roboto Mono"/>
-          <w:lang w:val="en-US"/>
-        </w:rPr>
-      </w:pPr>
-      <w:r>
-        <w:rPr>
-          <w:rFonts w:ascii="Roboto Mono" w:hAnsi="Roboto Mono"/>
-          <w:b/>
-          <w:bCs/>
-          <w:lang w:val="en-US"/>
-        </w:rPr>
-        <w:t>Membership Type:</w:t>
-      </w:r>
-    </w:p>
-    <w:p>
-      <w:pPr>
-        <w:numPr>
-          <w:ilvl w:val="1"/>
-          <w:numId w:val="22"/>
-        </w:numPr>
-        <w:rPr>
-          <w:rFonts w:ascii="Roboto Mono" w:hAnsi="Roboto Mono"/>
-          <w:lang w:val="en-US"/>
-        </w:rPr>
-      </w:pPr>
-      <w:r>
-        <w:rPr>
-          <w:rFonts w:ascii="Roboto Mono" w:hAnsi="Roboto Mono"/>
-          <w:lang w:val="en-US"/>
-        </w:rPr>
-        <w:t>Partition 1: Standard</w:t>
-      </w:r>
-    </w:p>
-    <w:p>
-      <w:pPr>
-        <w:numPr>
-          <w:ilvl w:val="1"/>
-          <w:numId w:val="22"/>
-        </w:numPr>
-        <w:rPr>
-          <w:rFonts w:ascii="Roboto Mono" w:hAnsi="Roboto Mono"/>
-          <w:lang w:val="en-US"/>
-        </w:rPr>
-      </w:pPr>
-      <w:r>
-        <w:rPr>
-          <w:rFonts w:ascii="Roboto Mono" w:hAnsi="Roboto Mono"/>
-          <w:lang w:val="en-US"/>
-        </w:rPr>
         <w:t>Partition 2: Premium</w:t>
       </w:r>
     </w:p>
@@ -3978,7 +3858,7 @@
           <w:noProof/>
         </w:rPr>
         <w:drawing>
-          <wp:inline distT="0" distB="0" distL="0" distR="0" wp14:anchorId="67CCDBFF" wp14:editId="2791831D">
+          <wp:inline distT="0" distB="0" distL="0" distR="0" wp14:anchorId="4CAAC036" wp14:editId="4D9CA2FF">
             <wp:extent cx="5943600" cy="1570990"/>
             <wp:effectExtent l="0" t="0" r="0" b="0"/>
             <wp:docPr id="1302921467" name="Picture 1"/>
@@ -3993,7 +3873,7 @@
                     <pic:cNvPicPr/>
                   </pic:nvPicPr>
                   <pic:blipFill>
-                    <a:blip r:embed="rId8"/>
+                    <a:blip r:embed="rId7"/>
                     <a:stretch>
                       <a:fillRect/>
                     </a:stretch>
@@ -4450,8 +4330,8 @@
           <w:rFonts w:ascii="Roboto Mono" w:hAnsi="Roboto Mono"/>
           <w:lang w:val="en-US"/>
         </w:rPr>
-        <w:pict w14:anchorId="185FCD8C">
-          <v:rect id="_x0000_i1166" style="width:0;height:1.5pt" o:hralign="center" o:hrstd="t" o:hr="t" fillcolor="#a0a0a0" stroked="f"/>
+        <w:pict w14:anchorId="2C1B05B3">
+          <v:rect id="_x0000_i1039" style="width:0;height:1.5pt" o:hralign="center" o:hrstd="t" o:hr="t" fillcolor="#a0a0a0" stroked="f"/>
         </w:pict>
       </w:r>
     </w:p>
@@ -4476,7 +4356,7 @@
       <w:pPr>
         <w:numPr>
           <w:ilvl w:val="0"/>
-          <w:numId w:val="23"/>
+          <w:numId w:val="21"/>
         </w:numPr>
         <w:rPr>
           <w:rFonts w:ascii="Roboto Mono" w:hAnsi="Roboto Mono"/>
@@ -4535,8 +4415,8 @@
           <w:rFonts w:ascii="Roboto Mono" w:hAnsi="Roboto Mono"/>
           <w:lang w:val="en-US"/>
         </w:rPr>
-        <w:pict w14:anchorId="2E5D3B0B">
-          <v:rect id="_x0000_i1167" style="width:0;height:1.5pt" o:hralign="center" o:hrstd="t" o:hr="t" fillcolor="#a0a0a0" stroked="f"/>
+        <w:pict w14:anchorId="23B66C09">
+          <v:rect id="_x0000_i1040" style="width:0;height:1.5pt" o:hralign="center" o:hrstd="t" o:hr="t" fillcolor="#a0a0a0" stroked="f"/>
         </w:pict>
       </w:r>
     </w:p>
@@ -4556,6 +4436,7 @@
         </w:rPr>
       </w:pPr>
     </w:p>
+    <w:p/>
     <w:sectPr>
       <w:pgSz w:w="12240" w:h="15840"/>
       <w:pgMar w:top="1440" w:right="1440" w:bottom="1440" w:left="1440" w:header="720" w:footer="720" w:gutter="0"/>
@@ -4795,119 +4676,6 @@
     </w:lvl>
   </w:abstractNum>
   <w:abstractNum w:abstractNumId="2" w15:restartNumberingAfterBreak="0">
-    <w:nsid w:val="02B80AF7"/>
-    <w:multiLevelType w:val="multilevel"/>
-    <w:tmpl w:val="AA6C6738"/>
-    <w:lvl w:ilvl="0">
-      <w:start w:val="1"/>
-      <w:numFmt w:val="decimal"/>
-      <w:lvlText w:val="%1."/>
-      <w:lvlJc w:val="left"/>
-      <w:pPr>
-        <w:ind w:left="720" w:hanging="360"/>
-      </w:pPr>
-      <w:rPr>
-        <w:u w:val="none"/>
-      </w:rPr>
-    </w:lvl>
-    <w:lvl w:ilvl="1">
-      <w:start w:val="1"/>
-      <w:numFmt w:val="bullet"/>
-      <w:lvlText w:val="○"/>
-      <w:lvlJc w:val="left"/>
-      <w:pPr>
-        <w:ind w:left="1440" w:hanging="360"/>
-      </w:pPr>
-      <w:rPr>
-        <w:u w:val="none"/>
-      </w:rPr>
-    </w:lvl>
-    <w:lvl w:ilvl="2">
-      <w:start w:val="1"/>
-      <w:numFmt w:val="lowerRoman"/>
-      <w:lvlText w:val="%3."/>
-      <w:lvlJc w:val="left"/>
-      <w:pPr>
-        <w:ind w:left="2160" w:hanging="360"/>
-      </w:pPr>
-      <w:rPr>
-        <w:u w:val="none"/>
-      </w:rPr>
-    </w:lvl>
-    <w:lvl w:ilvl="3">
-      <w:start w:val="1"/>
-      <w:numFmt w:val="decimal"/>
-      <w:lvlText w:val="%4."/>
-      <w:lvlJc w:val="left"/>
-      <w:pPr>
-        <w:ind w:left="2880" w:hanging="360"/>
-      </w:pPr>
-      <w:rPr>
-        <w:u w:val="none"/>
-      </w:rPr>
-    </w:lvl>
-    <w:lvl w:ilvl="4">
-      <w:start w:val="1"/>
-      <w:numFmt w:val="lowerLetter"/>
-      <w:lvlText w:val="%5."/>
-      <w:lvlJc w:val="left"/>
-      <w:pPr>
-        <w:ind w:left="3600" w:hanging="360"/>
-      </w:pPr>
-      <w:rPr>
-        <w:u w:val="none"/>
-      </w:rPr>
-    </w:lvl>
-    <w:lvl w:ilvl="5">
-      <w:start w:val="1"/>
-      <w:numFmt w:val="lowerRoman"/>
-      <w:lvlText w:val="%6."/>
-      <w:lvlJc w:val="left"/>
-      <w:pPr>
-        <w:ind w:left="4320" w:hanging="360"/>
-      </w:pPr>
-      <w:rPr>
-        <w:u w:val="none"/>
-      </w:rPr>
-    </w:lvl>
-    <w:lvl w:ilvl="6">
-      <w:start w:val="1"/>
-      <w:numFmt w:val="decimal"/>
-      <w:lvlText w:val="%7."/>
-      <w:lvlJc w:val="left"/>
-      <w:pPr>
-        <w:ind w:left="5040" w:hanging="360"/>
-      </w:pPr>
-      <w:rPr>
-        <w:u w:val="none"/>
-      </w:rPr>
-    </w:lvl>
-    <w:lvl w:ilvl="7">
-      <w:start w:val="1"/>
-      <w:numFmt w:val="lowerLetter"/>
-      <w:lvlText w:val="%8."/>
-      <w:lvlJc w:val="left"/>
-      <w:pPr>
-        <w:ind w:left="5760" w:hanging="360"/>
-      </w:pPr>
-      <w:rPr>
-        <w:u w:val="none"/>
-      </w:rPr>
-    </w:lvl>
-    <w:lvl w:ilvl="8">
-      <w:start w:val="1"/>
-      <w:numFmt w:val="lowerRoman"/>
-      <w:lvlText w:val="%9."/>
-      <w:lvlJc w:val="left"/>
-      <w:pPr>
-        <w:ind w:left="6480" w:hanging="360"/>
-      </w:pPr>
-      <w:rPr>
-        <w:u w:val="none"/>
-      </w:rPr>
-    </w:lvl>
-  </w:abstractNum>
-  <w:abstractNum w:abstractNumId="3" w15:restartNumberingAfterBreak="0">
     <w:nsid w:val="06C27D2E"/>
     <w:multiLevelType w:val="multilevel"/>
     <w:tmpl w:val="3B882F0C"/>
@@ -5056,7 +4824,7 @@
       </w:rPr>
     </w:lvl>
   </w:abstractNum>
-  <w:abstractNum w:abstractNumId="4" w15:restartNumberingAfterBreak="0">
+  <w:abstractNum w:abstractNumId="3" w15:restartNumberingAfterBreak="0">
     <w:nsid w:val="1546655B"/>
     <w:multiLevelType w:val="multilevel"/>
     <w:tmpl w:val="6188104E"/>
@@ -5205,7 +4973,7 @@
       </w:rPr>
     </w:lvl>
   </w:abstractNum>
-  <w:abstractNum w:abstractNumId="5" w15:restartNumberingAfterBreak="0">
+  <w:abstractNum w:abstractNumId="4" w15:restartNumberingAfterBreak="0">
     <w:nsid w:val="18FC41BD"/>
     <w:multiLevelType w:val="multilevel"/>
     <w:tmpl w:val="454E28CC"/>
@@ -5354,7 +5122,7 @@
       </w:rPr>
     </w:lvl>
   </w:abstractNum>
-  <w:abstractNum w:abstractNumId="6" w15:restartNumberingAfterBreak="0">
+  <w:abstractNum w:abstractNumId="5" w15:restartNumberingAfterBreak="0">
     <w:nsid w:val="1DFE4C4D"/>
     <w:multiLevelType w:val="multilevel"/>
     <w:tmpl w:val="F39E95CC"/>
@@ -5467,7 +5235,7 @@
       </w:rPr>
     </w:lvl>
   </w:abstractNum>
-  <w:abstractNum w:abstractNumId="7" w15:restartNumberingAfterBreak="0">
+  <w:abstractNum w:abstractNumId="6" w15:restartNumberingAfterBreak="0">
     <w:nsid w:val="207E378F"/>
     <w:multiLevelType w:val="multilevel"/>
     <w:tmpl w:val="3E84CAFA"/>
@@ -5580,7 +5348,7 @@
       </w:rPr>
     </w:lvl>
   </w:abstractNum>
-  <w:abstractNum w:abstractNumId="8" w15:restartNumberingAfterBreak="0">
+  <w:abstractNum w:abstractNumId="7" w15:restartNumberingAfterBreak="0">
     <w:nsid w:val="21254DA0"/>
     <w:multiLevelType w:val="multilevel"/>
     <w:tmpl w:val="973689A6"/>
@@ -5729,7 +5497,7 @@
       </w:rPr>
     </w:lvl>
   </w:abstractNum>
-  <w:abstractNum w:abstractNumId="9" w15:restartNumberingAfterBreak="0">
+  <w:abstractNum w:abstractNumId="8" w15:restartNumberingAfterBreak="0">
     <w:nsid w:val="27A813EE"/>
     <w:multiLevelType w:val="multilevel"/>
     <w:tmpl w:val="691A956E"/>
@@ -5842,7 +5610,7 @@
       </w:rPr>
     </w:lvl>
   </w:abstractNum>
-  <w:abstractNum w:abstractNumId="10" w15:restartNumberingAfterBreak="0">
+  <w:abstractNum w:abstractNumId="9" w15:restartNumberingAfterBreak="0">
     <w:nsid w:val="35011BDE"/>
     <w:multiLevelType w:val="multilevel"/>
     <w:tmpl w:val="97E25F56"/>
@@ -5991,7 +5759,7 @@
       </w:rPr>
     </w:lvl>
   </w:abstractNum>
-  <w:abstractNum w:abstractNumId="11" w15:restartNumberingAfterBreak="0">
+  <w:abstractNum w:abstractNumId="10" w15:restartNumberingAfterBreak="0">
     <w:nsid w:val="3D5B0C60"/>
     <w:multiLevelType w:val="multilevel"/>
     <w:tmpl w:val="DD0E19E2"/>
@@ -6104,7 +5872,7 @@
       </w:rPr>
     </w:lvl>
   </w:abstractNum>
-  <w:abstractNum w:abstractNumId="12" w15:restartNumberingAfterBreak="0">
+  <w:abstractNum w:abstractNumId="11" w15:restartNumberingAfterBreak="0">
     <w:nsid w:val="46CF37D5"/>
     <w:multiLevelType w:val="multilevel"/>
     <w:tmpl w:val="534CDA44"/>
@@ -6253,7 +6021,7 @@
       </w:rPr>
     </w:lvl>
   </w:abstractNum>
-  <w:abstractNum w:abstractNumId="13" w15:restartNumberingAfterBreak="0">
+  <w:abstractNum w:abstractNumId="12" w15:restartNumberingAfterBreak="0">
     <w:nsid w:val="4EB67449"/>
     <w:multiLevelType w:val="multilevel"/>
     <w:tmpl w:val="D5221BAE"/>
@@ -6402,7 +6170,7 @@
       </w:rPr>
     </w:lvl>
   </w:abstractNum>
-  <w:abstractNum w:abstractNumId="14" w15:restartNumberingAfterBreak="0">
+  <w:abstractNum w:abstractNumId="13" w15:restartNumberingAfterBreak="0">
     <w:nsid w:val="4F0670D9"/>
     <w:multiLevelType w:val="multilevel"/>
     <w:tmpl w:val="0C44C6C6"/>
@@ -6519,7 +6287,7 @@
       </w:pPr>
     </w:lvl>
   </w:abstractNum>
-  <w:abstractNum w:abstractNumId="15" w15:restartNumberingAfterBreak="0">
+  <w:abstractNum w:abstractNumId="14" w15:restartNumberingAfterBreak="0">
     <w:nsid w:val="4F344F4E"/>
     <w:multiLevelType w:val="multilevel"/>
     <w:tmpl w:val="3E1C2538"/>
@@ -6668,7 +6436,7 @@
       </w:rPr>
     </w:lvl>
   </w:abstractNum>
-  <w:abstractNum w:abstractNumId="16" w15:restartNumberingAfterBreak="0">
+  <w:abstractNum w:abstractNumId="15" w15:restartNumberingAfterBreak="0">
     <w:nsid w:val="56B36C15"/>
     <w:multiLevelType w:val="multilevel"/>
     <w:tmpl w:val="7DFC980C"/>
@@ -6817,156 +6585,7 @@
       </w:rPr>
     </w:lvl>
   </w:abstractNum>
-  <w:abstractNum w:abstractNumId="17" w15:restartNumberingAfterBreak="0">
-    <w:nsid w:val="64433B68"/>
-    <w:multiLevelType w:val="multilevel"/>
-    <w:tmpl w:val="8BCED38A"/>
-    <w:lvl w:ilvl="0">
-      <w:start w:val="1"/>
-      <w:numFmt w:val="bullet"/>
-      <w:lvlText w:val=""/>
-      <w:lvlJc w:val="left"/>
-      <w:pPr>
-        <w:tabs>
-          <w:tab w:val="num" w:pos="720"/>
-        </w:tabs>
-        <w:ind w:left="720" w:hanging="360"/>
-      </w:pPr>
-      <w:rPr>
-        <w:rFonts w:ascii="Symbol" w:hAnsi="Symbol" w:hint="default"/>
-        <w:sz w:val="20"/>
-      </w:rPr>
-    </w:lvl>
-    <w:lvl w:ilvl="1" w:tentative="1">
-      <w:start w:val="1"/>
-      <w:numFmt w:val="bullet"/>
-      <w:lvlText w:val="o"/>
-      <w:lvlJc w:val="left"/>
-      <w:pPr>
-        <w:tabs>
-          <w:tab w:val="num" w:pos="1440"/>
-        </w:tabs>
-        <w:ind w:left="1440" w:hanging="360"/>
-      </w:pPr>
-      <w:rPr>
-        <w:rFonts w:ascii="Courier New" w:hAnsi="Courier New" w:hint="default"/>
-        <w:sz w:val="20"/>
-      </w:rPr>
-    </w:lvl>
-    <w:lvl w:ilvl="2" w:tentative="1">
-      <w:start w:val="1"/>
-      <w:numFmt w:val="bullet"/>
-      <w:lvlText w:val=""/>
-      <w:lvlJc w:val="left"/>
-      <w:pPr>
-        <w:tabs>
-          <w:tab w:val="num" w:pos="2160"/>
-        </w:tabs>
-        <w:ind w:left="2160" w:hanging="360"/>
-      </w:pPr>
-      <w:rPr>
-        <w:rFonts w:ascii="Wingdings" w:hAnsi="Wingdings" w:hint="default"/>
-        <w:sz w:val="20"/>
-      </w:rPr>
-    </w:lvl>
-    <w:lvl w:ilvl="3" w:tentative="1">
-      <w:start w:val="1"/>
-      <w:numFmt w:val="bullet"/>
-      <w:lvlText w:val=""/>
-      <w:lvlJc w:val="left"/>
-      <w:pPr>
-        <w:tabs>
-          <w:tab w:val="num" w:pos="2880"/>
-        </w:tabs>
-        <w:ind w:left="2880" w:hanging="360"/>
-      </w:pPr>
-      <w:rPr>
-        <w:rFonts w:ascii="Wingdings" w:hAnsi="Wingdings" w:hint="default"/>
-        <w:sz w:val="20"/>
-      </w:rPr>
-    </w:lvl>
-    <w:lvl w:ilvl="4" w:tentative="1">
-      <w:start w:val="1"/>
-      <w:numFmt w:val="bullet"/>
-      <w:lvlText w:val=""/>
-      <w:lvlJc w:val="left"/>
-      <w:pPr>
-        <w:tabs>
-          <w:tab w:val="num" w:pos="3600"/>
-        </w:tabs>
-        <w:ind w:left="3600" w:hanging="360"/>
-      </w:pPr>
-      <w:rPr>
-        <w:rFonts w:ascii="Wingdings" w:hAnsi="Wingdings" w:hint="default"/>
-        <w:sz w:val="20"/>
-      </w:rPr>
-    </w:lvl>
-    <w:lvl w:ilvl="5" w:tentative="1">
-      <w:start w:val="1"/>
-      <w:numFmt w:val="bullet"/>
-      <w:lvlText w:val=""/>
-      <w:lvlJc w:val="left"/>
-      <w:pPr>
-        <w:tabs>
-          <w:tab w:val="num" w:pos="4320"/>
-        </w:tabs>
-        <w:ind w:left="4320" w:hanging="360"/>
-      </w:pPr>
-      <w:rPr>
-        <w:rFonts w:ascii="Wingdings" w:hAnsi="Wingdings" w:hint="default"/>
-        <w:sz w:val="20"/>
-      </w:rPr>
-    </w:lvl>
-    <w:lvl w:ilvl="6" w:tentative="1">
-      <w:start w:val="1"/>
-      <w:numFmt w:val="bullet"/>
-      <w:lvlText w:val=""/>
-      <w:lvlJc w:val="left"/>
-      <w:pPr>
-        <w:tabs>
-          <w:tab w:val="num" w:pos="5040"/>
-        </w:tabs>
-        <w:ind w:left="5040" w:hanging="360"/>
-      </w:pPr>
-      <w:rPr>
-        <w:rFonts w:ascii="Wingdings" w:hAnsi="Wingdings" w:hint="default"/>
-        <w:sz w:val="20"/>
-      </w:rPr>
-    </w:lvl>
-    <w:lvl w:ilvl="7" w:tentative="1">
-      <w:start w:val="1"/>
-      <w:numFmt w:val="bullet"/>
-      <w:lvlText w:val=""/>
-      <w:lvlJc w:val="left"/>
-      <w:pPr>
-        <w:tabs>
-          <w:tab w:val="num" w:pos="5760"/>
-        </w:tabs>
-        <w:ind w:left="5760" w:hanging="360"/>
-      </w:pPr>
-      <w:rPr>
-        <w:rFonts w:ascii="Wingdings" w:hAnsi="Wingdings" w:hint="default"/>
-        <w:sz w:val="20"/>
-      </w:rPr>
-    </w:lvl>
-    <w:lvl w:ilvl="8" w:tentative="1">
-      <w:start w:val="1"/>
-      <w:numFmt w:val="bullet"/>
-      <w:lvlText w:val=""/>
-      <w:lvlJc w:val="left"/>
-      <w:pPr>
-        <w:tabs>
-          <w:tab w:val="num" w:pos="6480"/>
-        </w:tabs>
-        <w:ind w:left="6480" w:hanging="360"/>
-      </w:pPr>
-      <w:rPr>
-        <w:rFonts w:ascii="Wingdings" w:hAnsi="Wingdings" w:hint="default"/>
-        <w:sz w:val="20"/>
-      </w:rPr>
-    </w:lvl>
-  </w:abstractNum>
-  <w:abstractNum w:abstractNumId="18" w15:restartNumberingAfterBreak="0">
+  <w:abstractNum w:abstractNumId="16" w15:restartNumberingAfterBreak="0">
     <w:nsid w:val="701642D9"/>
     <w:multiLevelType w:val="multilevel"/>
     <w:tmpl w:val="5F78F37C"/>
@@ -7115,7 +6734,7 @@
       </w:rPr>
     </w:lvl>
   </w:abstractNum>
-  <w:abstractNum w:abstractNumId="19" w15:restartNumberingAfterBreak="0">
+  <w:abstractNum w:abstractNumId="17" w15:restartNumberingAfterBreak="0">
     <w:nsid w:val="713548B3"/>
     <w:multiLevelType w:val="multilevel"/>
     <w:tmpl w:val="602C0984"/>
@@ -7264,7 +6883,7 @@
       </w:rPr>
     </w:lvl>
   </w:abstractNum>
-  <w:abstractNum w:abstractNumId="20" w15:restartNumberingAfterBreak="0">
+  <w:abstractNum w:abstractNumId="18" w15:restartNumberingAfterBreak="0">
     <w:nsid w:val="72CC4888"/>
     <w:multiLevelType w:val="multilevel"/>
     <w:tmpl w:val="B7769B26"/>
@@ -7377,7 +6996,7 @@
       </w:rPr>
     </w:lvl>
   </w:abstractNum>
-  <w:abstractNum w:abstractNumId="21" w15:restartNumberingAfterBreak="0">
+  <w:abstractNum w:abstractNumId="19" w15:restartNumberingAfterBreak="0">
     <w:nsid w:val="7A38089A"/>
     <w:multiLevelType w:val="multilevel"/>
     <w:tmpl w:val="79EE41F6"/>
@@ -7526,7 +7145,7 @@
       </w:rPr>
     </w:lvl>
   </w:abstractNum>
-  <w:abstractNum w:abstractNumId="22" w15:restartNumberingAfterBreak="0">
+  <w:abstractNum w:abstractNumId="20" w15:restartNumberingAfterBreak="0">
     <w:nsid w:val="7D527724"/>
     <w:multiLevelType w:val="multilevel"/>
     <w:tmpl w:val="F70AF854"/>
@@ -7676,10 +7295,10 @@
     </w:lvl>
   </w:abstractNum>
   <w:num w:numId="1" w16cid:durableId="1064721379">
-    <w:abstractNumId w:val="9"/>
+    <w:abstractNumId w:val="8"/>
   </w:num>
   <w:num w:numId="2" w16cid:durableId="373964419">
-    <w:abstractNumId w:val="11"/>
+    <w:abstractNumId w:val="10"/>
   </w:num>
   <w:num w:numId="3" w16cid:durableId="818419768">
     <w:abstractNumId w:val="1"/>
@@ -7688,61 +7307,55 @@
     <w:abstractNumId w:val="0"/>
   </w:num>
   <w:num w:numId="5" w16cid:durableId="109127302">
+    <w:abstractNumId w:val="6"/>
+  </w:num>
+  <w:num w:numId="6" w16cid:durableId="2012679801">
+    <w:abstractNumId w:val="5"/>
+  </w:num>
+  <w:num w:numId="7" w16cid:durableId="33577594">
+    <w:abstractNumId w:val="18"/>
+  </w:num>
+  <w:num w:numId="8" w16cid:durableId="828981235">
+    <w:abstractNumId w:val="12"/>
+  </w:num>
+  <w:num w:numId="9" w16cid:durableId="2085953917">
+    <w:abstractNumId w:val="3"/>
+  </w:num>
+  <w:num w:numId="10" w16cid:durableId="141583836">
+    <w:abstractNumId w:val="11"/>
+  </w:num>
+  <w:num w:numId="11" w16cid:durableId="852767998">
+    <w:abstractNumId w:val="2"/>
+  </w:num>
+  <w:num w:numId="12" w16cid:durableId="371930514">
     <w:abstractNumId w:val="7"/>
   </w:num>
-  <w:num w:numId="6" w16cid:durableId="2012679801">
-    <w:abstractNumId w:val="6"/>
+  <w:num w:numId="13" w16cid:durableId="580599361">
+    <w:abstractNumId w:val="14"/>
   </w:num>
-  <w:num w:numId="7" w16cid:durableId="568880098">
-    <w:abstractNumId w:val="2"/>
+  <w:num w:numId="14" w16cid:durableId="1160148572">
+    <w:abstractNumId w:val="15"/>
   </w:num>
-  <w:num w:numId="8" w16cid:durableId="33577594">
+  <w:num w:numId="15" w16cid:durableId="784541037">
+    <w:abstractNumId w:val="16"/>
+  </w:num>
+  <w:num w:numId="16" w16cid:durableId="900334629">
     <w:abstractNumId w:val="20"/>
   </w:num>
-  <w:num w:numId="9" w16cid:durableId="828981235">
+  <w:num w:numId="17" w16cid:durableId="1739018255">
+    <w:abstractNumId w:val="9"/>
+  </w:num>
+  <w:num w:numId="18" w16cid:durableId="996030830">
+    <w:abstractNumId w:val="4"/>
+  </w:num>
+  <w:num w:numId="19" w16cid:durableId="967467009">
+    <w:abstractNumId w:val="17"/>
+  </w:num>
+  <w:num w:numId="20" w16cid:durableId="177355508">
     <w:abstractNumId w:val="13"/>
   </w:num>
-  <w:num w:numId="10" w16cid:durableId="2085953917">
-    <w:abstractNumId w:val="4"/>
-  </w:num>
-  <w:num w:numId="11" w16cid:durableId="141583836">
-    <w:abstractNumId w:val="12"/>
-  </w:num>
-  <w:num w:numId="12" w16cid:durableId="852767998">
-    <w:abstractNumId w:val="3"/>
-  </w:num>
-  <w:num w:numId="13" w16cid:durableId="371930514">
-    <w:abstractNumId w:val="8"/>
-  </w:num>
-  <w:num w:numId="14" w16cid:durableId="580599361">
-    <w:abstractNumId w:val="15"/>
-  </w:num>
-  <w:num w:numId="15" w16cid:durableId="1160148572">
-    <w:abstractNumId w:val="16"/>
-  </w:num>
-  <w:num w:numId="16" w16cid:durableId="784541037">
-    <w:abstractNumId w:val="18"/>
-  </w:num>
-  <w:num w:numId="17" w16cid:durableId="900334629">
-    <w:abstractNumId w:val="22"/>
-  </w:num>
-  <w:num w:numId="18" w16cid:durableId="1739018255">
-    <w:abstractNumId w:val="10"/>
-  </w:num>
-  <w:num w:numId="19" w16cid:durableId="2137527414">
-    <w:abstractNumId w:val="17"/>
-  </w:num>
-  <w:num w:numId="20" w16cid:durableId="996030830">
-    <w:abstractNumId w:val="5"/>
-  </w:num>
-  <w:num w:numId="21" w16cid:durableId="967467009">
+  <w:num w:numId="21" w16cid:durableId="2123725638">
     <w:abstractNumId w:val="19"/>
-  </w:num>
-  <w:num w:numId="22" w16cid:durableId="177355508">
-    <w:abstractNumId w:val="14"/>
-  </w:num>
-  <w:num w:numId="23" w16cid:durableId="2123725638">
-    <w:abstractNumId w:val="21"/>
   </w:num>
 </w:numbering>
 </file>
@@ -7752,15 +7365,17 @@
   <w:docDefaults>
     <w:rPrDefault>
       <w:rPr>
-        <w:rFonts w:ascii="Arial" w:eastAsia="Arial" w:hAnsi="Arial" w:cs="Arial"/>
-        <w:sz w:val="22"/>
-        <w:szCs w:val="22"/>
-        <w:lang w:val="en" w:eastAsia="en-US" w:bidi="ar-SA"/>
+        <w:rFonts w:asciiTheme="minorHAnsi" w:eastAsiaTheme="minorHAnsi" w:hAnsiTheme="minorHAnsi" w:cstheme="minorBidi"/>
+        <w:kern w:val="2"/>
+        <w:sz w:val="24"/>
+        <w:szCs w:val="24"/>
+        <w:lang w:val="en-US" w:eastAsia="en-US" w:bidi="ar-SA"/>
+        <w14:ligatures w14:val="standardContextual"/>
       </w:rPr>
     </w:rPrDefault>
     <w:pPrDefault>
       <w:pPr>
-        <w:spacing w:line="276" w:lineRule="auto"/>
+        <w:spacing w:after="160" w:line="278" w:lineRule="auto"/>
       </w:pPr>
     </w:pPrDefault>
   </w:docDefaults>
@@ -8145,21 +7760,36 @@
   <w:style w:type="paragraph" w:default="1" w:styleId="Normal">
     <w:name w:val="Normal"/>
     <w:qFormat/>
-    <w:rsid w:val="00C81E10"/>
+    <w:rsid w:val="00BD13D9"/>
+    <w:pPr>
+      <w:spacing w:after="0" w:line="276" w:lineRule="auto"/>
+    </w:pPr>
+    <w:rPr>
+      <w:rFonts w:ascii="Arial" w:eastAsia="Arial" w:hAnsi="Arial" w:cs="Arial"/>
+      <w:kern w:val="0"/>
+      <w:sz w:val="22"/>
+      <w:szCs w:val="22"/>
+      <w:lang w:val="en"/>
+      <w14:ligatures w14:val="none"/>
+    </w:rPr>
   </w:style>
   <w:style w:type="paragraph" w:styleId="Heading1">
     <w:name w:val="heading 1"/>
     <w:basedOn w:val="Normal"/>
     <w:next w:val="Normal"/>
+    <w:link w:val="Heading1Char"/>
     <w:uiPriority w:val="9"/>
     <w:qFormat/>
+    <w:rsid w:val="00E32C4A"/>
     <w:pPr>
       <w:keepNext/>
       <w:keepLines/>
-      <w:spacing w:before="400" w:after="120"/>
+      <w:spacing w:before="360" w:after="80"/>
       <w:outlineLvl w:val="0"/>
     </w:pPr>
     <w:rPr>
+      <w:rFonts w:asciiTheme="majorHAnsi" w:eastAsiaTheme="majorEastAsia" w:hAnsiTheme="majorHAnsi" w:cstheme="majorBidi"/>
+      <w:color w:val="2F5496" w:themeColor="accent1" w:themeShade="BF"/>
       <w:sz w:val="40"/>
       <w:szCs w:val="40"/>
     </w:rPr>
@@ -8168,16 +7798,20 @@
     <w:name w:val="heading 2"/>
     <w:basedOn w:val="Normal"/>
     <w:next w:val="Normal"/>
+    <w:link w:val="Heading2Char"/>
     <w:uiPriority w:val="9"/>
     <w:unhideWhenUsed/>
     <w:qFormat/>
+    <w:rsid w:val="00E32C4A"/>
     <w:pPr>
       <w:keepNext/>
       <w:keepLines/>
-      <w:spacing w:before="360" w:after="120"/>
+      <w:spacing w:before="160" w:after="80"/>
       <w:outlineLvl w:val="1"/>
     </w:pPr>
     <w:rPr>
+      <w:rFonts w:asciiTheme="majorHAnsi" w:eastAsiaTheme="majorEastAsia" w:hAnsiTheme="majorHAnsi" w:cstheme="majorBidi"/>
+      <w:color w:val="2F5496" w:themeColor="accent1" w:themeShade="BF"/>
       <w:sz w:val="32"/>
       <w:szCs w:val="32"/>
     </w:rPr>
@@ -8186,17 +7820,21 @@
     <w:name w:val="heading 3"/>
     <w:basedOn w:val="Normal"/>
     <w:next w:val="Normal"/>
+    <w:link w:val="Heading3Char"/>
     <w:uiPriority w:val="9"/>
+    <w:semiHidden/>
     <w:unhideWhenUsed/>
     <w:qFormat/>
+    <w:rsid w:val="00E32C4A"/>
     <w:pPr>
       <w:keepNext/>
       <w:keepLines/>
-      <w:spacing w:before="320" w:after="80"/>
+      <w:spacing w:before="160" w:after="80"/>
       <w:outlineLvl w:val="2"/>
     </w:pPr>
     <w:rPr>
-      <w:color w:val="434343"/>
+      <w:rFonts w:eastAsiaTheme="majorEastAsia" w:cstheme="majorBidi"/>
+      <w:color w:val="2F5496" w:themeColor="accent1" w:themeShade="BF"/>
       <w:sz w:val="28"/>
       <w:szCs w:val="28"/>
     </w:rPr>
@@ -8205,62 +7843,136 @@
     <w:name w:val="heading 4"/>
     <w:basedOn w:val="Normal"/>
     <w:next w:val="Normal"/>
+    <w:link w:val="Heading4Char"/>
     <w:uiPriority w:val="9"/>
     <w:semiHidden/>
     <w:unhideWhenUsed/>
     <w:qFormat/>
+    <w:rsid w:val="00E32C4A"/>
     <w:pPr>
       <w:keepNext/>
       <w:keepLines/>
-      <w:spacing w:before="280" w:after="80"/>
+      <w:spacing w:before="80" w:after="40"/>
       <w:outlineLvl w:val="3"/>
     </w:pPr>
     <w:rPr>
-      <w:color w:val="666666"/>
-      <w:sz w:val="24"/>
-      <w:szCs w:val="24"/>
+      <w:rFonts w:eastAsiaTheme="majorEastAsia" w:cstheme="majorBidi"/>
+      <w:i/>
+      <w:iCs/>
+      <w:color w:val="2F5496" w:themeColor="accent1" w:themeShade="BF"/>
     </w:rPr>
   </w:style>
   <w:style w:type="paragraph" w:styleId="Heading5">
     <w:name w:val="heading 5"/>
     <w:basedOn w:val="Normal"/>
     <w:next w:val="Normal"/>
+    <w:link w:val="Heading5Char"/>
     <w:uiPriority w:val="9"/>
     <w:semiHidden/>
     <w:unhideWhenUsed/>
     <w:qFormat/>
+    <w:rsid w:val="00E32C4A"/>
     <w:pPr>
       <w:keepNext/>
       <w:keepLines/>
-      <w:spacing w:before="240" w:after="80"/>
+      <w:spacing w:before="80" w:after="40"/>
       <w:outlineLvl w:val="4"/>
     </w:pPr>
     <w:rPr>
-      <w:color w:val="666666"/>
+      <w:rFonts w:eastAsiaTheme="majorEastAsia" w:cstheme="majorBidi"/>
+      <w:color w:val="2F5496" w:themeColor="accent1" w:themeShade="BF"/>
     </w:rPr>
   </w:style>
   <w:style w:type="paragraph" w:styleId="Heading6">
     <w:name w:val="heading 6"/>
     <w:basedOn w:val="Normal"/>
     <w:next w:val="Normal"/>
+    <w:link w:val="Heading6Char"/>
     <w:uiPriority w:val="9"/>
     <w:semiHidden/>
     <w:unhideWhenUsed/>
     <w:qFormat/>
+    <w:rsid w:val="00E32C4A"/>
     <w:pPr>
       <w:keepNext/>
       <w:keepLines/>
-      <w:spacing w:before="240" w:after="80"/>
+      <w:spacing w:before="40"/>
       <w:outlineLvl w:val="5"/>
     </w:pPr>
     <w:rPr>
+      <w:rFonts w:eastAsiaTheme="majorEastAsia" w:cstheme="majorBidi"/>
       <w:i/>
-      <w:color w:val="666666"/>
+      <w:iCs/>
+      <w:color w:val="595959" w:themeColor="text1" w:themeTint="A6"/>
+    </w:rPr>
+  </w:style>
+  <w:style w:type="paragraph" w:styleId="Heading7">
+    <w:name w:val="heading 7"/>
+    <w:basedOn w:val="Normal"/>
+    <w:next w:val="Normal"/>
+    <w:link w:val="Heading7Char"/>
+    <w:uiPriority w:val="9"/>
+    <w:semiHidden/>
+    <w:unhideWhenUsed/>
+    <w:qFormat/>
+    <w:rsid w:val="00E32C4A"/>
+    <w:pPr>
+      <w:keepNext/>
+      <w:keepLines/>
+      <w:spacing w:before="40"/>
+      <w:outlineLvl w:val="6"/>
+    </w:pPr>
+    <w:rPr>
+      <w:rFonts w:eastAsiaTheme="majorEastAsia" w:cstheme="majorBidi"/>
+      <w:color w:val="595959" w:themeColor="text1" w:themeTint="A6"/>
+    </w:rPr>
+  </w:style>
+  <w:style w:type="paragraph" w:styleId="Heading8">
+    <w:name w:val="heading 8"/>
+    <w:basedOn w:val="Normal"/>
+    <w:next w:val="Normal"/>
+    <w:link w:val="Heading8Char"/>
+    <w:uiPriority w:val="9"/>
+    <w:semiHidden/>
+    <w:unhideWhenUsed/>
+    <w:qFormat/>
+    <w:rsid w:val="00E32C4A"/>
+    <w:pPr>
+      <w:keepNext/>
+      <w:keepLines/>
+      <w:outlineLvl w:val="7"/>
+    </w:pPr>
+    <w:rPr>
+      <w:rFonts w:eastAsiaTheme="majorEastAsia" w:cstheme="majorBidi"/>
+      <w:i/>
+      <w:iCs/>
+      <w:color w:val="272727" w:themeColor="text1" w:themeTint="D8"/>
+    </w:rPr>
+  </w:style>
+  <w:style w:type="paragraph" w:styleId="Heading9">
+    <w:name w:val="heading 9"/>
+    <w:basedOn w:val="Normal"/>
+    <w:next w:val="Normal"/>
+    <w:link w:val="Heading9Char"/>
+    <w:uiPriority w:val="9"/>
+    <w:semiHidden/>
+    <w:unhideWhenUsed/>
+    <w:qFormat/>
+    <w:rsid w:val="00E32C4A"/>
+    <w:pPr>
+      <w:keepNext/>
+      <w:keepLines/>
+      <w:outlineLvl w:val="8"/>
+    </w:pPr>
+    <w:rPr>
+      <w:rFonts w:eastAsiaTheme="majorEastAsia" w:cstheme="majorBidi"/>
+      <w:color w:val="272727" w:themeColor="text1" w:themeTint="D8"/>
     </w:rPr>
   </w:style>
   <w:style w:type="character" w:default="1" w:styleId="DefaultParagraphFont">
     <w:name w:val="Default Paragraph Font"/>
     <w:uiPriority w:val="1"/>
+    <w:semiHidden/>
     <w:unhideWhenUsed/>
   </w:style>
   <w:style w:type="table" w:default="1" w:styleId="TableNormal">
@@ -8284,48 +7996,293 @@
     <w:semiHidden/>
     <w:unhideWhenUsed/>
   </w:style>
-  <w:style w:type="table" w:customStyle="1" w:styleId="TableNormal0">
-    <w:name w:val="TableNormal"/>
-    <w:tblPr>
-      <w:tblCellMar>
-        <w:top w:w="0" w:type="dxa"/>
-        <w:left w:w="0" w:type="dxa"/>
-        <w:bottom w:w="0" w:type="dxa"/>
-        <w:right w:w="0" w:type="dxa"/>
-      </w:tblCellMar>
-    </w:tblPr>
+  <w:style w:type="character" w:customStyle="1" w:styleId="Heading1Char">
+    <w:name w:val="Heading 1 Char"/>
+    <w:basedOn w:val="DefaultParagraphFont"/>
+    <w:link w:val="Heading1"/>
+    <w:uiPriority w:val="9"/>
+    <w:rsid w:val="00E32C4A"/>
+    <w:rPr>
+      <w:rFonts w:asciiTheme="majorHAnsi" w:eastAsiaTheme="majorEastAsia" w:hAnsiTheme="majorHAnsi" w:cstheme="majorBidi"/>
+      <w:color w:val="2F5496" w:themeColor="accent1" w:themeShade="BF"/>
+      <w:sz w:val="40"/>
+      <w:szCs w:val="40"/>
+    </w:rPr>
+  </w:style>
+  <w:style w:type="character" w:customStyle="1" w:styleId="Heading2Char">
+    <w:name w:val="Heading 2 Char"/>
+    <w:basedOn w:val="DefaultParagraphFont"/>
+    <w:link w:val="Heading2"/>
+    <w:uiPriority w:val="9"/>
+    <w:rsid w:val="00E32C4A"/>
+    <w:rPr>
+      <w:rFonts w:asciiTheme="majorHAnsi" w:eastAsiaTheme="majorEastAsia" w:hAnsiTheme="majorHAnsi" w:cstheme="majorBidi"/>
+      <w:color w:val="2F5496" w:themeColor="accent1" w:themeShade="BF"/>
+      <w:sz w:val="32"/>
+      <w:szCs w:val="32"/>
+    </w:rPr>
+  </w:style>
+  <w:style w:type="character" w:customStyle="1" w:styleId="Heading3Char">
+    <w:name w:val="Heading 3 Char"/>
+    <w:basedOn w:val="DefaultParagraphFont"/>
+    <w:link w:val="Heading3"/>
+    <w:uiPriority w:val="9"/>
+    <w:semiHidden/>
+    <w:rsid w:val="00E32C4A"/>
+    <w:rPr>
+      <w:rFonts w:eastAsiaTheme="majorEastAsia" w:cstheme="majorBidi"/>
+      <w:color w:val="2F5496" w:themeColor="accent1" w:themeShade="BF"/>
+      <w:sz w:val="28"/>
+      <w:szCs w:val="28"/>
+    </w:rPr>
+  </w:style>
+  <w:style w:type="character" w:customStyle="1" w:styleId="Heading4Char">
+    <w:name w:val="Heading 4 Char"/>
+    <w:basedOn w:val="DefaultParagraphFont"/>
+    <w:link w:val="Heading4"/>
+    <w:uiPriority w:val="9"/>
+    <w:semiHidden/>
+    <w:rsid w:val="00E32C4A"/>
+    <w:rPr>
+      <w:rFonts w:eastAsiaTheme="majorEastAsia" w:cstheme="majorBidi"/>
+      <w:i/>
+      <w:iCs/>
+      <w:color w:val="2F5496" w:themeColor="accent1" w:themeShade="BF"/>
+    </w:rPr>
+  </w:style>
+  <w:style w:type="character" w:customStyle="1" w:styleId="Heading5Char">
+    <w:name w:val="Heading 5 Char"/>
+    <w:basedOn w:val="DefaultParagraphFont"/>
+    <w:link w:val="Heading5"/>
+    <w:uiPriority w:val="9"/>
+    <w:semiHidden/>
+    <w:rsid w:val="00E32C4A"/>
+    <w:rPr>
+      <w:rFonts w:eastAsiaTheme="majorEastAsia" w:cstheme="majorBidi"/>
+      <w:color w:val="2F5496" w:themeColor="accent1" w:themeShade="BF"/>
+    </w:rPr>
+  </w:style>
+  <w:style w:type="character" w:customStyle="1" w:styleId="Heading6Char">
+    <w:name w:val="Heading 6 Char"/>
+    <w:basedOn w:val="DefaultParagraphFont"/>
+    <w:link w:val="Heading6"/>
+    <w:uiPriority w:val="9"/>
+    <w:semiHidden/>
+    <w:rsid w:val="00E32C4A"/>
+    <w:rPr>
+      <w:rFonts w:eastAsiaTheme="majorEastAsia" w:cstheme="majorBidi"/>
+      <w:i/>
+      <w:iCs/>
+      <w:color w:val="595959" w:themeColor="text1" w:themeTint="A6"/>
+    </w:rPr>
+  </w:style>
+  <w:style w:type="character" w:customStyle="1" w:styleId="Heading7Char">
+    <w:name w:val="Heading 7 Char"/>
+    <w:basedOn w:val="DefaultParagraphFont"/>
+    <w:link w:val="Heading7"/>
+    <w:uiPriority w:val="9"/>
+    <w:semiHidden/>
+    <w:rsid w:val="00E32C4A"/>
+    <w:rPr>
+      <w:rFonts w:eastAsiaTheme="majorEastAsia" w:cstheme="majorBidi"/>
+      <w:color w:val="595959" w:themeColor="text1" w:themeTint="A6"/>
+    </w:rPr>
+  </w:style>
+  <w:style w:type="character" w:customStyle="1" w:styleId="Heading8Char">
+    <w:name w:val="Heading 8 Char"/>
+    <w:basedOn w:val="DefaultParagraphFont"/>
+    <w:link w:val="Heading8"/>
+    <w:uiPriority w:val="9"/>
+    <w:semiHidden/>
+    <w:rsid w:val="00E32C4A"/>
+    <w:rPr>
+      <w:rFonts w:eastAsiaTheme="majorEastAsia" w:cstheme="majorBidi"/>
+      <w:i/>
+      <w:iCs/>
+      <w:color w:val="272727" w:themeColor="text1" w:themeTint="D8"/>
+    </w:rPr>
+  </w:style>
+  <w:style w:type="character" w:customStyle="1" w:styleId="Heading9Char">
+    <w:name w:val="Heading 9 Char"/>
+    <w:basedOn w:val="DefaultParagraphFont"/>
+    <w:link w:val="Heading9"/>
+    <w:uiPriority w:val="9"/>
+    <w:semiHidden/>
+    <w:rsid w:val="00E32C4A"/>
+    <w:rPr>
+      <w:rFonts w:eastAsiaTheme="majorEastAsia" w:cstheme="majorBidi"/>
+      <w:color w:val="272727" w:themeColor="text1" w:themeTint="D8"/>
+    </w:rPr>
   </w:style>
   <w:style w:type="paragraph" w:styleId="Title">
     <w:name w:val="Title"/>
     <w:basedOn w:val="Normal"/>
     <w:next w:val="Normal"/>
+    <w:link w:val="TitleChar"/>
     <w:uiPriority w:val="10"/>
     <w:qFormat/>
+    <w:rsid w:val="00E32C4A"/>
     <w:pPr>
-      <w:keepNext/>
-      <w:keepLines/>
-      <w:spacing w:after="60"/>
+      <w:spacing w:after="80" w:line="240" w:lineRule="auto"/>
+      <w:contextualSpacing/>
     </w:pPr>
     <w:rPr>
-      <w:sz w:val="52"/>
-      <w:szCs w:val="52"/>
+      <w:rFonts w:asciiTheme="majorHAnsi" w:eastAsiaTheme="majorEastAsia" w:hAnsiTheme="majorHAnsi" w:cstheme="majorBidi"/>
+      <w:spacing w:val="-10"/>
+      <w:kern w:val="28"/>
+      <w:sz w:val="56"/>
+      <w:szCs w:val="56"/>
+    </w:rPr>
+  </w:style>
+  <w:style w:type="character" w:customStyle="1" w:styleId="TitleChar">
+    <w:name w:val="Title Char"/>
+    <w:basedOn w:val="DefaultParagraphFont"/>
+    <w:link w:val="Title"/>
+    <w:uiPriority w:val="10"/>
+    <w:rsid w:val="00E32C4A"/>
+    <w:rPr>
+      <w:rFonts w:asciiTheme="majorHAnsi" w:eastAsiaTheme="majorEastAsia" w:hAnsiTheme="majorHAnsi" w:cstheme="majorBidi"/>
+      <w:spacing w:val="-10"/>
+      <w:kern w:val="28"/>
+      <w:sz w:val="56"/>
+      <w:szCs w:val="56"/>
     </w:rPr>
   </w:style>
   <w:style w:type="paragraph" w:styleId="Subtitle">
     <w:name w:val="Subtitle"/>
     <w:basedOn w:val="Normal"/>
     <w:next w:val="Normal"/>
+    <w:link w:val="SubtitleChar"/>
     <w:uiPriority w:val="11"/>
     <w:qFormat/>
+    <w:rsid w:val="00E32C4A"/>
     <w:pPr>
-      <w:keepNext/>
-      <w:keepLines/>
-      <w:spacing w:after="320"/>
+      <w:numPr>
+        <w:ilvl w:val="1"/>
+      </w:numPr>
     </w:pPr>
     <w:rPr>
-      <w:color w:val="666666"/>
-      <w:sz w:val="30"/>
-      <w:szCs w:val="30"/>
+      <w:rFonts w:eastAsiaTheme="majorEastAsia" w:cstheme="majorBidi"/>
+      <w:color w:val="595959" w:themeColor="text1" w:themeTint="A6"/>
+      <w:spacing w:val="15"/>
+      <w:sz w:val="28"/>
+      <w:szCs w:val="28"/>
+    </w:rPr>
+  </w:style>
+  <w:style w:type="character" w:customStyle="1" w:styleId="SubtitleChar">
+    <w:name w:val="Subtitle Char"/>
+    <w:basedOn w:val="DefaultParagraphFont"/>
+    <w:link w:val="Subtitle"/>
+    <w:uiPriority w:val="11"/>
+    <w:rsid w:val="00E32C4A"/>
+    <w:rPr>
+      <w:rFonts w:eastAsiaTheme="majorEastAsia" w:cstheme="majorBidi"/>
+      <w:color w:val="595959" w:themeColor="text1" w:themeTint="A6"/>
+      <w:spacing w:val="15"/>
+      <w:sz w:val="28"/>
+      <w:szCs w:val="28"/>
+    </w:rPr>
+  </w:style>
+  <w:style w:type="paragraph" w:styleId="Quote">
+    <w:name w:val="Quote"/>
+    <w:basedOn w:val="Normal"/>
+    <w:next w:val="Normal"/>
+    <w:link w:val="QuoteChar"/>
+    <w:uiPriority w:val="29"/>
+    <w:qFormat/>
+    <w:rsid w:val="00E32C4A"/>
+    <w:pPr>
+      <w:spacing w:before="160"/>
+      <w:jc w:val="center"/>
+    </w:pPr>
+    <w:rPr>
+      <w:i/>
+      <w:iCs/>
+      <w:color w:val="404040" w:themeColor="text1" w:themeTint="BF"/>
+    </w:rPr>
+  </w:style>
+  <w:style w:type="character" w:customStyle="1" w:styleId="QuoteChar">
+    <w:name w:val="Quote Char"/>
+    <w:basedOn w:val="DefaultParagraphFont"/>
+    <w:link w:val="Quote"/>
+    <w:uiPriority w:val="29"/>
+    <w:rsid w:val="00E32C4A"/>
+    <w:rPr>
+      <w:i/>
+      <w:iCs/>
+      <w:color w:val="404040" w:themeColor="text1" w:themeTint="BF"/>
+    </w:rPr>
+  </w:style>
+  <w:style w:type="paragraph" w:styleId="ListParagraph">
+    <w:name w:val="List Paragraph"/>
+    <w:basedOn w:val="Normal"/>
+    <w:uiPriority w:val="34"/>
+    <w:qFormat/>
+    <w:rsid w:val="00E32C4A"/>
+    <w:pPr>
+      <w:ind w:left="720"/>
+      <w:contextualSpacing/>
+    </w:pPr>
+  </w:style>
+  <w:style w:type="character" w:styleId="IntenseEmphasis">
+    <w:name w:val="Intense Emphasis"/>
+    <w:basedOn w:val="DefaultParagraphFont"/>
+    <w:uiPriority w:val="21"/>
+    <w:qFormat/>
+    <w:rsid w:val="00E32C4A"/>
+    <w:rPr>
+      <w:i/>
+      <w:iCs/>
+      <w:color w:val="2F5496" w:themeColor="accent1" w:themeShade="BF"/>
+    </w:rPr>
+  </w:style>
+  <w:style w:type="paragraph" w:styleId="IntenseQuote">
+    <w:name w:val="Intense Quote"/>
+    <w:basedOn w:val="Normal"/>
+    <w:next w:val="Normal"/>
+    <w:link w:val="IntenseQuoteChar"/>
+    <w:uiPriority w:val="30"/>
+    <w:qFormat/>
+    <w:rsid w:val="00E32C4A"/>
+    <w:pPr>
+      <w:pBdr>
+        <w:top w:val="single" w:sz="4" w:space="10" w:color="2F5496" w:themeColor="accent1" w:themeShade="BF"/>
+        <w:bottom w:val="single" w:sz="4" w:space="10" w:color="2F5496" w:themeColor="accent1" w:themeShade="BF"/>
+      </w:pBdr>
+      <w:spacing w:before="360" w:after="360"/>
+      <w:ind w:left="864" w:right="864"/>
+      <w:jc w:val="center"/>
+    </w:pPr>
+    <w:rPr>
+      <w:i/>
+      <w:iCs/>
+      <w:color w:val="2F5496" w:themeColor="accent1" w:themeShade="BF"/>
+    </w:rPr>
+  </w:style>
+  <w:style w:type="character" w:customStyle="1" w:styleId="IntenseQuoteChar">
+    <w:name w:val="Intense Quote Char"/>
+    <w:basedOn w:val="DefaultParagraphFont"/>
+    <w:link w:val="IntenseQuote"/>
+    <w:uiPriority w:val="30"/>
+    <w:rsid w:val="00E32C4A"/>
+    <w:rPr>
+      <w:i/>
+      <w:iCs/>
+      <w:color w:val="2F5496" w:themeColor="accent1" w:themeShade="BF"/>
+    </w:rPr>
+  </w:style>
+  <w:style w:type="character" w:styleId="IntenseReference">
+    <w:name w:val="Intense Reference"/>
+    <w:basedOn w:val="DefaultParagraphFont"/>
+    <w:uiPriority w:val="32"/>
+    <w:qFormat/>
+    <w:rsid w:val="00E32C4A"/>
+    <w:rPr>
+      <w:b/>
+      <w:bCs/>
+      <w:smallCaps/>
+      <w:color w:val="2F5496" w:themeColor="accent1" w:themeShade="BF"/>
+      <w:spacing w:val="5"/>
     </w:rPr>
   </w:style>
 </w:styles>
@@ -8342,44 +8299,44 @@
         <a:sysClr val="window" lastClr="FFFFFF"/>
       </a:lt1>
       <a:dk2>
-        <a:srgbClr val="1F497D"/>
+        <a:srgbClr val="44546A"/>
       </a:dk2>
       <a:lt2>
-        <a:srgbClr val="EEECE1"/>
+        <a:srgbClr val="E7E6E6"/>
       </a:lt2>
       <a:accent1>
-        <a:srgbClr val="4F81BD"/>
+        <a:srgbClr val="4472C4"/>
       </a:accent1>
       <a:accent2>
-        <a:srgbClr val="C0504D"/>
+        <a:srgbClr val="ED7D31"/>
       </a:accent2>
       <a:accent3>
-        <a:srgbClr val="9BBB59"/>
+        <a:srgbClr val="A5A5A5"/>
       </a:accent3>
       <a:accent4>
-        <a:srgbClr val="8064A2"/>
+        <a:srgbClr val="FFC000"/>
       </a:accent4>
       <a:accent5>
-        <a:srgbClr val="4BACC6"/>
+        <a:srgbClr val="5B9BD5"/>
       </a:accent5>
       <a:accent6>
-        <a:srgbClr val="F79646"/>
+        <a:srgbClr val="70AD47"/>
       </a:accent6>
       <a:hlink>
-        <a:srgbClr val="0000FF"/>
+        <a:srgbClr val="0563C1"/>
       </a:hlink>
       <a:folHlink>
-        <a:srgbClr val="800080"/>
+        <a:srgbClr val="954F72"/>
       </a:folHlink>
     </a:clrScheme>
     <a:fontScheme name="Office">
       <a:majorFont>
-        <a:latin typeface="Calibri"/>
+        <a:latin typeface="Calibri Light" panose="020F0302020204030204"/>
         <a:ea typeface=""/>
         <a:cs typeface=""/>
-        <a:font script="Jpan" typeface="ＭＳ ゴシック"/>
+        <a:font script="Jpan" typeface="游ゴシック Light"/>
         <a:font script="Hang" typeface="맑은 고딕"/>
-        <a:font script="Hans" typeface="宋体"/>
+        <a:font script="Hans" typeface="等线 Light"/>
         <a:font script="Hant" typeface="新細明體"/>
         <a:font script="Arab" typeface="Times New Roman"/>
         <a:font script="Hebr" typeface="Times New Roman"/>
@@ -8407,14 +8364,31 @@
         <a:font script="Viet" typeface="Times New Roman"/>
         <a:font script="Uigh" typeface="Microsoft Uighur"/>
         <a:font script="Geor" typeface="Sylfaen"/>
+        <a:font script="Armn" typeface="Arial"/>
+        <a:font script="Bugi" typeface="Leelawadee UI"/>
+        <a:font script="Bopo" typeface="Microsoft JhengHei"/>
+        <a:font script="Java" typeface="Javanese Text"/>
+        <a:font script="Lisu" typeface="Segoe UI"/>
+        <a:font script="Mymr" typeface="Myanmar Text"/>
+        <a:font script="Nkoo" typeface="Ebrima"/>
+        <a:font script="Olck" typeface="Nirmala UI"/>
+        <a:font script="Osma" typeface="Ebrima"/>
+        <a:font script="Phag" typeface="Phagspa"/>
+        <a:font script="Syrn" typeface="Estrangelo Edessa"/>
+        <a:font script="Syrj" typeface="Estrangelo Edessa"/>
+        <a:font script="Syre" typeface="Estrangelo Edessa"/>
+        <a:font script="Sora" typeface="Nirmala UI"/>
+        <a:font script="Tale" typeface="Microsoft Tai Le"/>
+        <a:font script="Talu" typeface="Microsoft New Tai Lue"/>
+        <a:font script="Tfng" typeface="Ebrima"/>
       </a:majorFont>
       <a:minorFont>
-        <a:latin typeface="Cambria"/>
+        <a:latin typeface="Calibri" panose="020F0502020204030204"/>
         <a:ea typeface=""/>
         <a:cs typeface=""/>
-        <a:font script="Jpan" typeface="ＭＳ 明朝"/>
+        <a:font script="Jpan" typeface="游ゴシック"/>
         <a:font script="Hang" typeface="맑은 고딕"/>
-        <a:font script="Hans" typeface="宋体"/>
+        <a:font script="Hans" typeface="等线"/>
         <a:font script="Hant" typeface="新細明體"/>
         <a:font script="Arab" typeface="Arial"/>
         <a:font script="Hebr" typeface="Arial"/>
@@ -8442,6 +8416,23 @@
         <a:font script="Viet" typeface="Arial"/>
         <a:font script="Uigh" typeface="Microsoft Uighur"/>
         <a:font script="Geor" typeface="Sylfaen"/>
+        <a:font script="Armn" typeface="Arial"/>
+        <a:font script="Bugi" typeface="Leelawadee UI"/>
+        <a:font script="Bopo" typeface="Microsoft JhengHei"/>
+        <a:font script="Java" typeface="Javanese Text"/>
+        <a:font script="Lisu" typeface="Segoe UI"/>
+        <a:font script="Mymr" typeface="Myanmar Text"/>
+        <a:font script="Nkoo" typeface="Ebrima"/>
+        <a:font script="Olck" typeface="Nirmala UI"/>
+        <a:font script="Osma" typeface="Ebrima"/>
+        <a:font script="Phag" typeface="Phagspa"/>
+        <a:font script="Syrn" typeface="Estrangelo Edessa"/>
+        <a:font script="Syrj" typeface="Estrangelo Edessa"/>
+        <a:font script="Syre" typeface="Estrangelo Edessa"/>
+        <a:font script="Sora" typeface="Nirmala UI"/>
+        <a:font script="Tale" typeface="Microsoft Tai Le"/>
+        <a:font script="Talu" typeface="Microsoft New Tai Lue"/>
+        <a:font script="Tfng" typeface="Ebrima"/>
       </a:minorFont>
     </a:fontScheme>
     <a:fmtScheme name="Office">
@@ -8453,212 +8444,141 @@
           <a:gsLst>
             <a:gs pos="0">
               <a:schemeClr val="phClr">
-                <a:tint val="50000"/>
-                <a:satMod val="300000"/>
+                <a:lumMod val="110000"/>
+                <a:satMod val="105000"/>
+                <a:tint val="67000"/>
               </a:schemeClr>
             </a:gs>
-            <a:gs pos="35000">
+            <a:gs pos="50000">
               <a:schemeClr val="phClr">
-                <a:tint val="37000"/>
-                <a:satMod val="300000"/>
+                <a:lumMod val="105000"/>
+                <a:satMod val="103000"/>
+                <a:tint val="73000"/>
               </a:schemeClr>
             </a:gs>
             <a:gs pos="100000">
               <a:schemeClr val="phClr">
-                <a:tint val="15000"/>
-                <a:satMod val="350000"/>
+                <a:lumMod val="105000"/>
+                <a:satMod val="109000"/>
+                <a:tint val="81000"/>
               </a:schemeClr>
             </a:gs>
           </a:gsLst>
-          <a:lin ang="16200000" scaled="1"/>
+          <a:lin ang="5400000" scaled="0"/>
         </a:gradFill>
         <a:gradFill rotWithShape="1">
           <a:gsLst>
             <a:gs pos="0">
               <a:schemeClr val="phClr">
-                <a:tint val="100000"/>
+                <a:satMod val="103000"/>
+                <a:lumMod val="102000"/>
+                <a:tint val="94000"/>
+              </a:schemeClr>
+            </a:gs>
+            <a:gs pos="50000">
+              <a:schemeClr val="phClr">
+                <a:satMod val="110000"/>
+                <a:lumMod val="100000"/>
                 <a:shade val="100000"/>
-                <a:satMod val="130000"/>
               </a:schemeClr>
             </a:gs>
             <a:gs pos="100000">
               <a:schemeClr val="phClr">
-                <a:tint val="50000"/>
-                <a:shade val="100000"/>
-                <a:satMod val="350000"/>
+                <a:lumMod val="99000"/>
+                <a:satMod val="120000"/>
+                <a:shade val="78000"/>
               </a:schemeClr>
             </a:gs>
           </a:gsLst>
-          <a:lin ang="16200000" scaled="0"/>
+          <a:lin ang="5400000" scaled="0"/>
         </a:gradFill>
       </a:fillStyleLst>
       <a:lnStyleLst>
-        <a:ln w="9525" cap="flat" cmpd="sng" algn="ctr">
-          <a:solidFill>
-            <a:schemeClr val="phClr">
-              <a:shade val="95000"/>
-              <a:satMod val="105000"/>
-            </a:schemeClr>
-          </a:solidFill>
-          <a:prstDash val="solid"/>
-        </a:ln>
-        <a:ln w="25400" cap="flat" cmpd="sng" algn="ctr">
+        <a:ln w="6350" cap="flat" cmpd="sng" algn="ctr">
           <a:solidFill>
             <a:schemeClr val="phClr"/>
           </a:solidFill>
           <a:prstDash val="solid"/>
+          <a:miter lim="800000"/>
         </a:ln>
-        <a:ln w="38100" cap="flat" cmpd="sng" algn="ctr">
+        <a:ln w="12700" cap="flat" cmpd="sng" algn="ctr">
           <a:solidFill>
             <a:schemeClr val="phClr"/>
           </a:solidFill>
           <a:prstDash val="solid"/>
+          <a:miter lim="800000"/>
+        </a:ln>
+        <a:ln w="19050" cap="flat" cmpd="sng" algn="ctr">
+          <a:solidFill>
+            <a:schemeClr val="phClr"/>
+          </a:solidFill>
+          <a:prstDash val="solid"/>
+          <a:miter lim="800000"/>
         </a:ln>
       </a:lnStyleLst>
       <a:effectStyleLst>
         <a:effectStyle>
+          <a:effectLst/>
+        </a:effectStyle>
+        <a:effectStyle>
+          <a:effectLst/>
+        </a:effectStyle>
+        <a:effectStyle>
           <a:effectLst>
-            <a:outerShdw blurRad="40000" dist="20000" dir="5400000" rotWithShape="0">
+            <a:outerShdw blurRad="57150" dist="19050" dir="5400000" algn="ctr" rotWithShape="0">
               <a:srgbClr val="000000">
-                <a:alpha val="38000"/>
+                <a:alpha val="63000"/>
               </a:srgbClr>
             </a:outerShdw>
           </a:effectLst>
-        </a:effectStyle>
-        <a:effectStyle>
-          <a:effectLst>
-            <a:outerShdw blurRad="40000" dist="23000" dir="5400000" rotWithShape="0">
-              <a:srgbClr val="000000">
-                <a:alpha val="35000"/>
-              </a:srgbClr>
-            </a:outerShdw>
-          </a:effectLst>
-        </a:effectStyle>
-        <a:effectStyle>
-          <a:effectLst>
-            <a:outerShdw blurRad="40000" dist="23000" dir="5400000" rotWithShape="0">
-              <a:srgbClr val="000000">
-                <a:alpha val="35000"/>
-              </a:srgbClr>
-            </a:outerShdw>
-          </a:effectLst>
-          <a:scene3d>
-            <a:camera prst="orthographicFront">
-              <a:rot lat="0" lon="0" rev="0"/>
-            </a:camera>
-            <a:lightRig rig="threePt" dir="t">
-              <a:rot lat="0" lon="0" rev="1200000"/>
-            </a:lightRig>
-          </a:scene3d>
-          <a:sp3d>
-            <a:bevelT w="63500" h="25400"/>
-          </a:sp3d>
         </a:effectStyle>
       </a:effectStyleLst>
       <a:bgFillStyleLst>
         <a:solidFill>
           <a:schemeClr val="phClr"/>
         </a:solidFill>
+        <a:solidFill>
+          <a:schemeClr val="phClr">
+            <a:tint val="95000"/>
+            <a:satMod val="170000"/>
+          </a:schemeClr>
+        </a:solidFill>
         <a:gradFill rotWithShape="1">
           <a:gsLst>
             <a:gs pos="0">
               <a:schemeClr val="phClr">
-                <a:tint val="40000"/>
-                <a:satMod val="350000"/>
+                <a:tint val="93000"/>
+                <a:satMod val="150000"/>
+                <a:shade val="98000"/>
+                <a:lumMod val="102000"/>
               </a:schemeClr>
             </a:gs>
-            <a:gs pos="40000">
+            <a:gs pos="50000">
               <a:schemeClr val="phClr">
-                <a:tint val="45000"/>
-                <a:shade val="99000"/>
-                <a:satMod val="350000"/>
+                <a:tint val="98000"/>
+                <a:satMod val="130000"/>
+                <a:shade val="90000"/>
+                <a:lumMod val="103000"/>
               </a:schemeClr>
             </a:gs>
             <a:gs pos="100000">
               <a:schemeClr val="phClr">
-                <a:shade val="20000"/>
-                <a:satMod val="255000"/>
+                <a:shade val="63000"/>
+                <a:satMod val="120000"/>
               </a:schemeClr>
             </a:gs>
           </a:gsLst>
-          <a:path path="circle">
-            <a:fillToRect l="50000" t="-80000" r="50000" b="180000"/>
-          </a:path>
-        </a:gradFill>
-        <a:gradFill rotWithShape="1">
-          <a:gsLst>
-            <a:gs pos="0">
-              <a:schemeClr val="phClr">
-                <a:tint val="80000"/>
-                <a:satMod val="300000"/>
-              </a:schemeClr>
-            </a:gs>
-            <a:gs pos="100000">
-              <a:schemeClr val="phClr">
-                <a:shade val="30000"/>
-                <a:satMod val="200000"/>
-              </a:schemeClr>
-            </a:gs>
-          </a:gsLst>
-          <a:path path="circle">
-            <a:fillToRect l="50000" t="50000" r="50000" b="50000"/>
-          </a:path>
+          <a:lin ang="5400000" scaled="0"/>
         </a:gradFill>
       </a:bgFillStyleLst>
     </a:fmtScheme>
   </a:themeElements>
-  <a:objectDefaults>
-    <a:spDef>
-      <a:spPr/>
-      <a:bodyPr/>
-      <a:lstStyle/>
-      <a:style>
-        <a:lnRef idx="1">
-          <a:schemeClr val="accent1"/>
-        </a:lnRef>
-        <a:fillRef idx="3">
-          <a:schemeClr val="accent1"/>
-        </a:fillRef>
-        <a:effectRef idx="2">
-          <a:schemeClr val="accent1"/>
-        </a:effectRef>
-        <a:fontRef idx="minor">
-          <a:schemeClr val="lt1"/>
-        </a:fontRef>
-      </a:style>
-    </a:spDef>
-    <a:lnDef>
-      <a:spPr/>
-      <a:bodyPr/>
-      <a:lstStyle/>
-      <a:style>
-        <a:lnRef idx="2">
-          <a:schemeClr val="accent1"/>
-        </a:lnRef>
-        <a:fillRef idx="0">
-          <a:schemeClr val="accent1"/>
-        </a:fillRef>
-        <a:effectRef idx="1">
-          <a:schemeClr val="accent1"/>
-        </a:effectRef>
-        <a:fontRef idx="minor">
-          <a:schemeClr val="tx1"/>
-        </a:fontRef>
-      </a:style>
-    </a:lnDef>
-  </a:objectDefaults>
+  <a:objectDefaults/>
   <a:extraClrSchemeLst/>
+  <a:extLst>
+    <a:ext uri="{05A4C25C-085E-4340-85A3-A5531E510DB2}">
+      <thm15:themeFamily xmlns:thm15="http://schemas.microsoft.com/office/thememl/2012/main" name="Office Theme" id="{62F939B6-93AF-4DB8-9C6B-D6C7DFDC589F}" vid="{4A3C46E8-61CC-4603-A589-7422A47A8E4A}"/>
+    </a:ext>
+  </a:extLst>
 </a:theme>
-</file>
-
-<file path=customXml/item1.xml><?xml version="1.0" encoding="utf-8"?>
-<b:Sources xmlns:b="http://schemas.openxmlformats.org/officeDocument/2006/bibliography" xmlns="http://schemas.openxmlformats.org/officeDocument/2006/bibliography" SelectedStyle="\APASixthEditionOfficeOnline.xsl" StyleName="APA" Version="6"/>
-</file>
-
-<file path=customXml/itemProps1.xml><?xml version="1.0" encoding="utf-8"?>
-<ds:datastoreItem xmlns:ds="http://schemas.openxmlformats.org/officeDocument/2006/customXml" ds:itemID="{8C80BA9D-41C8-467A-A392-39C8B34C6CD2}">
-  <ds:schemaRefs>
-    <ds:schemaRef ds:uri="http://schemas.openxmlformats.org/officeDocument/2006/bibliography"/>
-  </ds:schemaRefs>
-</ds:datastoreItem>
 </file>